--- a/exe2/README.docx
+++ b/exe2/README.docx
@@ -19,6 +19,7 @@
           <w:szCs w:val="48"/>
         </w:rPr>
       </w:pPr>
+      <w:bookmarkStart w:id="0" w:name="_Toc216115236"/>
       <w:r>
         <w:rPr>
           <w:rFonts w:ascii="Helvetica" w:eastAsia="Times New Roman" w:hAnsi="Helvetica" w:cs="Helvetica"/>
@@ -30,7 +31,21 @@
           <w:szCs w:val="48"/>
           <w:rtl/>
         </w:rPr>
-        <w:t xml:space="preserve">דוח עבודה – קורס אחזור מידע / תרגיל 2 </w:t>
+        <w:t>דוח עבודה – קורס אחזור מידע / תרגיל 2</w:t>
+      </w:r>
+      <w:bookmarkEnd w:id="0"/>
+      <w:r>
+        <w:rPr>
+          <w:rFonts w:ascii="Helvetica" w:eastAsia="Times New Roman" w:hAnsi="Helvetica" w:cs="Helvetica"/>
+          <w:b/>
+          <w:bCs/>
+          <w:color w:val="000000"/>
+          <w:kern w:val="36"/>
+          <w:sz w:val="48"/>
+          <w:szCs w:val="48"/>
+          <w:rtl/>
+        </w:rPr>
+        <w:t xml:space="preserve"> </w:t>
       </w:r>
     </w:p>
     <w:p>
@@ -169,58 +184,632 @@
     </w:p>
     <w:p>
       <w:pPr>
-        <w:bidi/>
-        <w:spacing w:after="480" w:line="360" w:lineRule="auto"/>
-        <w:divId w:val="259458589"/>
-        <w:rPr>
-          <w:rFonts w:ascii="Helvetica" w:eastAsia="Times New Roman" w:hAnsi="Helvetica" w:cs="Helvetica"/>
-          <w:color w:val="333333"/>
-          <w:rtl/>
-        </w:rPr>
-      </w:pPr>
-      <w:r>
-        <w:rPr>
-          <w:rFonts w:ascii="Helvetica" w:eastAsia="Times New Roman" w:hAnsi="Helvetica" w:cs="Helvetica"/>
+        <w:pStyle w:val="1"/>
+        <w:numPr>
+          <w:ilvl w:val="0"/>
+          <w:numId w:val="0"/>
+        </w:numPr>
+        <w:ind w:left="720"/>
+        <w:divId w:val="259458589"/>
+        <w:rPr>
+          <w:color w:val="333333"/>
+        </w:rPr>
+      </w:pPr>
+      <w:r>
+        <w:rPr>
           <w:color w:val="333333"/>
         </w:rPr>
         <w:pict w14:anchorId="6116DD0F">
-          <v:rect id="_x0000_i1142" style="width:0;height:3pt" o:hralign="center" o:bullet="t" o:hrstd="t" o:hr="t" fillcolor="#a0a0a0" stroked="f"/>
+          <v:rect id="_x0000_i1338" style="width:379.3pt;height:3pt" o:hralign="center" o:bullet="t" o:hrstd="t" o:hr="t" fillcolor="#a0a0a0" stroked="f"/>
         </w:pict>
       </w:r>
-    </w:p>
-    <w:p>
-      <w:pPr>
-        <w:spacing w:line="360" w:lineRule="auto"/>
-        <w:rPr>
-          <w:rFonts w:ascii="Arial" w:hAnsi="Arial" w:cs="Arial"/>
+      <w:r>
+        <w:rPr>
+          <w:rtl/>
+        </w:rPr>
+        <w:fldChar w:fldCharType="begin"/>
+      </w:r>
+      <w:r>
+        <w:rPr>
+          <w:rtl/>
+        </w:rPr>
+        <w:instrText xml:space="preserve"> </w:instrText>
+      </w:r>
+      <w:r>
+        <w:instrText>TOC</w:instrText>
+      </w:r>
+      <w:r>
+        <w:rPr>
+          <w:rtl/>
+        </w:rPr>
+        <w:instrText xml:space="preserve"> \</w:instrText>
+      </w:r>
+      <w:r>
+        <w:instrText>o "1-3" \n \p " " \h \z \u</w:instrText>
+      </w:r>
+      <w:r>
+        <w:rPr>
+          <w:rtl/>
+        </w:rPr>
+        <w:instrText xml:space="preserve"> </w:instrText>
+      </w:r>
+      <w:r>
+        <w:rPr>
+          <w:rtl/>
+        </w:rPr>
+        <w:fldChar w:fldCharType="separate"/>
+      </w:r>
+    </w:p>
+    <w:p>
+      <w:pPr>
+        <w:pStyle w:val="1"/>
+        <w:numPr>
+          <w:ilvl w:val="0"/>
+          <w:numId w:val="0"/>
+        </w:numPr>
+        <w:rPr>
           <w:b/>
           <w:bCs/>
-          <w:color w:val="1F1F1F"/>
-          <w:sz w:val="40"/>
-          <w:szCs w:val="40"/>
-          <w:rtl/>
-        </w:rPr>
-      </w:pPr>
-      <w:r>
+        </w:rPr>
+      </w:pPr>
+      <w:hyperlink w:anchor="_Toc216115237" w:history="1">
+        <w:r>
+          <w:rPr>
+            <w:b/>
+            <w:bCs/>
+            <w:color w:val="000000"/>
+            <w:sz w:val="36"/>
+            <w:szCs w:val="36"/>
+            <w:u w:val="single"/>
+            <w:rtl/>
+          </w:rPr>
+          <w:t>תוכן עניינים</w:t>
+        </w:r>
+      </w:hyperlink>
+    </w:p>
+    <w:p>
+      <w:pPr>
+        <w:pStyle w:val="1"/>
+        <w:rPr>
+          <w:noProof/>
+          <w:kern w:val="2"/>
+          <w14:ligatures w14:val="standardContextual"/>
+        </w:rPr>
+      </w:pPr>
+      <w:hyperlink w:anchor="_Toc216115238" w:history="1">
+        <w:r>
+          <w:rPr>
+            <w:rStyle w:val="Hyperlink"/>
+            <w:rFonts w:asciiTheme="minorBidi" w:eastAsiaTheme="minorEastAsia" w:hAnsiTheme="minorBidi" w:cstheme="minorBidi"/>
+            <w:noProof/>
+            <w:rtl/>
+          </w:rPr>
+          <w:t>שלב 1 – הכנה</w:t>
+        </w:r>
+        <w:r>
+          <w:rPr>
+            <w:rStyle w:val="Hyperlink"/>
+            <w:rFonts w:asciiTheme="minorBidi" w:eastAsiaTheme="minorEastAsia" w:hAnsiTheme="minorBidi" w:cstheme="minorBidi"/>
+            <w:noProof/>
+            <w:rtl/>
+          </w:rPr>
+          <w:t xml:space="preserve"> </w:t>
+        </w:r>
+        <w:r>
+          <w:rPr>
+            <w:rStyle w:val="Hyperlink"/>
+            <w:rFonts w:asciiTheme="minorBidi" w:eastAsiaTheme="minorEastAsia" w:hAnsiTheme="minorBidi" w:cstheme="minorBidi"/>
+            <w:noProof/>
+            <w:rtl/>
+          </w:rPr>
+          <w:t>ו</w:t>
+        </w:r>
+        <w:r>
+          <w:rPr>
+            <w:rStyle w:val="Hyperlink"/>
+            <w:rFonts w:asciiTheme="minorBidi" w:eastAsiaTheme="minorEastAsia" w:hAnsiTheme="minorBidi" w:cstheme="minorBidi"/>
+            <w:noProof/>
+            <w:rtl/>
+          </w:rPr>
+          <w:t>עיבוד מקדים של הנתונים</w:t>
+        </w:r>
+      </w:hyperlink>
+    </w:p>
+    <w:p>
+      <w:pPr>
+        <w:pStyle w:val="1"/>
+        <w:numPr>
+          <w:ilvl w:val="1"/>
+          <w:numId w:val="34"/>
+        </w:numPr>
+        <w:rPr>
+          <w:noProof/>
+          <w:kern w:val="2"/>
+          <w14:ligatures w14:val="standardContextual"/>
+        </w:rPr>
+      </w:pPr>
+      <w:hyperlink w:anchor="_Toc216115239" w:history="1">
+        <w:r>
+          <w:rPr>
+            <w:rStyle w:val="Hyperlink"/>
+            <w:rFonts w:asciiTheme="minorBidi" w:eastAsiaTheme="minorEastAsia" w:hAnsiTheme="minorBidi" w:cstheme="minorBidi"/>
+            <w:noProof/>
+            <w:rtl/>
+          </w:rPr>
+          <w:t>של</w:t>
+        </w:r>
+        <w:r>
+          <w:rPr>
+            <w:rStyle w:val="Hyperlink"/>
+            <w:rFonts w:asciiTheme="minorBidi" w:eastAsiaTheme="minorEastAsia" w:hAnsiTheme="minorBidi" w:cstheme="minorBidi"/>
+            <w:noProof/>
+            <w:rtl/>
+          </w:rPr>
+          <w:t>ב</w:t>
+        </w:r>
+        <w:r>
+          <w:rPr>
+            <w:rStyle w:val="Hyperlink"/>
+            <w:rFonts w:asciiTheme="minorBidi" w:eastAsiaTheme="minorEastAsia" w:hAnsiTheme="minorBidi" w:cstheme="minorBidi"/>
+            <w:noProof/>
+            <w:rtl/>
+          </w:rPr>
+          <w:t xml:space="preserve"> 1.1 – טעינת הנתונים ותיוג</w:t>
+        </w:r>
+      </w:hyperlink>
+    </w:p>
+    <w:p>
+      <w:pPr>
+        <w:pStyle w:val="1"/>
+        <w:numPr>
+          <w:ilvl w:val="1"/>
+          <w:numId w:val="34"/>
+        </w:numPr>
+        <w:rPr>
+          <w:noProof/>
+          <w:kern w:val="2"/>
+          <w14:ligatures w14:val="standardContextual"/>
+        </w:rPr>
+      </w:pPr>
+      <w:hyperlink w:anchor="_Toc216115240" w:history="1">
+        <w:r>
+          <w:rPr>
+            <w:rStyle w:val="Hyperlink"/>
+            <w:rFonts w:asciiTheme="minorBidi" w:eastAsiaTheme="minorEastAsia" w:hAnsiTheme="minorBidi" w:cstheme="minorBidi"/>
+            <w:noProof/>
+            <w:rtl/>
+          </w:rPr>
+          <w:t>שלב 1.2 – ניקוי, הפרדת סימני פיסוק ו-</w:t>
+        </w:r>
+        <w:r>
+          <w:rPr>
+            <w:rStyle w:val="Hyperlink"/>
+            <w:rFonts w:asciiTheme="minorBidi" w:eastAsiaTheme="minorEastAsia" w:hAnsiTheme="minorBidi" w:cstheme="minorBidi"/>
+            <w:noProof/>
+          </w:rPr>
+          <w:t>Lemmatization</w:t>
+        </w:r>
+      </w:hyperlink>
+    </w:p>
+    <w:p>
+      <w:pPr>
+        <w:pStyle w:val="1"/>
+        <w:rPr>
+          <w:noProof/>
+          <w:kern w:val="2"/>
+          <w14:ligatures w14:val="standardContextual"/>
+        </w:rPr>
+      </w:pPr>
+      <w:hyperlink w:anchor="_Toc216115242" w:history="1">
+        <w:r>
+          <w:rPr>
+            <w:rStyle w:val="Hyperlink"/>
+            <w:rFonts w:asciiTheme="minorBidi" w:eastAsiaTheme="minorEastAsia" w:hAnsiTheme="minorBidi" w:cstheme="minorBidi"/>
+            <w:noProof/>
+            <w:rtl/>
+          </w:rPr>
+          <w:t xml:space="preserve">שלב </w:t>
+        </w:r>
+        <w:r>
+          <w:rPr>
+            <w:rStyle w:val="Hyperlink"/>
+            <w:rFonts w:asciiTheme="minorBidi" w:eastAsiaTheme="minorEastAsia" w:hAnsiTheme="minorBidi" w:cstheme="minorBidi"/>
+            <w:noProof/>
+            <w:rtl/>
+          </w:rPr>
+          <w:t>2</w:t>
+        </w:r>
+        <w:r>
+          <w:rPr>
+            <w:rStyle w:val="Hyperlink"/>
+            <w:rFonts w:asciiTheme="minorBidi" w:eastAsiaTheme="minorEastAsia" w:hAnsiTheme="minorBidi" w:cstheme="minorBidi"/>
+            <w:noProof/>
+            <w:rtl/>
+          </w:rPr>
+          <w:t xml:space="preserve"> – בניית וקטורים לייצוג </w:t>
+        </w:r>
+        <w:r>
+          <w:rPr>
+            <w:rStyle w:val="Hyperlink"/>
+            <w:rFonts w:asciiTheme="minorBidi" w:eastAsiaTheme="minorEastAsia" w:hAnsiTheme="minorBidi" w:cstheme="minorBidi"/>
+            <w:noProof/>
+          </w:rPr>
+          <w:t>TF-IDF</w:t>
+        </w:r>
+        <w:r>
+          <w:rPr>
+            <w:rStyle w:val="Hyperlink"/>
+            <w:rFonts w:asciiTheme="minorBidi" w:eastAsiaTheme="minorEastAsia" w:hAnsiTheme="minorBidi" w:cstheme="minorBidi"/>
+            <w:noProof/>
+            <w:rtl/>
+          </w:rPr>
+          <w:t xml:space="preserve"> עם </w:t>
+        </w:r>
+        <w:r>
+          <w:rPr>
+            <w:rStyle w:val="Hyperlink"/>
+            <w:rFonts w:asciiTheme="minorBidi" w:eastAsiaTheme="minorEastAsia" w:hAnsiTheme="minorBidi" w:cstheme="minorBidi"/>
+            <w:noProof/>
+          </w:rPr>
+          <w:t>BM25\Okapi</w:t>
+        </w:r>
+      </w:hyperlink>
+    </w:p>
+    <w:p>
+      <w:pPr>
+        <w:pStyle w:val="1"/>
+        <w:rPr>
+          <w:noProof/>
+          <w:kern w:val="2"/>
+          <w14:ligatures w14:val="standardContextual"/>
+        </w:rPr>
+      </w:pPr>
+      <w:hyperlink w:anchor="_Toc216115243" w:history="1">
+        <w:r>
+          <w:rPr>
+            <w:rStyle w:val="Hyperlink"/>
+            <w:rFonts w:asciiTheme="minorBidi" w:hAnsiTheme="minorBidi" w:cstheme="minorBidi"/>
+            <w:noProof/>
+            <w:rtl/>
+          </w:rPr>
+          <w:t xml:space="preserve">שלב 3 – </w:t>
+        </w:r>
+        <w:r>
+          <w:rPr>
+            <w:rStyle w:val="Hyperlink"/>
+            <w:rFonts w:asciiTheme="minorBidi" w:hAnsiTheme="minorBidi" w:cstheme="minorBidi"/>
+            <w:noProof/>
+          </w:rPr>
+          <w:t>Clustering - Unsupervised Learning</w:t>
+        </w:r>
+      </w:hyperlink>
+    </w:p>
+    <w:p>
+      <w:pPr>
+        <w:pStyle w:val="1"/>
+        <w:numPr>
+          <w:ilvl w:val="1"/>
+          <w:numId w:val="34"/>
+        </w:numPr>
+        <w:rPr>
+          <w:noProof/>
+          <w:kern w:val="2"/>
+          <w14:ligatures w14:val="standardContextual"/>
+        </w:rPr>
+      </w:pPr>
+      <w:hyperlink w:anchor="_Toc216115244" w:history="1">
+        <w:r>
+          <w:rPr>
+            <w:rStyle w:val="Hyperlink"/>
+            <w:rFonts w:asciiTheme="minorBidi" w:hAnsiTheme="minorBidi" w:cstheme="minorBidi"/>
+            <w:noProof/>
+            <w:rtl/>
+          </w:rPr>
+          <w:t xml:space="preserve">שלב 3.1 – </w:t>
+        </w:r>
+        <w:r>
+          <w:rPr>
+            <w:rStyle w:val="Hyperlink"/>
+            <w:rFonts w:asciiTheme="minorBidi" w:hAnsiTheme="minorBidi" w:cstheme="minorBidi"/>
+            <w:noProof/>
+          </w:rPr>
+          <w:t>K-Means</w:t>
+        </w:r>
+      </w:hyperlink>
+    </w:p>
+    <w:p>
+      <w:pPr>
+        <w:pStyle w:val="1"/>
+        <w:numPr>
+          <w:ilvl w:val="1"/>
+          <w:numId w:val="34"/>
+        </w:numPr>
+        <w:rPr>
+          <w:noProof/>
+          <w:kern w:val="2"/>
+          <w14:ligatures w14:val="standardContextual"/>
+        </w:rPr>
+      </w:pPr>
+      <w:hyperlink w:anchor="_Toc216115245" w:history="1">
+        <w:r>
+          <w:rPr>
+            <w:rStyle w:val="Hyperlink"/>
+            <w:rFonts w:asciiTheme="minorBidi" w:hAnsiTheme="minorBidi" w:cstheme="minorBidi"/>
+            <w:noProof/>
+            <w:rtl/>
+          </w:rPr>
+          <w:t xml:space="preserve">שלב 3.2 – </w:t>
+        </w:r>
+        <w:r>
+          <w:rPr>
+            <w:rStyle w:val="Hyperlink"/>
+            <w:rFonts w:asciiTheme="minorBidi" w:hAnsiTheme="minorBidi" w:cstheme="minorBidi"/>
+            <w:noProof/>
+          </w:rPr>
+          <w:t>DBSCAN</w:t>
+        </w:r>
+      </w:hyperlink>
+    </w:p>
+    <w:p>
+      <w:pPr>
+        <w:pStyle w:val="1"/>
+        <w:numPr>
+          <w:ilvl w:val="1"/>
+          <w:numId w:val="34"/>
+        </w:numPr>
+        <w:rPr>
+          <w:noProof/>
+          <w:kern w:val="2"/>
+          <w14:ligatures w14:val="standardContextual"/>
+        </w:rPr>
+      </w:pPr>
+      <w:hyperlink w:anchor="_Toc216115246" w:history="1">
+        <w:r>
+          <w:rPr>
+            <w:rStyle w:val="Hyperlink"/>
+            <w:rFonts w:asciiTheme="minorBidi" w:hAnsiTheme="minorBidi" w:cstheme="minorBidi"/>
+            <w:noProof/>
+            <w:rtl/>
+          </w:rPr>
+          <w:t xml:space="preserve">שלב 3.3 – </w:t>
+        </w:r>
+        <w:r>
+          <w:rPr>
+            <w:rStyle w:val="Hyperlink"/>
+            <w:rFonts w:asciiTheme="minorBidi" w:hAnsiTheme="minorBidi" w:cstheme="minorBidi"/>
+            <w:noProof/>
+          </w:rPr>
+          <w:t>HDBSCAN (Hierarchical DBSCAN)</w:t>
+        </w:r>
+      </w:hyperlink>
+    </w:p>
+    <w:p>
+      <w:pPr>
+        <w:pStyle w:val="1"/>
+        <w:numPr>
+          <w:ilvl w:val="1"/>
+          <w:numId w:val="34"/>
+        </w:numPr>
+        <w:rPr>
+          <w:noProof/>
+          <w:kern w:val="2"/>
+          <w14:ligatures w14:val="standardContextual"/>
+        </w:rPr>
+      </w:pPr>
+      <w:hyperlink w:anchor="_Toc216115247" w:history="1">
+        <w:r>
+          <w:rPr>
+            <w:rStyle w:val="Hyperlink"/>
+            <w:rFonts w:asciiTheme="minorBidi" w:hAnsiTheme="minorBidi" w:cstheme="minorBidi"/>
+            <w:noProof/>
+            <w:rtl/>
+          </w:rPr>
+          <w:t xml:space="preserve">שלב 3.4 – </w:t>
+        </w:r>
+        <w:r>
+          <w:rPr>
+            <w:rStyle w:val="Hyperlink"/>
+            <w:rFonts w:asciiTheme="minorBidi" w:hAnsiTheme="minorBidi" w:cstheme="minorBidi"/>
+            <w:noProof/>
+          </w:rPr>
+          <w:t>Gaussian Mixture Models (GMM)</w:t>
+        </w:r>
+      </w:hyperlink>
+    </w:p>
+    <w:p>
+      <w:pPr>
+        <w:pStyle w:val="1"/>
+        <w:rPr>
+          <w:noProof/>
+          <w:kern w:val="2"/>
+          <w14:ligatures w14:val="standardContextual"/>
+        </w:rPr>
+      </w:pPr>
+      <w:hyperlink w:anchor="_Toc216115248" w:history="1">
+        <w:r>
+          <w:rPr>
+            <w:rStyle w:val="Hyperlink"/>
+            <w:rFonts w:asciiTheme="minorBidi" w:eastAsiaTheme="minorEastAsia" w:hAnsiTheme="minorBidi" w:cstheme="minorBidi"/>
+            <w:noProof/>
+            <w:rtl/>
+          </w:rPr>
+          <w:t>שלב 4 – סיווג מסמכים (</w:t>
+        </w:r>
+        <w:r>
+          <w:rPr>
+            <w:rStyle w:val="Hyperlink"/>
+            <w:rFonts w:asciiTheme="minorBidi" w:eastAsiaTheme="minorEastAsia" w:hAnsiTheme="minorBidi" w:cstheme="minorBidi"/>
+            <w:noProof/>
+          </w:rPr>
+          <w:t>Supervised Learning</w:t>
+        </w:r>
+        <w:r>
+          <w:rPr>
+            <w:rStyle w:val="Hyperlink"/>
+            <w:rFonts w:asciiTheme="minorBidi" w:eastAsiaTheme="minorEastAsia" w:hAnsiTheme="minorBidi" w:cstheme="minorBidi"/>
+            <w:noProof/>
+            <w:rtl/>
+          </w:rPr>
+          <w:t>)</w:t>
+        </w:r>
+      </w:hyperlink>
+    </w:p>
+    <w:p>
+      <w:pPr>
+        <w:pStyle w:val="1"/>
+        <w:numPr>
+          <w:ilvl w:val="1"/>
+          <w:numId w:val="34"/>
+        </w:numPr>
+        <w:rPr>
+          <w:noProof/>
+          <w:kern w:val="2"/>
+          <w14:ligatures w14:val="standardContextual"/>
+        </w:rPr>
+      </w:pPr>
+      <w:hyperlink w:anchor="_Toc216115249" w:history="1">
+        <w:r>
+          <w:rPr>
+            <w:rStyle w:val="Hyperlink"/>
+            <w:rFonts w:asciiTheme="minorBidi" w:eastAsiaTheme="minorEastAsia" w:hAnsiTheme="minorBidi" w:cstheme="minorBidi"/>
+            <w:noProof/>
+            <w:rtl/>
+          </w:rPr>
+          <w:t>שלב 4.1 – מודלים קלאסיים (</w:t>
+        </w:r>
+        <w:r>
+          <w:rPr>
+            <w:rStyle w:val="Hyperlink"/>
+            <w:rFonts w:asciiTheme="minorBidi" w:eastAsiaTheme="minorEastAsia" w:hAnsiTheme="minorBidi" w:cstheme="minorBidi"/>
+            <w:noProof/>
+          </w:rPr>
+          <w:t>NB, SVM, LoR, RF</w:t>
+        </w:r>
+        <w:r>
+          <w:rPr>
+            <w:rStyle w:val="Hyperlink"/>
+            <w:rFonts w:asciiTheme="minorBidi" w:eastAsiaTheme="minorEastAsia" w:hAnsiTheme="minorBidi" w:cstheme="minorBidi"/>
+            <w:noProof/>
+            <w:rtl/>
+          </w:rPr>
+          <w:t>)</w:t>
+        </w:r>
+      </w:hyperlink>
+    </w:p>
+    <w:p>
+      <w:pPr>
+        <w:pStyle w:val="1"/>
+        <w:numPr>
+          <w:ilvl w:val="0"/>
+          <w:numId w:val="35"/>
+        </w:numPr>
+        <w:spacing w:before="0" w:beforeAutospacing="0"/>
+        <w:ind w:left="1777"/>
+        <w:rPr>
+          <w:noProof/>
+          <w:kern w:val="2"/>
+          <w14:ligatures w14:val="standardContextual"/>
+        </w:rPr>
+      </w:pPr>
+      <w:hyperlink w:anchor="_Toc216115250" w:history="1">
+        <w:r>
+          <w:rPr>
+            <w:rStyle w:val="Hyperlink"/>
+            <w:rFonts w:asciiTheme="minorBidi" w:eastAsiaTheme="minorEastAsia" w:hAnsiTheme="minorBidi" w:cstheme="minorBidi"/>
+            <w:noProof/>
+            <w:rtl/>
+          </w:rPr>
+          <w:t>שלב 4.1.1 – ניתוח מאפיינים ותובנות (</w:t>
+        </w:r>
+        <w:r>
+          <w:rPr>
+            <w:rStyle w:val="Hyperlink"/>
+            <w:rFonts w:asciiTheme="minorBidi" w:eastAsiaTheme="minorEastAsia" w:hAnsiTheme="minorBidi" w:cstheme="minorBidi"/>
+            <w:noProof/>
+          </w:rPr>
+          <w:t>Feature Importance</w:t>
+        </w:r>
+        <w:r>
+          <w:rPr>
+            <w:rStyle w:val="Hyperlink"/>
+            <w:rFonts w:asciiTheme="minorBidi" w:eastAsiaTheme="minorEastAsia" w:hAnsiTheme="minorBidi" w:cstheme="minorBidi"/>
+            <w:noProof/>
+            <w:rtl/>
+          </w:rPr>
+          <w:t>)</w:t>
+        </w:r>
+      </w:hyperlink>
+    </w:p>
+    <w:p>
+      <w:pPr>
+        <w:pStyle w:val="1"/>
+        <w:numPr>
+          <w:ilvl w:val="0"/>
+          <w:numId w:val="36"/>
+        </w:numPr>
+        <w:spacing w:before="0" w:beforeAutospacing="0"/>
+        <w:rPr>
+          <w:noProof/>
+          <w:kern w:val="2"/>
+          <w14:ligatures w14:val="standardContextual"/>
+        </w:rPr>
+      </w:pPr>
+      <w:hyperlink w:anchor="_Toc216115251" w:history="1">
+        <w:r>
+          <w:rPr>
+            <w:rStyle w:val="Hyperlink"/>
+            <w:rFonts w:asciiTheme="minorBidi" w:eastAsiaTheme="minorEastAsia" w:hAnsiTheme="minorBidi" w:cstheme="minorBidi"/>
+            <w:noProof/>
+            <w:rtl/>
+          </w:rPr>
+          <w:t>שלב 4.3 – רשתות נוירונים (</w:t>
+        </w:r>
+        <w:r>
+          <w:rPr>
+            <w:rStyle w:val="Hyperlink"/>
+            <w:rFonts w:asciiTheme="minorBidi" w:eastAsiaTheme="minorEastAsia" w:hAnsiTheme="minorBidi" w:cstheme="minorBidi"/>
+            <w:noProof/>
+          </w:rPr>
+          <w:t>ANN - Artificial Neural Network</w:t>
+        </w:r>
+        <w:r>
+          <w:rPr>
+            <w:rStyle w:val="Hyperlink"/>
+            <w:rFonts w:asciiTheme="minorBidi" w:eastAsiaTheme="minorEastAsia" w:hAnsiTheme="minorBidi" w:cstheme="minorBidi"/>
+            <w:noProof/>
+            <w:rtl/>
+          </w:rPr>
+          <w:t>)</w:t>
+        </w:r>
+      </w:hyperlink>
+    </w:p>
+    <w:p>
+      <w:pPr>
         <w:rPr>
           <w:rFonts w:ascii="Arial" w:hAnsi="Arial" w:cs="Arial"/>
           <w:color w:val="1F1F1F"/>
           <w:sz w:val="40"/>
           <w:szCs w:val="40"/>
-          <w:rtl/>
-        </w:rPr>
-        <w:br w:type="page"/>
-      </w:r>
-    </w:p>
-    <w:p>
-      <w:pPr>
-        <w:pStyle w:val="3"/>
-        <w:bidi/>
-        <w:spacing w:before="0" w:beforeAutospacing="0" w:after="120" w:afterAutospacing="0" w:line="360" w:lineRule="auto"/>
-        <w:divId w:val="259458589"/>
-        <w:rPr>
-          <w:rFonts w:ascii="Arial" w:hAnsi="Arial" w:cs="Arial"/>
-          <w:color w:val="1F1F1F"/>
+        </w:rPr>
+      </w:pPr>
+      <w:r>
+        <w:rPr>
+          <w:rFonts w:eastAsia="Times New Roman"/>
+          <w:rtl/>
+        </w:rPr>
+        <w:fldChar w:fldCharType="end"/>
+      </w:r>
+      <w:bookmarkStart w:id="1" w:name="_Toc216115238"/>
+      <w:bookmarkStart w:id="2" w:name="_שלב_1_–"/>
+      <w:bookmarkEnd w:id="2"/>
+    </w:p>
+    <w:p>
+      <w:pPr>
+        <w:rPr>
+          <w:rFonts w:asciiTheme="minorBidi" w:eastAsia="Times New Roman" w:hAnsiTheme="minorBidi" w:cstheme="minorBidi"/>
+          <w:b/>
+          <w:bCs/>
+          <w:kern w:val="36"/>
           <w:sz w:val="40"/>
           <w:szCs w:val="40"/>
           <w:rtl/>
@@ -228,38 +817,32 @@
       </w:pPr>
       <w:r>
         <w:rPr>
-          <w:rFonts w:ascii="Helvetica" w:eastAsia="Times New Roman" w:hAnsi="Helvetica" w:cs="Helvetica"/>
-          <w:color w:val="333333"/>
+          <w:rtl/>
+        </w:rPr>
+        <w:br w:type="page"/>
+      </w:r>
+    </w:p>
+    <w:p>
+      <w:pPr>
+        <w:pStyle w:val="ab"/>
+        <w:divId w:val="259458589"/>
+        <w:rPr>
+          <w:rtl/>
+        </w:rPr>
+      </w:pPr>
+      <w:r>
+        <w:rPr>
+          <w:rtl/>
         </w:rPr>
         <w:lastRenderedPageBreak/>
-        <w:pict w14:anchorId="435FF8A4">
-          <v:rect id="_x0000_i1373" style="width:415.3pt;height:4pt;mso-position-horizontal:absolute;mso-position-horizontal-relative:text;mso-position-vertical:absolute;mso-position-vertical-relative:text" o:hralign="center" o:hrstd="t" o:hrnoshade="t" o:hr="t" fillcolor="#adadad [2414]" stroked="f"/>
-        </w:pict>
-      </w:r>
-    </w:p>
-    <w:p>
-      <w:pPr>
-        <w:pStyle w:val="3"/>
-        <w:bidi/>
-        <w:spacing w:before="0" w:beforeAutospacing="0" w:after="120" w:afterAutospacing="0" w:line="360" w:lineRule="auto"/>
-        <w:divId w:val="259458589"/>
-        <w:rPr>
-          <w:rFonts w:ascii="Arial" w:hAnsi="Arial" w:cs="Arial"/>
-          <w:color w:val="1F1F1F"/>
-          <w:sz w:val="40"/>
-          <w:szCs w:val="40"/>
-          <w:rtl/>
-        </w:rPr>
-      </w:pPr>
-      <w:r>
-        <w:rPr>
-          <w:rFonts w:ascii="Arial" w:hAnsi="Arial" w:cs="Arial"/>
-          <w:color w:val="1F1F1F"/>
-          <w:sz w:val="40"/>
-          <w:szCs w:val="40"/>
-          <w:rtl/>
-        </w:rPr>
-        <w:t xml:space="preserve">שלב 1 – הכנה ועיבוד מקדים של הנתונים </w:t>
+        <w:t>שלב 1 – הכנה ועיבוד מקדים של הנתונים</w:t>
+      </w:r>
+      <w:bookmarkEnd w:id="1"/>
+      <w:r>
+        <w:rPr>
+          <w:rtl/>
+        </w:rPr>
+        <w:t xml:space="preserve"> </w:t>
       </w:r>
     </w:p>
     <w:p>
@@ -271,6 +854,7 @@
           <w:rtl/>
         </w:rPr>
       </w:pPr>
+      <w:bookmarkStart w:id="3" w:name="_Toc216115239"/>
       <w:r>
         <w:rPr>
           <w:rtl/>
@@ -283,6 +867,7 @@
         </w:rPr>
         <w:t>טעינת הנתונים ותיוג</w:t>
       </w:r>
+      <w:bookmarkEnd w:id="3"/>
     </w:p>
     <w:p>
       <w:pPr>
@@ -341,19 +926,19 @@
         <w:spacing w:before="0" w:beforeAutospacing="0" w:after="0" w:afterAutospacing="0" w:line="360" w:lineRule="auto"/>
         <w:divId w:val="259458589"/>
         <w:rPr>
-          <w:rFonts w:ascii="Arial" w:hAnsi="Arial" w:cs="Arial" w:hint="cs"/>
-          <w:color w:val="1F1F1F"/>
-          <w:u w:val="single"/>
-          <w:rtl/>
-        </w:rPr>
-      </w:pPr>
-      <w:r>
-        <w:rPr>
           <w:rFonts w:ascii="Arial" w:hAnsi="Arial" w:cs="Arial"/>
           <w:color w:val="1F1F1F"/>
           <w:u w:val="single"/>
           <w:rtl/>
         </w:rPr>
+      </w:pPr>
+      <w:r>
+        <w:rPr>
+          <w:rFonts w:ascii="Arial" w:hAnsi="Arial" w:cs="Arial"/>
+          <w:color w:val="1F1F1F"/>
+          <w:u w:val="single"/>
+          <w:rtl/>
+        </w:rPr>
         <w:t>ביצוע</w:t>
       </w:r>
     </w:p>
@@ -387,7 +972,6 @@
       <w:r>
         <w:rPr>
           <w:rStyle w:val="a9"/>
-          <w:color w:val="7F7F7F" w:themeColor="text1" w:themeTint="80"/>
         </w:rPr>
         <w:t>load</w:t>
       </w:r>
@@ -729,7 +1313,7 @@
           <w:color w:val="1F1F1F"/>
         </w:rPr>
         <w:pict w14:anchorId="5303BD6C">
-          <v:rect id="_x0000_i1382" style="width:6in;height:.6pt" o:hralign="center" o:hrstd="t" o:hrnoshade="t" o:hr="t" fillcolor="#d0d0d0 [2894]" stroked="f"/>
+          <v:rect id="_x0000_i1347" style="width:6in;height:.6pt" o:hralign="center" o:hrstd="t" o:hrnoshade="t" o:hr="t" fillcolor="#d0d0d0 [2894]" stroked="f"/>
         </w:pict>
       </w:r>
     </w:p>
@@ -742,6 +1326,7 @@
           <w:rtl/>
         </w:rPr>
       </w:pPr>
+      <w:bookmarkStart w:id="4" w:name="_Toc216115240"/>
       <w:r>
         <w:rPr>
           <w:rtl/>
@@ -764,6 +1349,7 @@
       <w:r>
         <w:t>Lemmatization</w:t>
       </w:r>
+      <w:bookmarkEnd w:id="4"/>
     </w:p>
     <w:p>
       <w:pPr>
@@ -848,28 +1434,13 @@
           <w:rtl/>
         </w:rPr>
       </w:pPr>
-    </w:p>
-    <w:p>
-      <w:pPr>
-        <w:pStyle w:val="NormalWeb"/>
-        <w:bidi/>
-        <w:spacing w:before="0" w:beforeAutospacing="0" w:after="0" w:afterAutospacing="0" w:line="360" w:lineRule="auto"/>
-        <w:divId w:val="259458589"/>
+      <w:r>
         <w:rPr>
           <w:rFonts w:ascii="Arial" w:hAnsi="Arial" w:cs="Arial"/>
           <w:color w:val="1F1F1F"/>
           <w:u w:val="single"/>
           <w:rtl/>
         </w:rPr>
-      </w:pPr>
-      <w:r>
-        <w:rPr>
-          <w:rFonts w:ascii="Arial" w:hAnsi="Arial" w:cs="Arial"/>
-          <w:color w:val="1F1F1F"/>
-          <w:u w:val="single"/>
-          <w:rtl/>
-        </w:rPr>
-        <w:lastRenderedPageBreak/>
         <w:t>ביצוע</w:t>
       </w:r>
     </w:p>
@@ -1375,7 +1946,6 @@
         <w:rPr>
           <w:rFonts w:ascii="Arial" w:hAnsi="Arial" w:cs="Arial"/>
           <w:color w:val="1F1F1F"/>
-          <w:rtl/>
         </w:rPr>
       </w:pPr>
       <w:r>
@@ -1419,21 +1989,6 @@
     </w:p>
     <w:p>
       <w:pPr>
-        <w:pStyle w:val="1"/>
-        <w:bidi/>
-        <w:spacing w:before="0" w:beforeAutospacing="0"/>
-        <w:divId w:val="259458589"/>
-        <w:rPr>
-          <w:rFonts w:ascii="Helvetica" w:eastAsia="Times New Roman" w:hAnsi="Helvetica" w:cs="Helvetica" w:hint="cs"/>
-          <w:color w:val="333333"/>
-        </w:rPr>
-      </w:pPr>
-    </w:p>
-    <w:p>
-      <w:pPr>
-        <w:pStyle w:val="1"/>
-        <w:bidi/>
-        <w:spacing w:before="0" w:beforeAutospacing="0"/>
         <w:divId w:val="259458589"/>
         <w:rPr>
           <w:rFonts w:asciiTheme="minorBidi" w:hAnsiTheme="minorBidi" w:cstheme="minorBidi"/>
@@ -1442,19 +1997,20 @@
           <w:rtl/>
         </w:rPr>
       </w:pPr>
-      <w:r>
-        <w:rPr>
-          <w:rFonts w:ascii="Helvetica" w:eastAsia="Times New Roman" w:hAnsi="Helvetica" w:cs="Helvetica"/>
-          <w:color w:val="333333"/>
+      <w:bookmarkStart w:id="5" w:name="_Toc216115241"/>
+      <w:r>
+        <w:rPr>
+          <w:rFonts w:eastAsia="Times New Roman"/>
         </w:rPr>
         <w:pict w14:anchorId="2410FFEA">
-          <v:rect id="_x0000_i1374" style="width:415.3pt;height:4pt;mso-position-horizontal:absolute;mso-position-horizontal-relative:text;mso-position-vertical:absolute;mso-position-vertical-relative:text" o:hralign="center" o:hrstd="t" o:hrnoshade="t" o:hr="t" fillcolor="#adadad [2414]" stroked="f"/>
+          <v:rect id="_x0000_i1348" style="width:415.3pt;height:4pt;mso-position-horizontal:absolute;mso-position-horizontal-relative:text;mso-position-vertical:absolute;mso-position-vertical-relative:text" o:hralign="center" o:hrstd="t" o:hrnoshade="t" o:hr="t" fillcolor="#adadad [2414]" stroked="f"/>
         </w:pict>
       </w:r>
-    </w:p>
-    <w:p>
-      <w:pPr>
-        <w:pStyle w:val="1"/>
+      <w:bookmarkEnd w:id="5"/>
+    </w:p>
+    <w:p>
+      <w:pPr>
+        <w:pStyle w:val="10"/>
         <w:bidi/>
         <w:spacing w:before="0" w:beforeAutospacing="0"/>
         <w:divId w:val="259458589"/>
@@ -1465,6 +2021,9 @@
           <w:rtl/>
         </w:rPr>
       </w:pPr>
+      <w:bookmarkStart w:id="6" w:name="_שלב_2_–"/>
+      <w:bookmarkStart w:id="7" w:name="_Toc216115242"/>
+      <w:bookmarkEnd w:id="6"/>
       <w:r>
         <w:rPr>
           <w:rFonts w:asciiTheme="minorBidi" w:hAnsiTheme="minorBidi" w:cstheme="minorBidi"/>
@@ -1499,6 +2058,7 @@
         </w:rPr>
         <w:t>BM25\Okapi</w:t>
       </w:r>
+      <w:bookmarkEnd w:id="7"/>
     </w:p>
     <w:p>
       <w:pPr>
@@ -1699,7 +2259,6 @@
       <w:r>
         <w:rPr>
           <w:rStyle w:val="a9"/>
-          <w:color w:val="7F7F7F" w:themeColor="text1" w:themeTint="80"/>
         </w:rPr>
         <w:t>stage_1_tfidf.py</w:t>
       </w:r>
@@ -1828,7 +2387,6 @@
           <w:sz w:val="21"/>
           <w:szCs w:val="21"/>
         </w:rPr>
-        <w:lastRenderedPageBreak/>
         <w:t>bias_words</w:t>
       </w:r>
       <w:r>
@@ -2784,7 +3342,7 @@
         <w:bidi/>
         <w:divId w:val="259458589"/>
         <w:rPr>
-          <w:rFonts w:ascii="Helvetica" w:eastAsia="Times New Roman" w:hAnsi="Helvetica" w:cs="Helvetica" w:hint="cs"/>
+          <w:rFonts w:ascii="Helvetica" w:eastAsia="Times New Roman" w:hAnsi="Helvetica" w:cs="Helvetica"/>
           <w:color w:val="333333"/>
           <w:rtl/>
         </w:rPr>
@@ -2807,7 +3365,6 @@
       <w:r>
         <w:rPr>
           <w:rStyle w:val="a9"/>
-          <w:color w:val="7F7F7F" w:themeColor="text1" w:themeTint="80"/>
         </w:rPr>
         <w:t xml:space="preserve">check_matrix.py </w:t>
       </w:r>
@@ -3019,7 +3576,6 @@
           <w:bCs/>
           <w:color w:val="333333"/>
         </w:rPr>
-        <w:lastRenderedPageBreak/>
         <w:t>TFIDF-</w:t>
       </w:r>
       <w:proofErr w:type="spellStart"/>
@@ -3214,11 +3770,12 @@
       <w:r>
         <w:rPr>
           <w:rFonts w:ascii="Helvetica" w:eastAsia="Times New Roman" w:hAnsi="Helvetica" w:cs="Helvetica"/>
+          <w:noProof/>
           <w:color w:val="333333"/>
           <w:rtl/>
         </w:rPr>
         <w:drawing>
-          <wp:anchor distT="0" distB="0" distL="114300" distR="114300" simplePos="0" relativeHeight="251650048" behindDoc="0" locked="0" layoutInCell="1" allowOverlap="1" wp14:anchorId="6D31A37F" wp14:editId="0BAB133F">
+          <wp:anchor distT="0" distB="0" distL="114300" distR="114300" simplePos="0" relativeHeight="251645952" behindDoc="0" locked="0" layoutInCell="1" allowOverlap="1" wp14:anchorId="6D31A37F" wp14:editId="470E3187">
             <wp:simplePos x="0" y="0"/>
             <wp:positionH relativeFrom="page">
               <wp:posOffset>45085</wp:posOffset>
@@ -3376,13 +3933,13 @@
           <w:color w:val="333333"/>
         </w:rPr>
         <w:pict w14:anchorId="04E49AFF">
-          <v:rect id="_x0000_i1296" style="width:415.3pt;height:4pt;mso-position-horizontal:absolute;mso-position-horizontal-relative:text;mso-position-vertical:absolute;mso-position-vertical-relative:text" o:hralign="center" o:hrstd="t" o:hrnoshade="t" o:hr="t" fillcolor="#adadad [2414]" stroked="f"/>
+          <v:rect id="_x0000_i1339" style="width:415.3pt;height:4pt;mso-position-horizontal:absolute;mso-position-horizontal-relative:text;mso-position-vertical:absolute;mso-position-vertical-relative:text" o:hralign="center" o:hrstd="t" o:hrnoshade="t" o:hr="t" fillcolor="#adadad [2414]" stroked="f"/>
         </w:pict>
       </w:r>
     </w:p>
     <w:p>
       <w:pPr>
-        <w:pStyle w:val="1"/>
+        <w:pStyle w:val="10"/>
         <w:bidi/>
         <w:divId w:val="259458589"/>
         <w:rPr>
@@ -3392,6 +3949,9 @@
           <w:rtl/>
         </w:rPr>
       </w:pPr>
+      <w:bookmarkStart w:id="8" w:name="_שלב_3_–"/>
+      <w:bookmarkStart w:id="9" w:name="_Toc216115243"/>
+      <w:bookmarkEnd w:id="8"/>
       <w:r>
         <w:rPr>
           <w:rFonts w:asciiTheme="minorBidi" w:eastAsia="Times New Roman" w:hAnsiTheme="minorBidi" w:cstheme="minorBidi"/>
@@ -3409,6 +3969,7 @@
         </w:rPr>
         <w:t>Clustering - Unsupervised Learning</w:t>
       </w:r>
+      <w:bookmarkEnd w:id="9"/>
     </w:p>
     <w:p>
       <w:pPr>
@@ -3416,7 +3977,7 @@
         <w:spacing w:line="360" w:lineRule="auto"/>
         <w:divId w:val="259458589"/>
         <w:rPr>
-          <w:rFonts w:ascii="Helvetica" w:eastAsia="Times New Roman" w:hAnsi="Helvetica" w:cs="Helvetica" w:hint="cs"/>
+          <w:rFonts w:ascii="Helvetica" w:eastAsia="Times New Roman" w:hAnsi="Helvetica" w:cs="Helvetica"/>
           <w:color w:val="333333"/>
           <w:u w:val="single"/>
           <w:rtl/>
@@ -3786,12 +4347,32 @@
           <w:color w:val="333333"/>
         </w:rPr>
         <w:pict w14:anchorId="29A1111B">
-          <v:rect id="_x0000_i1308" style="width:415.3pt;height:1pt;mso-position-horizontal:absolute;mso-position-horizontal-relative:text;mso-position-vertical:absolute;mso-position-vertical-relative:text" o:hralign="center" o:hrstd="t" o:hrnoshade="t" o:hr="t" fillcolor="#d0d0d0 [2894]" stroked="f"/>
+          <v:rect id="_x0000_i1340" style="width:415.3pt;height:1pt;mso-position-horizontal:absolute;mso-position-horizontal-relative:text;mso-position-vertical:absolute;mso-position-vertical-relative:text" o:hralign="center" o:hrstd="t" o:hrnoshade="t" o:hr="t" fillcolor="#d0d0d0 [2894]" stroked="f"/>
         </w:pict>
       </w:r>
     </w:p>
     <w:p>
       <w:pPr>
+        <w:rPr>
+          <w:rFonts w:asciiTheme="minorBidi" w:eastAsia="Times New Roman" w:hAnsiTheme="minorBidi" w:cstheme="minorBidi"/>
+          <w:b/>
+          <w:bCs/>
+          <w:sz w:val="32"/>
+          <w:szCs w:val="32"/>
+          <w:bdr w:val="none" w:sz="0" w:space="0" w:color="auto" w:frame="1"/>
+          <w:rtl/>
+        </w:rPr>
+      </w:pPr>
+      <w:r>
+        <w:rPr>
+          <w:rFonts w:eastAsia="Times New Roman"/>
+          <w:rtl/>
+        </w:rPr>
+        <w:br w:type="page"/>
+      </w:r>
+    </w:p>
+    <w:p>
+      <w:pPr>
         <w:pStyle w:val="a4"/>
         <w:divId w:val="259458589"/>
         <w:rPr>
@@ -3799,12 +4380,12 @@
           <w:rtl/>
         </w:rPr>
       </w:pPr>
+      <w:bookmarkStart w:id="10" w:name="_Toc216115244"/>
       <w:r>
         <w:rPr>
           <w:rFonts w:eastAsia="Times New Roman"/>
           <w:rtl/>
         </w:rPr>
-        <w:lastRenderedPageBreak/>
         <w:t xml:space="preserve">שלב 3.1 – </w:t>
       </w:r>
       <w:r>
@@ -3813,6 +4394,7 @@
         </w:rPr>
         <w:t>K-Means</w:t>
       </w:r>
+      <w:bookmarkEnd w:id="10"/>
     </w:p>
     <w:p>
       <w:pPr>
@@ -3858,35 +4440,30 @@
       <w:r>
         <w:rPr>
           <w:rStyle w:val="a9"/>
-          <w:color w:val="7F7F7F" w:themeColor="text1" w:themeTint="80"/>
         </w:rPr>
         <w:t>stage_</w:t>
       </w:r>
       <w:r>
         <w:rPr>
           <w:rStyle w:val="a9"/>
-          <w:color w:val="7F7F7F" w:themeColor="text1" w:themeTint="80"/>
         </w:rPr>
         <w:t>2a</w:t>
       </w:r>
       <w:r>
         <w:rPr>
           <w:rStyle w:val="a9"/>
-          <w:color w:val="7F7F7F" w:themeColor="text1" w:themeTint="80"/>
         </w:rPr>
         <w:t>_</w:t>
       </w:r>
       <w:r>
         <w:rPr>
           <w:rStyle w:val="a9"/>
-          <w:color w:val="7F7F7F" w:themeColor="text1" w:themeTint="80"/>
         </w:rPr>
         <w:t>kmeans</w:t>
       </w:r>
       <w:r>
         <w:rPr>
           <w:rStyle w:val="a9"/>
-          <w:color w:val="7F7F7F" w:themeColor="text1" w:themeTint="80"/>
         </w:rPr>
         <w:t>.py</w:t>
       </w:r>
@@ -4015,7 +4592,7 @@
         <w:spacing w:line="360" w:lineRule="auto"/>
         <w:divId w:val="259458589"/>
         <w:rPr>
-          <w:rFonts w:ascii="Helvetica" w:eastAsia="Times New Roman" w:hAnsi="Helvetica" w:cs="Helvetica" w:hint="cs"/>
+          <w:rFonts w:ascii="Helvetica" w:eastAsia="Times New Roman" w:hAnsi="Helvetica" w:cs="Helvetica"/>
           <w:color w:val="333333"/>
           <w:rtl/>
         </w:rPr>
@@ -4060,14 +4637,7 @@
           <w:rFonts w:ascii="Helvetica" w:eastAsia="Times New Roman" w:hAnsi="Helvetica" w:cs="Helvetica"/>
           <w:color w:val="333333"/>
         </w:rPr>
-        <w:t>:</w:t>
-      </w:r>
-      <w:r>
-        <w:rPr>
-          <w:rFonts w:ascii="Helvetica" w:eastAsia="Times New Roman" w:hAnsi="Helvetica" w:cs="Helvetica"/>
-          <w:color w:val="333333"/>
-        </w:rPr>
-        <w:t xml:space="preserve"> 1.0</w:t>
+        <w:t>: 1.0</w:t>
       </w:r>
     </w:p>
     <w:p>
@@ -4082,11 +4652,12 @@
       <w:r>
         <w:rPr>
           <w:rFonts w:ascii="Helvetica" w:eastAsia="Times New Roman" w:hAnsi="Helvetica" w:cs="Helvetica"/>
+          <w:noProof/>
           <w:color w:val="333333"/>
           <w:rtl/>
         </w:rPr>
         <w:drawing>
-          <wp:anchor distT="0" distB="0" distL="114300" distR="114300" simplePos="0" relativeHeight="251651072" behindDoc="0" locked="0" layoutInCell="1" allowOverlap="1" wp14:anchorId="66E7DEC6" wp14:editId="3D0E06F1">
+          <wp:anchor distT="0" distB="0" distL="114300" distR="114300" simplePos="0" relativeHeight="251646976" behindDoc="0" locked="0" layoutInCell="1" allowOverlap="1" wp14:anchorId="66E7DEC6" wp14:editId="068ED8BF">
             <wp:simplePos x="0" y="0"/>
             <wp:positionH relativeFrom="margin">
               <wp:posOffset>2179320</wp:posOffset>
@@ -4200,16 +4771,7 @@
           <w:bCs/>
           <w:color w:val="333333"/>
         </w:rPr>
-        <w:t>F</w:t>
-      </w:r>
-      <w:r>
-        <w:rPr>
-          <w:rFonts w:ascii="Helvetica" w:eastAsia="Times New Roman" w:hAnsi="Helvetica" w:cs="Helvetica"/>
-          <w:b/>
-          <w:bCs/>
-          <w:color w:val="333333"/>
-        </w:rPr>
-        <w:t>1:</w:t>
+        <w:t>F1:</w:t>
       </w:r>
       <w:r>
         <w:rPr>
@@ -4238,7 +4800,7 @@
         <w:spacing w:line="360" w:lineRule="auto"/>
         <w:divId w:val="259458589"/>
         <w:rPr>
-          <w:rFonts w:ascii="Helvetica" w:eastAsia="Times New Roman" w:hAnsi="Helvetica" w:cs="Helvetica" w:hint="cs"/>
+          <w:rFonts w:ascii="Helvetica" w:eastAsia="Times New Roman" w:hAnsi="Helvetica" w:cs="Helvetica"/>
           <w:color w:val="333333"/>
         </w:rPr>
       </w:pPr>
@@ -4253,7 +4815,7 @@
         <mc:AlternateContent>
           <mc:Choice Requires="wpg">
             <w:drawing>
-              <wp:anchor distT="0" distB="0" distL="114300" distR="114300" simplePos="0" relativeHeight="251655168" behindDoc="0" locked="0" layoutInCell="1" allowOverlap="1" wp14:anchorId="23F32424" wp14:editId="764105A1">
+              <wp:anchor distT="0" distB="0" distL="114300" distR="114300" simplePos="0" relativeHeight="251651072" behindDoc="0" locked="0" layoutInCell="1" allowOverlap="1" wp14:anchorId="23F32424" wp14:editId="311DBC8D">
                 <wp:simplePos x="0" y="0"/>
                 <wp:positionH relativeFrom="column">
                   <wp:posOffset>1524000</wp:posOffset>
@@ -4387,7 +4949,7 @@
           </mc:Choice>
           <mc:Fallback>
             <w:pict>
-              <v:group w14:anchorId="23F32424" id="קבוצה 14" o:spid="_x0000_s1026" style="position:absolute;left:0;text-align:left;margin-left:120pt;margin-top:24.6pt;width:291.7pt;height:204.2pt;z-index:251655168" coordsize="37045,25933" o:gfxdata="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">
+              <v:group w14:anchorId="23F32424" id="קבוצה 14" o:spid="_x0000_s1026" style="position:absolute;left:0;text-align:left;margin-left:120pt;margin-top:24.6pt;width:291.7pt;height:204.2pt;z-index:251651072" coordsize="37045,25933" o:gfxdata="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">
                 <v:shapetype id="_x0000_t75" coordsize="21600,21600" o:spt="75" o:preferrelative="t" path="m@4@5l@4@11@9@11@9@5xe" filled="f" stroked="f">
                   <v:stroke joinstyle="miter"/>
                   <v:formulas>
@@ -4501,7 +5063,7 @@
           <w:color w:val="333333"/>
         </w:rPr>
         <w:pict w14:anchorId="41C7BAEF">
-          <v:rect id="_x0000_i1316" style="width:415.3pt;height:1pt;mso-position-horizontal:absolute;mso-position-horizontal-relative:text;mso-position-vertical:absolute;mso-position-vertical-relative:text" o:hralign="center" o:hrstd="t" o:hrnoshade="t" o:hr="t" fillcolor="#d0d0d0 [2894]" stroked="f"/>
+          <v:rect id="_x0000_i1341" style="width:415.3pt;height:1pt;mso-position-horizontal:absolute;mso-position-horizontal-relative:text;mso-position-vertical:absolute;mso-position-vertical-relative:text" o:hralign="center" o:hrstd="t" o:hrnoshade="t" o:hr="t" fillcolor="#d0d0d0 [2894]" stroked="f"/>
         </w:pict>
       </w:r>
     </w:p>
@@ -4514,6 +5076,7 @@
           <w:rtl/>
         </w:rPr>
       </w:pPr>
+      <w:bookmarkStart w:id="11" w:name="_Toc216115245"/>
       <w:r>
         <w:rPr>
           <w:rFonts w:eastAsia="Times New Roman"/>
@@ -4525,7 +5088,14 @@
         <w:rPr>
           <w:rFonts w:eastAsia="Times New Roman"/>
         </w:rPr>
-        <w:t xml:space="preserve">DBSCAN </w:t>
+        <w:t>DBSCAN</w:t>
+      </w:r>
+      <w:bookmarkEnd w:id="11"/>
+      <w:r>
+        <w:rPr>
+          <w:rFonts w:eastAsia="Times New Roman"/>
+        </w:rPr>
+        <w:t xml:space="preserve"> </w:t>
       </w:r>
     </w:p>
     <w:p>
@@ -4572,35 +5142,30 @@
       <w:r>
         <w:rPr>
           <w:rStyle w:val="a9"/>
-          <w:color w:val="7F7F7F" w:themeColor="text1" w:themeTint="80"/>
         </w:rPr>
         <w:t>stage_</w:t>
       </w:r>
       <w:r>
         <w:rPr>
           <w:rStyle w:val="a9"/>
-          <w:color w:val="7F7F7F" w:themeColor="text1" w:themeTint="80"/>
         </w:rPr>
         <w:t>2b</w:t>
       </w:r>
       <w:r>
         <w:rPr>
           <w:rStyle w:val="a9"/>
-          <w:color w:val="7F7F7F" w:themeColor="text1" w:themeTint="80"/>
         </w:rPr>
         <w:t>_</w:t>
       </w:r>
       <w:r>
         <w:rPr>
           <w:rStyle w:val="a9"/>
-          <w:color w:val="7F7F7F" w:themeColor="text1" w:themeTint="80"/>
         </w:rPr>
         <w:t>dbscan</w:t>
       </w:r>
       <w:r>
         <w:rPr>
           <w:rStyle w:val="a9"/>
-          <w:color w:val="7F7F7F" w:themeColor="text1" w:themeTint="80"/>
         </w:rPr>
         <w:t>.py</w:t>
       </w:r>
@@ -4867,7 +5432,6 @@
           <w:color w:val="333333"/>
           <w:rtl/>
         </w:rPr>
-        <w:lastRenderedPageBreak/>
         <w:t>חישבנו עבור כל מסמך את המרחק לשכן ה-</w:t>
       </w:r>
       <w:r>
@@ -5127,7 +5691,7 @@
         <w:spacing w:line="360" w:lineRule="auto"/>
         <w:divId w:val="259458589"/>
         <w:rPr>
-          <w:rFonts w:ascii="Helvetica" w:eastAsia="Times New Roman" w:hAnsi="Helvetica" w:cs="Helvetica" w:hint="cs"/>
+          <w:rFonts w:ascii="Helvetica" w:eastAsia="Times New Roman" w:hAnsi="Helvetica" w:cs="Helvetica"/>
           <w:color w:val="333333"/>
           <w:rtl/>
         </w:rPr>
@@ -5143,7 +5707,7 @@
         <mc:AlternateContent>
           <mc:Choice Requires="wpg">
             <w:drawing>
-              <wp:anchor distT="0" distB="0" distL="114300" distR="114300" simplePos="0" relativeHeight="251658240" behindDoc="0" locked="0" layoutInCell="1" allowOverlap="1" wp14:anchorId="6877AD67" wp14:editId="6D03F7DF">
+              <wp:anchor distT="0" distB="0" distL="114300" distR="114300" simplePos="0" relativeHeight="251654144" behindDoc="0" locked="0" layoutInCell="1" allowOverlap="1" wp14:anchorId="6877AD67" wp14:editId="5CD74AA8">
                 <wp:simplePos x="0" y="0"/>
                 <wp:positionH relativeFrom="column">
                   <wp:posOffset>2637106</wp:posOffset>
@@ -5220,11 +5784,11 @@
           </mc:Choice>
           <mc:Fallback>
             <w:pict>
-              <v:group w14:anchorId="01DAFA12" id="קבוצה 4" o:spid="_x0000_s1026" style="position:absolute;left:0;text-align:left;margin-left:207.65pt;margin-top:23.4pt;width:186.5pt;height:139.75pt;z-index:251658240" coordsize="23685,17748" o:gfxdata="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">
+              <v:group w14:anchorId="49124331" id="קבוצה 4" o:spid="_x0000_s1026" style="position:absolute;left:0;text-align:left;margin-left:207.65pt;margin-top:23.4pt;width:186.5pt;height:139.75pt;z-index:251654144" coordsize="23685,17748" o:gfxdata="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">
                 <v:shape id="תמונה 2" o:spid="_x0000_s1027" type="#_x0000_t75" style="position:absolute;width:23685;height:17748;visibility:visible;mso-wrap-style:square" o:gfxdata="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">
                   <v:imagedata r:id="rId12" o:title=""/>
                 </v:shape>
-                <v:shape id="דיו 3" o:spid="_x0000_s1028" type="#_x0000_t75" style="position:absolute;left:5289;top:8772;width:565;height:500;visibility:visible;mso-wrap-style:square" o:gfxdata="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">
+                <v:shape id="דיו 3" o:spid="_x0000_s1028" type="#_x0000_t75" style="position:absolute;left:5284;top:8768;width:567;height:501;visibility:visible;mso-wrap-style:square" o:gfxdata="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">
                   <v:imagedata r:id="rId13" o:title=""/>
                 </v:shape>
                 <w10:wrap type="topAndBottom"/>
@@ -5313,7 +5877,7 @@
         <w:pStyle w:val="aa"/>
         <w:divId w:val="259458589"/>
         <w:rPr>
-          <w:rFonts w:ascii="Helvetica" w:eastAsia="Times New Roman" w:hAnsi="Helvetica" w:cs="Helvetica" w:hint="cs"/>
+          <w:rFonts w:ascii="Helvetica" w:eastAsia="Times New Roman" w:hAnsi="Helvetica" w:cs="Helvetica"/>
           <w:color w:val="333333"/>
           <w:rtl/>
         </w:rPr>
@@ -5356,7 +5920,7 @@
         <w:pStyle w:val="aa"/>
         <w:divId w:val="259458589"/>
         <w:rPr>
-          <w:rFonts w:ascii="Helvetica" w:eastAsia="Times New Roman" w:hAnsi="Helvetica" w:cs="Helvetica" w:hint="cs"/>
+          <w:rFonts w:ascii="Helvetica" w:eastAsia="Times New Roman" w:hAnsi="Helvetica" w:cs="Helvetica"/>
           <w:color w:val="333333"/>
           <w:rtl/>
         </w:rPr>
@@ -5382,7 +5946,7 @@
         <mc:AlternateContent>
           <mc:Choice Requires="wpg">
             <w:drawing>
-              <wp:anchor distT="0" distB="0" distL="114300" distR="114300" simplePos="0" relativeHeight="251663360" behindDoc="0" locked="0" layoutInCell="1" allowOverlap="1" wp14:anchorId="3B449A1A" wp14:editId="74F9E94E">
+              <wp:anchor distT="0" distB="0" distL="114300" distR="114300" simplePos="0" relativeHeight="251659264" behindDoc="0" locked="0" layoutInCell="1" allowOverlap="1" wp14:anchorId="3B449A1A" wp14:editId="4A57FC47">
                 <wp:simplePos x="0" y="0"/>
                 <wp:positionH relativeFrom="column">
                   <wp:posOffset>2176670</wp:posOffset>
@@ -5552,7 +6116,7 @@
           </mc:Choice>
           <mc:Fallback>
             <w:pict>
-              <v:group w14:anchorId="3B449A1A" id="קבוצה 6" o:spid="_x0000_s1029" style="position:absolute;margin-left:171.4pt;margin-top:.25pt;width:161.4pt;height:73.7pt;z-index:251663360;mso-width-relative:margin" coordorigin="-496" coordsize="20498,9359" o:gfxdata="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">
+              <v:group w14:anchorId="3B449A1A" id="קבוצה 6" o:spid="_x0000_s1029" style="position:absolute;margin-left:171.4pt;margin-top:.25pt;width:161.4pt;height:73.7pt;z-index:251659264;mso-width-relative:margin" coordorigin="-496" coordsize="20498,9359" o:gfxdata="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">
                 <v:shape id="תמונה 1" o:spid="_x0000_s1030" type="#_x0000_t75" alt="תמונה שמכילה טקסט, צילום מסך, גופן, מספר&#10;&#10;תוכן בינה מלאכותית גנרטיבית עשוי להיות שגוי." style="position:absolute;left:3180;width:16821;height:9359;visibility:visible;mso-wrap-style:square" o:gfxdata="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">
                   <v:imagedata r:id="rId15" o:title="תמונה שמכילה טקסט, צילום מסך, גופן, מספר&#10;&#10;תוכן בינה מלאכותית גנרטיבית עשוי להיות שגוי"/>
                 </v:shape>
@@ -5710,7 +6274,7 @@
         <w:spacing w:line="360" w:lineRule="auto"/>
         <w:divId w:val="259458589"/>
         <w:rPr>
-          <w:rFonts w:ascii="Helvetica" w:eastAsia="Times New Roman" w:hAnsi="Helvetica" w:cs="Helvetica" w:hint="cs"/>
+          <w:rFonts w:ascii="Helvetica" w:eastAsia="Times New Roman" w:hAnsi="Helvetica" w:cs="Helvetica"/>
           <w:color w:val="333333"/>
           <w:rtl/>
         </w:rPr>
@@ -5770,11 +6334,10 @@
           <w:rtl/>
           <w:lang w:val="he-IL"/>
         </w:rPr>
-        <w:lastRenderedPageBreak/>
         <mc:AlternateContent>
           <mc:Choice Requires="wpg">
             <w:drawing>
-              <wp:anchor distT="0" distB="0" distL="114300" distR="114300" simplePos="0" relativeHeight="251667456" behindDoc="0" locked="0" layoutInCell="1" allowOverlap="1" wp14:anchorId="474DA959" wp14:editId="446535A9">
+              <wp:anchor distT="0" distB="0" distL="114300" distR="114300" simplePos="0" relativeHeight="251663360" behindDoc="0" locked="0" layoutInCell="1" allowOverlap="1" wp14:anchorId="474DA959" wp14:editId="2C760331">
                 <wp:simplePos x="0" y="0"/>
                 <wp:positionH relativeFrom="column">
                   <wp:posOffset>2042160</wp:posOffset>
@@ -5931,7 +6494,7 @@
           </mc:Choice>
           <mc:Fallback>
             <w:pict>
-              <v:group w14:anchorId="474DA959" id="קבוצה 8" o:spid="_x0000_s1033" style="position:absolute;left:0;text-align:left;margin-left:160.8pt;margin-top:22.2pt;width:249.6pt;height:190.2pt;z-index:251667456;mso-width-relative:margin;mso-height-relative:margin" coordsize="36639,25641" o:gfxdata="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">
+              <v:group w14:anchorId="474DA959" id="קבוצה 8" o:spid="_x0000_s1033" style="position:absolute;left:0;text-align:left;margin-left:160.8pt;margin-top:22.2pt;width:249.6pt;height:190.2pt;z-index:251663360;mso-width-relative:margin;mso-height-relative:margin" coordsize="36639,25641" o:gfxdata="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">
                 <v:shape id="תמונה 7" o:spid="_x0000_s1034" type="#_x0000_t75" style="position:absolute;width:36639;height:25641;visibility:visible;mso-wrap-style:square" o:gfxdata="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">
                   <v:imagedata r:id="rId17" o:title=""/>
                 </v:shape>
@@ -6028,7 +6591,7 @@
         <w:spacing w:line="360" w:lineRule="auto"/>
         <w:divId w:val="259458589"/>
         <w:rPr>
-          <w:rFonts w:ascii="Helvetica" w:eastAsia="Times New Roman" w:hAnsi="Helvetica" w:cs="Helvetica" w:hint="cs"/>
+          <w:rFonts w:ascii="Helvetica" w:eastAsia="Times New Roman" w:hAnsi="Helvetica" w:cs="Helvetica"/>
           <w:color w:val="333333"/>
           <w:rtl/>
         </w:rPr>
@@ -6039,7 +6602,7 @@
           <w:color w:val="333333"/>
         </w:rPr>
         <w:pict w14:anchorId="55EC0BF3">
-          <v:rect id="_x0000_i1323" style="width:415.3pt;height:1pt;mso-position-horizontal:absolute;mso-position-horizontal-relative:text;mso-position-vertical:absolute;mso-position-vertical-relative:text" o:hralign="center" o:hrstd="t" o:hrnoshade="t" o:hr="t" fillcolor="#d0d0d0 [2894]" stroked="f"/>
+          <v:rect id="_x0000_i1342" style="width:415.3pt;height:1pt;mso-position-horizontal:absolute;mso-position-horizontal-relative:text;mso-position-vertical:absolute;mso-position-vertical-relative:text" o:hralign="center" o:hrstd="t" o:hrnoshade="t" o:hr="t" fillcolor="#d0d0d0 [2894]" stroked="f"/>
         </w:pict>
       </w:r>
     </w:p>
@@ -6052,6 +6615,7 @@
           <w:rtl/>
         </w:rPr>
       </w:pPr>
+      <w:bookmarkStart w:id="12" w:name="_Toc216115246"/>
       <w:r>
         <w:rPr>
           <w:rFonts w:eastAsia="Times New Roman"/>
@@ -6079,6 +6643,7 @@
         </w:rPr>
         <w:t>)</w:t>
       </w:r>
+      <w:bookmarkEnd w:id="12"/>
     </w:p>
     <w:p>
       <w:pPr>
@@ -6124,37 +6689,8 @@
       <w:r>
         <w:rPr>
           <w:rStyle w:val="a9"/>
-          <w:color w:val="7F7F7F" w:themeColor="text1" w:themeTint="80"/>
-        </w:rPr>
-        <w:t>stage_</w:t>
-      </w:r>
-      <w:r>
-        <w:rPr>
-          <w:rStyle w:val="a9"/>
-          <w:color w:val="7F7F7F" w:themeColor="text1" w:themeTint="80"/>
-        </w:rPr>
-        <w:t>2c</w:t>
-      </w:r>
-      <w:r>
-        <w:rPr>
-          <w:rStyle w:val="a9"/>
-          <w:color w:val="7F7F7F" w:themeColor="text1" w:themeTint="80"/>
-        </w:rPr>
-        <w:t>_</w:t>
-      </w:r>
-      <w:r>
-        <w:rPr>
-          <w:rStyle w:val="a9"/>
-          <w:color w:val="7F7F7F" w:themeColor="text1" w:themeTint="80"/>
-        </w:rPr>
-        <w:t>hdbscan</w:t>
-      </w:r>
-      <w:r>
-        <w:rPr>
-          <w:rStyle w:val="a9"/>
-          <w:color w:val="7F7F7F" w:themeColor="text1" w:themeTint="80"/>
-        </w:rPr>
-        <w:t>.py</w:t>
+        </w:rPr>
+        <w:t>stage_2c_hdbscan.py</w:t>
       </w:r>
       <w:r>
         <w:rPr>
@@ -6541,7 +7077,7 @@
         <w:pStyle w:val="aa"/>
         <w:divId w:val="259458589"/>
         <w:rPr>
-          <w:rFonts w:ascii="Helvetica" w:eastAsia="Times New Roman" w:hAnsi="Helvetica" w:cs="Helvetica" w:hint="cs"/>
+          <w:rFonts w:ascii="Helvetica" w:eastAsia="Times New Roman" w:hAnsi="Helvetica" w:cs="Helvetica"/>
           <w:color w:val="333333"/>
           <w:rtl/>
         </w:rPr>
@@ -6584,7 +7120,7 @@
         <w:pStyle w:val="aa"/>
         <w:divId w:val="259458589"/>
         <w:rPr>
-          <w:rFonts w:ascii="Helvetica" w:eastAsia="Times New Roman" w:hAnsi="Helvetica" w:cs="Helvetica" w:hint="cs"/>
+          <w:rFonts w:ascii="Helvetica" w:eastAsia="Times New Roman" w:hAnsi="Helvetica" w:cs="Helvetica"/>
           <w:color w:val="333333"/>
           <w:rtl/>
         </w:rPr>
@@ -6610,7 +7146,7 @@
         <mc:AlternateContent>
           <mc:Choice Requires="wpg">
             <w:drawing>
-              <wp:anchor distT="0" distB="0" distL="114300" distR="114300" simplePos="0" relativeHeight="251676672" behindDoc="0" locked="0" layoutInCell="1" allowOverlap="1" wp14:anchorId="307FABFA" wp14:editId="269A6E6A">
+              <wp:anchor distT="0" distB="0" distL="114300" distR="114300" simplePos="0" relativeHeight="251672576" behindDoc="0" locked="0" layoutInCell="1" allowOverlap="1" wp14:anchorId="307FABFA" wp14:editId="31D52479">
                 <wp:simplePos x="0" y="0"/>
                 <wp:positionH relativeFrom="margin">
                   <wp:posOffset>2240280</wp:posOffset>
@@ -6707,7 +7243,7 @@
           </mc:Choice>
           <mc:Fallback>
             <w:pict>
-              <v:group w14:anchorId="407E8E09" id="קבוצה 9" o:spid="_x0000_s1026" style="position:absolute;left:0;text-align:left;margin-left:176.4pt;margin-top:.55pt;width:189.6pt;height:66pt;z-index:251676672;mso-position-horizontal-relative:margin;mso-width-relative:margin;mso-height-relative:margin" coordsize="26358,9378" o:gfxdata="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">
+              <v:group w14:anchorId="45F89A37" id="קבוצה 9" o:spid="_x0000_s1026" style="position:absolute;left:0;text-align:left;margin-left:176.4pt;margin-top:.55pt;width:189.6pt;height:66pt;z-index:251672576;mso-position-horizontal-relative:margin;mso-width-relative:margin;mso-height-relative:margin" coordsize="26358,9378" o:gfxdata="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">
                 <v:shape id="תמונה 1" o:spid="_x0000_s1027" type="#_x0000_t75" alt="תמונה שמכילה טקסט, גופן, צילום מסך&#10;&#10;תוכן בינה מלאכותית גנרטיבית עשוי להיות שגוי." style="position:absolute;width:26358;height:5454;visibility:visible;mso-wrap-style:square" o:gfxdata="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">
                   <v:imagedata r:id="rId20" o:title="תמונה שמכילה טקסט, גופן, צילום מסך&#10;&#10;תוכן בינה מלאכותית גנרטיבית עשוי להיות שגוי"/>
                 </v:shape>
@@ -6866,11 +7402,10 @@
           <w:rtl/>
           <w:lang w:val="he-IL"/>
         </w:rPr>
-        <w:lastRenderedPageBreak/>
         <mc:AlternateContent>
           <mc:Choice Requires="wpg">
             <w:drawing>
-              <wp:anchor distT="0" distB="0" distL="114300" distR="114300" simplePos="0" relativeHeight="251673600" behindDoc="0" locked="0" layoutInCell="1" allowOverlap="1" wp14:anchorId="22DB4049" wp14:editId="1276FCC0">
+              <wp:anchor distT="0" distB="0" distL="114300" distR="114300" simplePos="0" relativeHeight="251669504" behindDoc="0" locked="0" layoutInCell="1" allowOverlap="1" wp14:anchorId="22DB4049" wp14:editId="466528A5">
                 <wp:simplePos x="0" y="0"/>
                 <wp:positionH relativeFrom="column">
                   <wp:posOffset>1498600</wp:posOffset>
@@ -7021,7 +7556,7 @@
           </mc:Choice>
           <mc:Fallback>
             <w:pict>
-              <v:group w14:anchorId="22DB4049" id="קבוצה 12" o:spid="_x0000_s1036" style="position:absolute;left:0;text-align:left;margin-left:118pt;margin-top:17.45pt;width:280.25pt;height:196.2pt;z-index:251673600" coordsize="35591,24917" o:gfxdata="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">
+              <v:group w14:anchorId="22DB4049" id="קבוצה 12" o:spid="_x0000_s1036" style="position:absolute;left:0;text-align:left;margin-left:118pt;margin-top:17.45pt;width:280.25pt;height:196.2pt;z-index:251669504" coordsize="35591,24917" o:gfxdata="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">
                 <v:shape id="תמונה 11" o:spid="_x0000_s1037" type="#_x0000_t75" alt="תמונה שמכילה טקסט, צילום מסך, תרשים&#10;&#10;תוכן בינה מלאכותית גנרטיבית עשוי להיות שגוי." style="position:absolute;width:35591;height:24917;visibility:visible;mso-wrap-style:square" o:gfxdata="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">
                   <v:imagedata r:id="rId23" o:title="תמונה שמכילה טקסט, צילום מסך, תרשים&#10;&#10;תוכן בינה מלאכותית גנרטיבית עשוי להיות שגוי"/>
                 </v:shape>
@@ -7109,15 +7644,7 @@
           <w:color w:val="333333"/>
           <w:rtl/>
         </w:rPr>
-        <w:t>:</w:t>
-      </w:r>
-      <w:r>
-        <w:rPr>
-          <w:rFonts w:ascii="Helvetica" w:eastAsia="Times New Roman" w:hAnsi="Helvetica" w:cs="Helvetica" w:hint="cs"/>
-          <w:color w:val="333333"/>
-          <w:rtl/>
-        </w:rPr>
-        <w:t xml:space="preserve"> </w:t>
+        <w:t xml:space="preserve">: </w:t>
       </w:r>
     </w:p>
     <w:p>
@@ -7137,7 +7664,7 @@
           <w:color w:val="333333"/>
         </w:rPr>
         <w:pict w14:anchorId="066392B2">
-          <v:rect id="_x0000_i1333" style="width:415.3pt;height:1pt;mso-position-horizontal:absolute;mso-position-horizontal-relative:text;mso-position-vertical:absolute;mso-position-vertical-relative:text" o:hralign="center" o:hrstd="t" o:hrnoshade="t" o:hr="t" fillcolor="#d0d0d0 [2894]" stroked="f"/>
+          <v:rect id="_x0000_i1343" style="width:415.3pt;height:1pt;mso-position-horizontal:absolute;mso-position-horizontal-relative:text;mso-position-vertical:absolute;mso-position-vertical-relative:text" o:hralign="center" o:hrstd="t" o:hrnoshade="t" o:hr="t" fillcolor="#d0d0d0 [2894]" stroked="f"/>
         </w:pict>
       </w:r>
     </w:p>
@@ -7150,6 +7677,7 @@
           <w:rtl/>
         </w:rPr>
       </w:pPr>
+      <w:bookmarkStart w:id="13" w:name="_Toc216115247"/>
       <w:r>
         <w:rPr>
           <w:rFonts w:eastAsia="Times New Roman"/>
@@ -7163,6 +7691,7 @@
         </w:rPr>
         <w:t>Gaussian Mixture Models (GMM)</w:t>
       </w:r>
+      <w:bookmarkEnd w:id="13"/>
     </w:p>
     <w:p>
       <w:pPr>
@@ -7208,21 +7737,18 @@
       <w:r>
         <w:rPr>
           <w:rStyle w:val="a9"/>
-          <w:color w:val="7F7F7F" w:themeColor="text1" w:themeTint="80"/>
         </w:rPr>
         <w:t>stage_</w:t>
       </w:r>
       <w:r>
         <w:rPr>
           <w:rStyle w:val="a9"/>
-          <w:color w:val="7F7F7F" w:themeColor="text1" w:themeTint="80"/>
         </w:rPr>
         <w:t>2d</w:t>
       </w:r>
       <w:r>
         <w:rPr>
           <w:rStyle w:val="a9"/>
-          <w:color w:val="7F7F7F" w:themeColor="text1" w:themeTint="80"/>
         </w:rPr>
         <w:t>_tfidf.py</w:t>
       </w:r>
@@ -7606,7 +8132,7 @@
         <w:pStyle w:val="aa"/>
         <w:divId w:val="259458589"/>
         <w:rPr>
-          <w:rFonts w:ascii="Helvetica" w:eastAsia="Times New Roman" w:hAnsi="Helvetica" w:cs="Helvetica" w:hint="cs"/>
+          <w:rFonts w:ascii="Helvetica" w:eastAsia="Times New Roman" w:hAnsi="Helvetica" w:cs="Helvetica"/>
           <w:color w:val="333333"/>
           <w:rtl/>
         </w:rPr>
@@ -7662,7 +8188,7 @@
           <w:lang w:val="he-IL"/>
         </w:rPr>
         <w:drawing>
-          <wp:anchor distT="0" distB="0" distL="114300" distR="114300" simplePos="0" relativeHeight="251679744" behindDoc="0" locked="0" layoutInCell="1" allowOverlap="1" wp14:anchorId="39D15130" wp14:editId="47996F83">
+          <wp:anchor distT="0" distB="0" distL="114300" distR="114300" simplePos="0" relativeHeight="251675648" behindDoc="0" locked="0" layoutInCell="1" allowOverlap="1" wp14:anchorId="39D15130" wp14:editId="58E50A53">
             <wp:simplePos x="0" y="0"/>
             <wp:positionH relativeFrom="column">
               <wp:posOffset>2994660</wp:posOffset>
@@ -7830,11 +8356,10 @@
           <w:color w:val="333333"/>
           <w:rtl/>
         </w:rPr>
-        <w:lastRenderedPageBreak/>
         <mc:AlternateContent>
           <mc:Choice Requires="wps">
             <w:drawing>
-              <wp:anchor distT="45720" distB="45720" distL="114300" distR="114300" simplePos="0" relativeHeight="251682816" behindDoc="0" locked="0" layoutInCell="1" allowOverlap="1" wp14:anchorId="45C5DD2F" wp14:editId="37A76C61">
+              <wp:anchor distT="45720" distB="45720" distL="114300" distR="114300" simplePos="0" relativeHeight="251678720" behindDoc="0" locked="0" layoutInCell="1" allowOverlap="1" wp14:anchorId="45C5DD2F" wp14:editId="11775E08">
                 <wp:simplePos x="0" y="0"/>
                 <wp:positionH relativeFrom="column">
                   <wp:posOffset>1958340</wp:posOffset>
@@ -7930,7 +8455,7 @@
           </mc:Choice>
           <mc:Fallback>
             <w:pict>
-              <v:shape w14:anchorId="45C5DD2F" id="תיבת טקסט 2" o:spid="_x0000_s1039" type="#_x0000_t202" style="position:absolute;left:0;text-align:left;margin-left:154.2pt;margin-top:150.95pt;width:52.5pt;height:38pt;flip:x;z-index:251682816;visibility:visible;mso-wrap-style:square;mso-width-percent:0;mso-height-percent:0;mso-wrap-distance-left:9pt;mso-wrap-distance-top:3.6pt;mso-wrap-distance-right:9pt;mso-wrap-distance-bottom:3.6pt;mso-position-horizontal:absolute;mso-position-horizontal-relative:text;mso-position-vertical:absolute;mso-position-vertical-relative:text;mso-width-percent:0;mso-height-percent:0;mso-width-relative:margin;mso-height-relative:margin;v-text-anchor:top" o:gfxdata="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">
+              <v:shape w14:anchorId="45C5DD2F" id="תיבת טקסט 2" o:spid="_x0000_s1039" type="#_x0000_t202" style="position:absolute;left:0;text-align:left;margin-left:154.2pt;margin-top:150.95pt;width:52.5pt;height:38pt;flip:x;z-index:251678720;visibility:visible;mso-wrap-style:square;mso-width-percent:0;mso-height-percent:0;mso-wrap-distance-left:9pt;mso-wrap-distance-top:3.6pt;mso-wrap-distance-right:9pt;mso-wrap-distance-bottom:3.6pt;mso-position-horizontal:absolute;mso-position-horizontal-relative:text;mso-position-vertical:absolute;mso-position-vertical-relative:text;mso-width-percent:0;mso-height-percent:0;mso-width-relative:margin;mso-height-relative:margin;v-text-anchor:top" o:gfxdata="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">
                 <v:textbox>
                   <w:txbxContent>
                     <w:p>
@@ -7980,7 +8505,7 @@
           <w:noProof/>
         </w:rPr>
         <w:drawing>
-          <wp:anchor distT="0" distB="0" distL="114300" distR="114300" simplePos="0" relativeHeight="251680768" behindDoc="0" locked="0" layoutInCell="1" allowOverlap="1" wp14:anchorId="65D4DAB7" wp14:editId="78B77F50">
+          <wp:anchor distT="0" distB="0" distL="114300" distR="114300" simplePos="0" relativeHeight="251676672" behindDoc="0" locked="0" layoutInCell="1" allowOverlap="1" wp14:anchorId="65D4DAB7" wp14:editId="65CA0038">
             <wp:simplePos x="0" y="0"/>
             <wp:positionH relativeFrom="column">
               <wp:posOffset>1417320</wp:posOffset>
@@ -8072,7 +8597,7 @@
         <w:spacing w:after="240" w:line="360" w:lineRule="auto"/>
         <w:divId w:val="259458589"/>
         <w:rPr>
-          <w:rFonts w:ascii="Helvetica" w:hAnsi="Helvetica" w:cs="Helvetica" w:hint="cs"/>
+          <w:rFonts w:ascii="Helvetica" w:hAnsi="Helvetica" w:cs="Helvetica"/>
           <w:color w:val="333333"/>
           <w:rtl/>
         </w:rPr>
@@ -8083,7 +8608,7 @@
           <w:color w:val="333333"/>
         </w:rPr>
         <w:pict w14:anchorId="4DD2CD86">
-          <v:rect id="_x0000_i1402" style="width:6in;height:3pt" o:hralign="center" o:hrstd="t" o:hrnoshade="t" o:hr="t" fillcolor="#adadad [2414]" stroked="f"/>
+          <v:rect id="_x0000_i1344" style="width:6in;height:3pt" o:hralign="center" o:hrstd="t" o:hrnoshade="t" o:hr="t" fillcolor="#adadad [2414]" stroked="f"/>
         </w:pict>
       </w:r>
     </w:p>
@@ -8095,6 +8620,7 @@
           <w:rtl/>
         </w:rPr>
       </w:pPr>
+      <w:bookmarkStart w:id="14" w:name="_Toc216115248"/>
       <w:r>
         <w:rPr>
           <w:rtl/>
@@ -8110,6 +8636,7 @@
         </w:rPr>
         <w:t>)</w:t>
       </w:r>
+      <w:bookmarkEnd w:id="14"/>
     </w:p>
     <w:p>
       <w:pPr>
@@ -8206,6 +8733,7 @@
           <w:rtl/>
         </w:rPr>
       </w:pPr>
+      <w:bookmarkStart w:id="15" w:name="_Toc216115249"/>
       <w:r>
         <w:rPr>
           <w:rtl/>
@@ -8229,6 +8757,7 @@
         </w:rPr>
         <w:t>)</w:t>
       </w:r>
+      <w:bookmarkEnd w:id="15"/>
     </w:p>
     <w:p>
       <w:pPr>
@@ -8589,7 +9118,6 @@
           <w:bCs/>
           <w:color w:val="333333"/>
         </w:rPr>
-        <w:lastRenderedPageBreak/>
         <w:t>Random Forest (RF)</w:t>
       </w:r>
       <w:r>
@@ -8713,7 +9241,7 @@
         <w:spacing w:after="240" w:line="360" w:lineRule="auto"/>
         <w:divId w:val="259458589"/>
         <w:rPr>
-          <w:rFonts w:ascii="Helvetica" w:hAnsi="Helvetica" w:cs="Helvetica" w:hint="cs"/>
+          <w:rFonts w:ascii="Helvetica" w:hAnsi="Helvetica" w:cs="Helvetica"/>
           <w:color w:val="333333"/>
           <w:rtl/>
         </w:rPr>
@@ -8743,7 +9271,7 @@
           <w:color w:val="333333"/>
         </w:rPr>
         <w:pict w14:anchorId="118513F3">
-          <v:rect id="_x0000_i1414" style="width:6in;height:.6pt" o:hralign="center" o:hrstd="t" o:hrnoshade="t" o:hr="t" fillcolor="#d0d0d0 [2894]" stroked="f"/>
+          <v:rect id="_x0000_i1345" style="width:6in;height:.6pt" o:hralign="center" o:hrstd="t" o:hrnoshade="t" o:hr="t" fillcolor="#d0d0d0 [2894]" stroked="f"/>
         </w:pict>
       </w:r>
     </w:p>
@@ -8757,6 +9285,7 @@
           <w:rtl/>
         </w:rPr>
       </w:pPr>
+      <w:bookmarkStart w:id="16" w:name="_Toc216115250"/>
       <w:r>
         <w:rPr>
           <w:sz w:val="28"/>
@@ -8797,6 +9326,7 @@
         </w:rPr>
         <w:t>)</w:t>
       </w:r>
+      <w:bookmarkEnd w:id="16"/>
     </w:p>
     <w:p>
       <w:pPr>
@@ -8870,7 +9400,6 @@
       <w:r>
         <w:rPr>
           <w:rStyle w:val="a9"/>
-          <w:color w:val="7F7F7F" w:themeColor="text1" w:themeTint="80"/>
         </w:rPr>
         <w:t>Unified_Top_Features.xlsx</w:t>
       </w:r>
@@ -8921,19 +9450,20 @@
         <w:spacing w:line="360" w:lineRule="auto"/>
         <w:divId w:val="259458589"/>
         <w:rPr>
-          <w:rFonts w:ascii="Helvetica" w:hAnsi="Helvetica" w:cs="Helvetica" w:hint="cs"/>
-          <w:color w:val="333333"/>
-          <w:rtl/>
-        </w:rPr>
-      </w:pPr>
-      <w:r>
-        <w:rPr>
-          <w:rFonts w:ascii="Helvetica" w:hAnsi="Helvetica" w:cs="Helvetica"/>
+          <w:rFonts w:ascii="Helvetica" w:hAnsi="Helvetica" w:cs="Helvetica"/>
+          <w:color w:val="333333"/>
+          <w:rtl/>
+        </w:rPr>
+      </w:pPr>
+      <w:r>
+        <w:rPr>
+          <w:rFonts w:ascii="Helvetica" w:hAnsi="Helvetica" w:cs="Helvetica"/>
+          <w:noProof/>
           <w:color w:val="333333"/>
           <w:rtl/>
         </w:rPr>
         <w:drawing>
-          <wp:anchor distT="0" distB="0" distL="114300" distR="114300" simplePos="0" relativeHeight="251683840" behindDoc="0" locked="0" layoutInCell="1" allowOverlap="1" wp14:anchorId="4297672A" wp14:editId="3298F431">
+          <wp:anchor distT="0" distB="0" distL="114300" distR="114300" simplePos="0" relativeHeight="251679744" behindDoc="0" locked="0" layoutInCell="1" allowOverlap="1" wp14:anchorId="4297672A" wp14:editId="2B5F0BC9">
             <wp:simplePos x="0" y="0"/>
             <wp:positionH relativeFrom="margin">
               <wp:align>right</wp:align>
@@ -9024,7 +9554,7 @@
         <w:spacing w:line="360" w:lineRule="auto"/>
         <w:divId w:val="259458589"/>
         <w:rPr>
-          <w:rFonts w:ascii="Helvetica" w:hAnsi="Helvetica" w:cs="Helvetica" w:hint="cs"/>
+          <w:rFonts w:ascii="Helvetica" w:hAnsi="Helvetica" w:cs="Helvetica"/>
           <w:b/>
           <w:bCs/>
           <w:color w:val="333333"/>
@@ -9034,11 +9564,12 @@
       <w:r>
         <w:rPr>
           <w:rFonts w:ascii="Helvetica" w:hAnsi="Helvetica" w:cs="Helvetica"/>
+          <w:noProof/>
           <w:color w:val="333333"/>
           <w:rtl/>
         </w:rPr>
         <w:drawing>
-          <wp:anchor distT="0" distB="0" distL="114300" distR="114300" simplePos="0" relativeHeight="251684864" behindDoc="0" locked="0" layoutInCell="1" allowOverlap="1" wp14:anchorId="05D30CB6" wp14:editId="63EDBDD8">
+          <wp:anchor distT="0" distB="0" distL="114300" distR="114300" simplePos="0" relativeHeight="251680768" behindDoc="0" locked="0" layoutInCell="1" allowOverlap="1" wp14:anchorId="05D30CB6" wp14:editId="448450B2">
             <wp:simplePos x="0" y="0"/>
             <wp:positionH relativeFrom="margin">
               <wp:posOffset>-944880</wp:posOffset>
@@ -9140,7 +9671,6 @@
           <w:color w:val="333333"/>
           <w:rtl/>
         </w:rPr>
-        <w:lastRenderedPageBreak/>
         <w:t xml:space="preserve">ניתן לראות שיש יותר מילים משותפות עבור </w:t>
       </w:r>
       <w:r>
@@ -9406,7 +9936,7 @@
         <w:spacing w:after="240" w:line="360" w:lineRule="auto"/>
         <w:divId w:val="259458589"/>
         <w:rPr>
-          <w:rFonts w:ascii="Helvetica" w:hAnsi="Helvetica" w:cs="Helvetica" w:hint="cs"/>
+          <w:rFonts w:ascii="Helvetica" w:hAnsi="Helvetica" w:cs="Helvetica"/>
           <w:color w:val="333333"/>
           <w:rtl/>
         </w:rPr>
@@ -9752,7 +10282,7 @@
           <w:color w:val="333333"/>
         </w:rPr>
         <w:pict w14:anchorId="1EB78D11">
-          <v:rect id="_x0000_i1417" style="width:6in;height:.6pt" o:hralign="center" o:hrstd="t" o:hrnoshade="t" o:hr="t" fillcolor="#d0d0d0 [2894]" stroked="f"/>
+          <v:rect id="_x0000_i1346" style="width:6in;height:.6pt" o:hralign="center" o:hrstd="t" o:hrnoshade="t" o:hr="t" fillcolor="#d0d0d0 [2894]" stroked="f"/>
         </w:pict>
       </w:r>
     </w:p>
@@ -9783,11 +10313,11 @@
           <w:rtl/>
         </w:rPr>
       </w:pPr>
-      <w:r>
-        <w:rPr>
-          <w:rtl/>
-        </w:rPr>
-        <w:lastRenderedPageBreak/>
+      <w:bookmarkStart w:id="17" w:name="_Toc216115251"/>
+      <w:r>
+        <w:rPr>
+          <w:rtl/>
+        </w:rPr>
         <w:t>שלב 4.3 – רשתות נוירונים (</w:t>
       </w:r>
       <w:r>
@@ -9799,11 +10329,12 @@
         </w:rPr>
         <w:t>)</w:t>
       </w:r>
+      <w:bookmarkEnd w:id="17"/>
     </w:p>
     <w:p>
       <w:pPr>
         <w:bidi/>
-        <w:spacing w:after="100" w:afterAutospacing="1" w:line="360" w:lineRule="auto"/>
+        <w:spacing w:line="360" w:lineRule="auto"/>
         <w:divId w:val="259458589"/>
         <w:rPr>
           <w:rFonts w:ascii="Helvetica" w:hAnsi="Helvetica" w:cs="Helvetica"/>
@@ -9825,7 +10356,7 @@
     <w:p>
       <w:pPr>
         <w:bidi/>
-        <w:spacing w:after="100" w:afterAutospacing="1" w:line="360" w:lineRule="auto"/>
+        <w:spacing w:line="360" w:lineRule="auto"/>
         <w:divId w:val="259458589"/>
         <w:rPr>
           <w:rFonts w:ascii="Helvetica" w:hAnsi="Helvetica" w:cs="Helvetica"/>
@@ -9888,7 +10419,7 @@
           <w:numId w:val="31"/>
         </w:numPr>
         <w:bidi/>
-        <w:spacing w:after="100" w:afterAutospacing="1" w:line="360" w:lineRule="auto"/>
+        <w:spacing w:line="360" w:lineRule="auto"/>
         <w:divId w:val="259458589"/>
         <w:rPr>
           <w:rFonts w:ascii="Helvetica" w:hAnsi="Helvetica" w:cs="Helvetica"/>
@@ -9933,6 +10464,32 @@
           <w:rtl/>
         </w:rPr>
         <w:t xml:space="preserve"> בזמן האימון).</w:t>
+      </w:r>
+      <w:r>
+        <w:rPr>
+          <w:rFonts w:ascii="Helvetica" w:hAnsi="Helvetica" w:cs="Helvetica" w:hint="cs"/>
+          <w:color w:val="333333"/>
+          <w:rtl/>
+        </w:rPr>
+        <w:t xml:space="preserve"> [סה"כ באימון יש 495 קבצים </w:t>
+      </w:r>
+      <w:proofErr w:type="spellStart"/>
+      <w:r>
+        <w:rPr>
+          <w:rFonts w:ascii="Helvetica" w:hAnsi="Helvetica" w:cs="Helvetica" w:hint="cs"/>
+          <w:color w:val="333333"/>
+          <w:rtl/>
+        </w:rPr>
+        <w:t>ולולידציה</w:t>
+      </w:r>
+      <w:proofErr w:type="spellEnd"/>
+      <w:r>
+        <w:rPr>
+          <w:rFonts w:ascii="Helvetica" w:hAnsi="Helvetica" w:cs="Helvetica" w:hint="cs"/>
+          <w:color w:val="333333"/>
+          <w:rtl/>
+        </w:rPr>
+        <w:t xml:space="preserve"> יש 56 קבצים]</w:t>
       </w:r>
     </w:p>
     <w:p>
@@ -9942,12 +10499,11 @@
           <w:numId w:val="31"/>
         </w:numPr>
         <w:bidi/>
-        <w:spacing w:after="100" w:afterAutospacing="1" w:line="360" w:lineRule="auto"/>
-        <w:divId w:val="259458589"/>
-        <w:rPr>
-          <w:rFonts w:ascii="Helvetica" w:hAnsi="Helvetica" w:cs="Helvetica"/>
-          <w:color w:val="333333"/>
-          <w:rtl/>
+        <w:spacing w:line="360" w:lineRule="auto"/>
+        <w:divId w:val="259458589"/>
+        <w:rPr>
+          <w:rFonts w:ascii="Helvetica" w:hAnsi="Helvetica" w:cs="Helvetica"/>
+          <w:color w:val="333333"/>
         </w:rPr>
       </w:pPr>
       <w:r>
@@ -9973,11 +10529,32 @@
         </w:rPr>
         <w:t xml:space="preserve"> (לבחינה סופית).</w:t>
       </w:r>
+      <w:r>
+        <w:rPr>
+          <w:rFonts w:ascii="Helvetica" w:hAnsi="Helvetica" w:cs="Helvetica" w:hint="cs"/>
+          <w:color w:val="333333"/>
+          <w:rtl/>
+        </w:rPr>
+        <w:t xml:space="preserve"> [138 קבצים]</w:t>
+      </w:r>
     </w:p>
     <w:p>
       <w:pPr>
         <w:bidi/>
-        <w:spacing w:after="100" w:afterAutospacing="1" w:line="360" w:lineRule="auto"/>
+        <w:spacing w:line="360" w:lineRule="auto"/>
+        <w:ind w:left="720"/>
+        <w:divId w:val="259458589"/>
+        <w:rPr>
+          <w:rFonts w:ascii="Helvetica" w:hAnsi="Helvetica" w:cs="Helvetica"/>
+          <w:color w:val="333333"/>
+          <w:rtl/>
+        </w:rPr>
+      </w:pPr>
+    </w:p>
+    <w:p>
+      <w:pPr>
+        <w:bidi/>
+        <w:spacing w:line="360" w:lineRule="auto"/>
         <w:divId w:val="259458589"/>
         <w:rPr>
           <w:rFonts w:ascii="Helvetica" w:hAnsi="Helvetica" w:cs="Helvetica"/>
@@ -9997,10 +10574,10 @@
     <w:p>
       <w:pPr>
         <w:bidi/>
-        <w:spacing w:after="100" w:afterAutospacing="1" w:line="360" w:lineRule="auto"/>
-        <w:divId w:val="259458589"/>
-        <w:rPr>
-          <w:rFonts w:ascii="Helvetica" w:hAnsi="Helvetica" w:cs="Helvetica"/>
+        <w:spacing w:line="360" w:lineRule="auto"/>
+        <w:divId w:val="259458589"/>
+        <w:rPr>
+          <w:rFonts w:ascii="Helvetica" w:hAnsi="Helvetica" w:cs="Helvetica" w:hint="cs"/>
           <w:color w:val="333333"/>
           <w:rtl/>
         </w:rPr>
@@ -10064,7 +10641,7 @@
     <w:p>
       <w:pPr>
         <w:bidi/>
-        <w:spacing w:after="100" w:afterAutospacing="1" w:line="360" w:lineRule="auto"/>
+        <w:spacing w:line="360" w:lineRule="auto"/>
         <w:divId w:val="259458589"/>
         <w:rPr>
           <w:rFonts w:ascii="Helvetica" w:hAnsi="Helvetica" w:cs="Helvetica"/>
@@ -10103,7 +10680,7 @@
           <w:numId w:val="32"/>
         </w:numPr>
         <w:bidi/>
-        <w:spacing w:after="100" w:afterAutospacing="1" w:line="360" w:lineRule="auto"/>
+        <w:spacing w:line="360" w:lineRule="auto"/>
         <w:divId w:val="259458589"/>
         <w:rPr>
           <w:rFonts w:ascii="Helvetica" w:hAnsi="Helvetica" w:cs="Helvetica"/>
@@ -10184,7 +10761,7 @@
           <w:numId w:val="32"/>
         </w:numPr>
         <w:bidi/>
-        <w:spacing w:after="100" w:afterAutospacing="1" w:line="360" w:lineRule="auto"/>
+        <w:spacing w:line="360" w:lineRule="auto"/>
         <w:divId w:val="259458589"/>
         <w:rPr>
           <w:rFonts w:ascii="Helvetica" w:hAnsi="Helvetica" w:cs="Helvetica"/>
@@ -10213,7 +10790,7 @@
     <w:p>
       <w:pPr>
         <w:bidi/>
-        <w:spacing w:after="100" w:afterAutospacing="1" w:line="360" w:lineRule="auto"/>
+        <w:spacing w:line="360" w:lineRule="auto"/>
         <w:divId w:val="259458589"/>
         <w:rPr>
           <w:rFonts w:ascii="Helvetica" w:hAnsi="Helvetica" w:cs="Helvetica"/>
@@ -10237,28 +10814,29 @@
           <w:numId w:val="33"/>
         </w:numPr>
         <w:bidi/>
-        <w:spacing w:after="100" w:afterAutospacing="1" w:line="360" w:lineRule="auto"/>
-        <w:divId w:val="259458589"/>
-        <w:rPr>
-          <w:rFonts w:ascii="Helvetica" w:hAnsi="Helvetica" w:cs="Helvetica"/>
-          <w:color w:val="333333"/>
-          <w:rtl/>
-        </w:rPr>
-      </w:pPr>
-      <w:r>
-        <w:rPr>
-          <w:rFonts w:ascii="Helvetica" w:hAnsi="Helvetica" w:cs="Helvetica"/>
-          <w:color w:val="333333"/>
-        </w:rPr>
-        <w:t>Topology 1</w:t>
-      </w:r>
-      <w:r>
-        <w:rPr>
-          <w:rFonts w:ascii="Helvetica" w:hAnsi="Helvetica" w:cs="Helvetica"/>
-          <w:color w:val="333333"/>
-          <w:rtl/>
-        </w:rPr>
-        <w:t xml:space="preserve">: שימוש בפונקציית </w:t>
+        <w:spacing w:line="360" w:lineRule="auto"/>
+        <w:divId w:val="259458589"/>
+        <w:rPr>
+          <w:rFonts w:ascii="Helvetica" w:hAnsi="Helvetica" w:cs="Helvetica"/>
+          <w:color w:val="333333"/>
+          <w:rtl/>
+        </w:rPr>
+      </w:pPr>
+      <w:r>
+        <w:rPr>
+          <w:rFonts w:ascii="Helvetica" w:hAnsi="Helvetica" w:cs="Helvetica" w:hint="cs"/>
+          <w:color w:val="333333"/>
+          <w:rtl/>
+        </w:rPr>
+        <w:t xml:space="preserve">ע"י </w:t>
+      </w:r>
+      <w:r>
+        <w:rPr>
+          <w:rFonts w:ascii="Helvetica" w:hAnsi="Helvetica" w:cs="Helvetica"/>
+          <w:color w:val="333333"/>
+          <w:rtl/>
+        </w:rPr>
+        <w:t xml:space="preserve">שימוש בפונקציית </w:t>
       </w:r>
       <w:proofErr w:type="spellStart"/>
       <w:r>
@@ -10285,28 +10863,28 @@
           <w:numId w:val="33"/>
         </w:numPr>
         <w:bidi/>
-        <w:spacing w:after="100" w:afterAutospacing="1" w:line="360" w:lineRule="auto"/>
-        <w:divId w:val="259458589"/>
-        <w:rPr>
-          <w:rFonts w:ascii="Helvetica" w:hAnsi="Helvetica" w:cs="Helvetica"/>
-          <w:color w:val="333333"/>
-          <w:rtl/>
-        </w:rPr>
-      </w:pPr>
-      <w:r>
-        <w:rPr>
-          <w:rFonts w:ascii="Helvetica" w:hAnsi="Helvetica" w:cs="Helvetica"/>
-          <w:color w:val="333333"/>
-        </w:rPr>
-        <w:t>Topology 2</w:t>
-      </w:r>
-      <w:r>
-        <w:rPr>
-          <w:rFonts w:ascii="Helvetica" w:hAnsi="Helvetica" w:cs="Helvetica"/>
-          <w:color w:val="333333"/>
-          <w:rtl/>
-        </w:rPr>
-        <w:t xml:space="preserve">: שימוש בפונקציית </w:t>
+        <w:spacing w:line="360" w:lineRule="auto"/>
+        <w:divId w:val="259458589"/>
+        <w:rPr>
+          <w:rFonts w:ascii="Helvetica" w:hAnsi="Helvetica" w:cs="Helvetica"/>
+          <w:color w:val="333333"/>
+        </w:rPr>
+      </w:pPr>
+      <w:r>
+        <w:rPr>
+          <w:rFonts w:ascii="Helvetica" w:hAnsi="Helvetica" w:cs="Helvetica" w:hint="cs"/>
+          <w:color w:val="333333"/>
+          <w:rtl/>
+        </w:rPr>
+        <w:t xml:space="preserve">ע"י </w:t>
+      </w:r>
+      <w:r>
+        <w:rPr>
+          <w:rFonts w:ascii="Helvetica" w:hAnsi="Helvetica" w:cs="Helvetica"/>
+          <w:color w:val="333333"/>
+          <w:rtl/>
+        </w:rPr>
+        <w:t xml:space="preserve">שימוש בפונקציית </w:t>
       </w:r>
       <w:r>
         <w:rPr>
@@ -10317,468 +10895,814 @@
       </w:r>
       <w:r>
         <w:rPr>
-          <w:rFonts w:ascii="Helvetica" w:hAnsi="Helvetica" w:cs="Helvetica"/>
-          <w:color w:val="333333"/>
-          <w:rtl/>
-        </w:rPr>
-        <w:t xml:space="preserve"> (</w:t>
-      </w:r>
-      <w:r>
-        <w:rPr>
-          <w:rFonts w:ascii="Helvetica" w:hAnsi="Helvetica" w:cs="Helvetica"/>
-          <w:color w:val="333333"/>
-        </w:rPr>
-        <w:t>Gaussian Error Linear Unit</w:t>
-      </w:r>
-      <w:r>
-        <w:rPr>
-          <w:rFonts w:ascii="Helvetica" w:hAnsi="Helvetica" w:cs="Helvetica"/>
-          <w:color w:val="333333"/>
-          <w:rtl/>
-        </w:rPr>
-        <w:t>).</w:t>
+          <w:rFonts w:ascii="Helvetica" w:hAnsi="Helvetica" w:cs="Helvetica" w:hint="cs"/>
+          <w:color w:val="333333"/>
+          <w:rtl/>
+        </w:rPr>
+        <w:t>.</w:t>
       </w:r>
     </w:p>
     <w:p>
       <w:pPr>
         <w:bidi/>
-        <w:spacing w:after="100" w:afterAutospacing="1" w:line="360" w:lineRule="auto"/>
-        <w:divId w:val="259458589"/>
-        <w:rPr>
-          <w:rFonts w:ascii="Helvetica" w:hAnsi="Helvetica" w:cs="Helvetica"/>
-          <w:color w:val="333333"/>
-          <w:rtl/>
-        </w:rPr>
-      </w:pPr>
-      <w:r>
-        <w:rPr>
-          <w:rFonts w:ascii="Helvetica" w:hAnsi="Helvetica" w:cs="Helvetica"/>
-          <w:b/>
-          <w:bCs/>
-          <w:color w:val="333333"/>
-          <w:rtl/>
-        </w:rPr>
-        <w:t>תוצאות (</w:t>
-      </w:r>
-      <w:r>
-        <w:rPr>
-          <w:rFonts w:ascii="Helvetica" w:hAnsi="Helvetica" w:cs="Helvetica"/>
-          <w:b/>
-          <w:bCs/>
-          <w:color w:val="333333"/>
-        </w:rPr>
-        <w:t>ANN</w:t>
-      </w:r>
-      <w:r>
-        <w:rPr>
-          <w:rFonts w:ascii="Helvetica" w:hAnsi="Helvetica" w:cs="Helvetica"/>
-          <w:b/>
-          <w:bCs/>
-          <w:color w:val="333333"/>
-          <w:rtl/>
-        </w:rPr>
-        <w:t>):</w:t>
-      </w:r>
-    </w:p>
-    <w:tbl>
-      <w:tblPr>
-        <w:bidiVisual/>
-        <w:tblW w:w="0" w:type="auto"/>
-        <w:tblCellSpacing w:w="15" w:type="dxa"/>
-        <w:tblCellMar>
-          <w:left w:w="0" w:type="dxa"/>
-          <w:right w:w="0" w:type="dxa"/>
-        </w:tblCellMar>
-        <w:tblLook w:val="04A0" w:firstRow="1" w:lastRow="0" w:firstColumn="1" w:lastColumn="0" w:noHBand="0" w:noVBand="1"/>
-      </w:tblPr>
-      <w:tblGrid>
-        <w:gridCol w:w="1365"/>
-        <w:gridCol w:w="2221"/>
-        <w:gridCol w:w="1066"/>
-      </w:tblGrid>
-      <w:tr>
-        <w:trPr>
-          <w:divId w:val="259458589"/>
-          <w:tblHeader/>
-          <w:tblCellSpacing w:w="15" w:type="dxa"/>
-        </w:trPr>
-        <w:tc>
-          <w:tcPr>
-            <w:tcW w:w="0" w:type="auto"/>
-            <w:tcBorders>
-              <w:top w:val="single" w:sz="6" w:space="0" w:color="auto"/>
-              <w:left w:val="single" w:sz="6" w:space="0" w:color="auto"/>
-              <w:bottom w:val="single" w:sz="6" w:space="0" w:color="auto"/>
-              <w:right w:val="single" w:sz="6" w:space="0" w:color="auto"/>
-            </w:tcBorders>
-            <w:tcMar>
-              <w:top w:w="120" w:type="dxa"/>
-              <w:left w:w="180" w:type="dxa"/>
-              <w:bottom w:w="120" w:type="dxa"/>
-              <w:right w:w="180" w:type="dxa"/>
-            </w:tcMar>
-            <w:vAlign w:val="center"/>
-            <w:hideMark/>
-          </w:tcPr>
-          <w:p>
-            <w:pPr>
-              <w:bidi/>
-              <w:spacing w:after="240" w:line="360" w:lineRule="auto"/>
-              <w:rPr>
-                <w:rFonts w:ascii="Helvetica" w:hAnsi="Helvetica" w:cs="Helvetica"/>
-                <w:color w:val="333333"/>
-                <w:rtl/>
-              </w:rPr>
-            </w:pPr>
-            <w:r>
-              <w:rPr>
-                <w:rFonts w:ascii="Helvetica" w:hAnsi="Helvetica" w:cs="Helvetica"/>
-                <w:b/>
-                <w:bCs/>
-                <w:color w:val="333333"/>
-                <w:rtl/>
-              </w:rPr>
-              <w:t>טופולוגיה</w:t>
-            </w:r>
-          </w:p>
-        </w:tc>
-        <w:tc>
-          <w:tcPr>
-            <w:tcW w:w="0" w:type="auto"/>
-            <w:tcBorders>
-              <w:top w:val="single" w:sz="6" w:space="0" w:color="auto"/>
-              <w:left w:val="single" w:sz="6" w:space="0" w:color="auto"/>
-              <w:bottom w:val="single" w:sz="6" w:space="0" w:color="auto"/>
-              <w:right w:val="single" w:sz="6" w:space="0" w:color="auto"/>
-            </w:tcBorders>
-            <w:tcMar>
-              <w:top w:w="120" w:type="dxa"/>
-              <w:left w:w="180" w:type="dxa"/>
-              <w:bottom w:w="120" w:type="dxa"/>
-              <w:right w:w="180" w:type="dxa"/>
-            </w:tcMar>
-            <w:vAlign w:val="center"/>
-            <w:hideMark/>
-          </w:tcPr>
-          <w:p>
-            <w:pPr>
-              <w:bidi/>
-              <w:spacing w:after="240" w:line="360" w:lineRule="auto"/>
-              <w:rPr>
-                <w:rFonts w:ascii="Helvetica" w:hAnsi="Helvetica" w:cs="Helvetica"/>
-                <w:color w:val="333333"/>
-                <w:rtl/>
-              </w:rPr>
-            </w:pPr>
-            <w:r>
-              <w:rPr>
-                <w:rFonts w:ascii="Helvetica" w:hAnsi="Helvetica" w:cs="Helvetica"/>
-                <w:b/>
-                <w:bCs/>
-                <w:color w:val="333333"/>
-              </w:rPr>
-              <w:t>Accuracy (Test)</w:t>
-            </w:r>
-          </w:p>
-        </w:tc>
-        <w:tc>
-          <w:tcPr>
-            <w:tcW w:w="0" w:type="auto"/>
-            <w:tcBorders>
-              <w:top w:val="single" w:sz="6" w:space="0" w:color="auto"/>
-              <w:left w:val="single" w:sz="6" w:space="0" w:color="auto"/>
-              <w:bottom w:val="single" w:sz="6" w:space="0" w:color="auto"/>
-              <w:right w:val="single" w:sz="6" w:space="0" w:color="auto"/>
-            </w:tcBorders>
-            <w:tcMar>
-              <w:top w:w="120" w:type="dxa"/>
-              <w:left w:w="180" w:type="dxa"/>
-              <w:bottom w:w="120" w:type="dxa"/>
-              <w:right w:w="180" w:type="dxa"/>
-            </w:tcMar>
-            <w:vAlign w:val="center"/>
-            <w:hideMark/>
-          </w:tcPr>
-          <w:p>
-            <w:pPr>
-              <w:bidi/>
-              <w:spacing w:after="240" w:line="360" w:lineRule="auto"/>
-              <w:rPr>
-                <w:rFonts w:ascii="Helvetica" w:hAnsi="Helvetica" w:cs="Helvetica"/>
-                <w:color w:val="333333"/>
-                <w:rtl/>
-              </w:rPr>
-            </w:pPr>
-            <w:r>
-              <w:rPr>
-                <w:rFonts w:ascii="Helvetica" w:hAnsi="Helvetica" w:cs="Helvetica"/>
-                <w:b/>
-                <w:bCs/>
-                <w:color w:val="333333"/>
-                <w:rtl/>
-              </w:rPr>
-              <w:t>הערות</w:t>
-            </w:r>
-          </w:p>
-        </w:tc>
-      </w:tr>
-      <w:tr>
-        <w:trPr>
-          <w:divId w:val="259458589"/>
-          <w:tblCellSpacing w:w="15" w:type="dxa"/>
-        </w:trPr>
-        <w:tc>
-          <w:tcPr>
-            <w:tcW w:w="0" w:type="auto"/>
-            <w:tcBorders>
-              <w:top w:val="single" w:sz="6" w:space="0" w:color="auto"/>
-              <w:left w:val="single" w:sz="6" w:space="0" w:color="auto"/>
-              <w:bottom w:val="single" w:sz="6" w:space="0" w:color="auto"/>
-              <w:right w:val="single" w:sz="6" w:space="0" w:color="auto"/>
-            </w:tcBorders>
-            <w:tcMar>
-              <w:top w:w="120" w:type="dxa"/>
-              <w:left w:w="180" w:type="dxa"/>
-              <w:bottom w:w="120" w:type="dxa"/>
-              <w:right w:w="180" w:type="dxa"/>
-            </w:tcMar>
-            <w:vAlign w:val="center"/>
-            <w:hideMark/>
-          </w:tcPr>
-          <w:p>
-            <w:pPr>
-              <w:bidi/>
-              <w:spacing w:after="240" w:line="360" w:lineRule="auto"/>
-              <w:rPr>
-                <w:rFonts w:ascii="Helvetica" w:hAnsi="Helvetica" w:cs="Helvetica"/>
-                <w:color w:val="333333"/>
-                <w:rtl/>
-              </w:rPr>
-            </w:pPr>
-            <w:proofErr w:type="spellStart"/>
-            <w:r>
-              <w:rPr>
-                <w:rFonts w:ascii="Helvetica" w:hAnsi="Helvetica" w:cs="Helvetica"/>
-                <w:color w:val="333333"/>
-              </w:rPr>
-              <w:t>ReLU</w:t>
-            </w:r>
-            <w:proofErr w:type="spellEnd"/>
-          </w:p>
-        </w:tc>
-        <w:tc>
-          <w:tcPr>
-            <w:tcW w:w="0" w:type="auto"/>
-            <w:tcBorders>
-              <w:top w:val="single" w:sz="6" w:space="0" w:color="auto"/>
-              <w:left w:val="single" w:sz="6" w:space="0" w:color="auto"/>
-              <w:bottom w:val="single" w:sz="6" w:space="0" w:color="auto"/>
-              <w:right w:val="single" w:sz="6" w:space="0" w:color="auto"/>
-            </w:tcBorders>
-            <w:tcMar>
-              <w:top w:w="120" w:type="dxa"/>
-              <w:left w:w="180" w:type="dxa"/>
-              <w:bottom w:w="120" w:type="dxa"/>
-              <w:right w:w="180" w:type="dxa"/>
-            </w:tcMar>
-            <w:vAlign w:val="center"/>
-            <w:hideMark/>
-          </w:tcPr>
-          <w:p>
-            <w:pPr>
-              <w:bidi/>
-              <w:spacing w:after="240" w:line="360" w:lineRule="auto"/>
-              <w:rPr>
-                <w:rFonts w:ascii="Helvetica" w:hAnsi="Helvetica" w:cs="Helvetica"/>
-                <w:color w:val="333333"/>
-                <w:rtl/>
-              </w:rPr>
-            </w:pPr>
-            <w:r>
-              <w:rPr>
-                <w:rFonts w:ascii="Helvetica" w:hAnsi="Helvetica" w:cs="Helvetica"/>
-                <w:color w:val="333333"/>
-                <w:rtl/>
-              </w:rPr>
-              <w:t>[השלם ערך]</w:t>
-            </w:r>
-          </w:p>
-        </w:tc>
-        <w:tc>
-          <w:tcPr>
-            <w:tcW w:w="0" w:type="auto"/>
-            <w:tcBorders>
-              <w:top w:val="single" w:sz="6" w:space="0" w:color="auto"/>
-              <w:left w:val="single" w:sz="6" w:space="0" w:color="auto"/>
-              <w:bottom w:val="single" w:sz="6" w:space="0" w:color="auto"/>
-              <w:right w:val="single" w:sz="6" w:space="0" w:color="auto"/>
-            </w:tcBorders>
-            <w:tcMar>
-              <w:top w:w="120" w:type="dxa"/>
-              <w:left w:w="180" w:type="dxa"/>
-              <w:bottom w:w="120" w:type="dxa"/>
-              <w:right w:w="180" w:type="dxa"/>
-            </w:tcMar>
-            <w:vAlign w:val="center"/>
-            <w:hideMark/>
-          </w:tcPr>
-          <w:p>
-            <w:pPr>
-              <w:bidi/>
-              <w:spacing w:after="240" w:line="360" w:lineRule="auto"/>
-              <w:rPr>
-                <w:rFonts w:ascii="Helvetica" w:hAnsi="Helvetica" w:cs="Helvetica"/>
-                <w:color w:val="333333"/>
-                <w:rtl/>
-              </w:rPr>
-            </w:pPr>
-          </w:p>
-        </w:tc>
-      </w:tr>
-      <w:tr>
-        <w:trPr>
-          <w:divId w:val="259458589"/>
-          <w:tblCellSpacing w:w="15" w:type="dxa"/>
-        </w:trPr>
-        <w:tc>
-          <w:tcPr>
-            <w:tcW w:w="0" w:type="auto"/>
-            <w:tcBorders>
-              <w:top w:val="single" w:sz="6" w:space="0" w:color="auto"/>
-              <w:left w:val="single" w:sz="6" w:space="0" w:color="auto"/>
-              <w:bottom w:val="single" w:sz="6" w:space="0" w:color="auto"/>
-              <w:right w:val="single" w:sz="6" w:space="0" w:color="auto"/>
-            </w:tcBorders>
-            <w:tcMar>
-              <w:top w:w="120" w:type="dxa"/>
-              <w:left w:w="180" w:type="dxa"/>
-              <w:bottom w:w="120" w:type="dxa"/>
-              <w:right w:w="180" w:type="dxa"/>
-            </w:tcMar>
-            <w:vAlign w:val="center"/>
-            <w:hideMark/>
-          </w:tcPr>
-          <w:p>
-            <w:pPr>
-              <w:bidi/>
-              <w:spacing w:after="240" w:line="360" w:lineRule="auto"/>
-              <w:rPr>
-                <w:rFonts w:ascii="Helvetica" w:hAnsi="Helvetica" w:cs="Helvetica"/>
-                <w:color w:val="333333"/>
-              </w:rPr>
-            </w:pPr>
-            <w:r>
-              <w:rPr>
-                <w:rFonts w:ascii="Helvetica" w:hAnsi="Helvetica" w:cs="Helvetica"/>
-                <w:color w:val="333333"/>
-              </w:rPr>
-              <w:t>GELU</w:t>
-            </w:r>
-          </w:p>
-        </w:tc>
-        <w:tc>
-          <w:tcPr>
-            <w:tcW w:w="0" w:type="auto"/>
-            <w:tcBorders>
-              <w:top w:val="single" w:sz="6" w:space="0" w:color="auto"/>
-              <w:left w:val="single" w:sz="6" w:space="0" w:color="auto"/>
-              <w:bottom w:val="single" w:sz="6" w:space="0" w:color="auto"/>
-              <w:right w:val="single" w:sz="6" w:space="0" w:color="auto"/>
-            </w:tcBorders>
-            <w:tcMar>
-              <w:top w:w="120" w:type="dxa"/>
-              <w:left w:w="180" w:type="dxa"/>
-              <w:bottom w:w="120" w:type="dxa"/>
-              <w:right w:w="180" w:type="dxa"/>
-            </w:tcMar>
-            <w:vAlign w:val="center"/>
-            <w:hideMark/>
-          </w:tcPr>
-          <w:p>
-            <w:pPr>
-              <w:bidi/>
-              <w:spacing w:after="240" w:line="360" w:lineRule="auto"/>
-              <w:rPr>
-                <w:rFonts w:ascii="Helvetica" w:hAnsi="Helvetica" w:cs="Helvetica"/>
-                <w:color w:val="333333"/>
-                <w:rtl/>
-              </w:rPr>
-            </w:pPr>
-            <w:r>
-              <w:rPr>
-                <w:rFonts w:ascii="Helvetica" w:hAnsi="Helvetica" w:cs="Helvetica"/>
-                <w:color w:val="333333"/>
-                <w:rtl/>
-              </w:rPr>
-              <w:t>[השלם ערך]</w:t>
-            </w:r>
-          </w:p>
-        </w:tc>
-        <w:tc>
-          <w:tcPr>
-            <w:tcW w:w="0" w:type="auto"/>
-            <w:tcBorders>
-              <w:top w:val="single" w:sz="6" w:space="0" w:color="auto"/>
-              <w:left w:val="single" w:sz="6" w:space="0" w:color="auto"/>
-              <w:bottom w:val="single" w:sz="6" w:space="0" w:color="auto"/>
-              <w:right w:val="single" w:sz="6" w:space="0" w:color="auto"/>
-            </w:tcBorders>
-            <w:tcMar>
-              <w:top w:w="120" w:type="dxa"/>
-              <w:left w:w="180" w:type="dxa"/>
-              <w:bottom w:w="120" w:type="dxa"/>
-              <w:right w:w="180" w:type="dxa"/>
-            </w:tcMar>
-            <w:vAlign w:val="center"/>
-            <w:hideMark/>
-          </w:tcPr>
-          <w:p>
-            <w:pPr>
-              <w:bidi/>
-              <w:spacing w:after="240" w:line="360" w:lineRule="auto"/>
-              <w:rPr>
-                <w:rFonts w:ascii="Helvetica" w:hAnsi="Helvetica" w:cs="Helvetica"/>
-                <w:color w:val="333333"/>
-                <w:rtl/>
-              </w:rPr>
-            </w:pPr>
-          </w:p>
-        </w:tc>
-      </w:tr>
-    </w:tbl>
+        <w:spacing w:line="360" w:lineRule="auto"/>
+        <w:divId w:val="259458589"/>
+        <w:rPr>
+          <w:rFonts w:ascii="Helvetica" w:hAnsi="Helvetica" w:cs="Helvetica"/>
+          <w:color w:val="333333"/>
+        </w:rPr>
+      </w:pPr>
+    </w:p>
+    <w:p>
+      <w:pPr>
+        <w:bidi/>
+        <w:spacing w:line="360" w:lineRule="auto"/>
+        <w:divId w:val="259458589"/>
+        <w:rPr>
+          <w:rFonts w:ascii="Helvetica" w:hAnsi="Helvetica" w:cs="Helvetica"/>
+          <w:color w:val="333333"/>
+        </w:rPr>
+      </w:pPr>
+      <w:r>
+        <w:rPr>
+          <w:rFonts w:ascii="Helvetica" w:hAnsi="Helvetica" w:cs="Helvetica"/>
+          <w:color w:val="333333"/>
+          <w:rtl/>
+        </w:rPr>
+        <w:t>ויזואליזציה :</w:t>
+      </w:r>
+    </w:p>
+    <w:p>
+      <w:pPr>
+        <w:bidi/>
+        <w:spacing w:line="360" w:lineRule="auto"/>
+        <w:divId w:val="259458589"/>
+        <w:rPr>
+          <w:rFonts w:ascii="Helvetica" w:hAnsi="Helvetica" w:cs="Helvetica"/>
+          <w:color w:val="333333"/>
+          <w:u w:val="single"/>
+          <w:rtl/>
+        </w:rPr>
+      </w:pPr>
+      <w:r>
+        <w:rPr>
+          <w:rFonts w:ascii="Helvetica" w:hAnsi="Helvetica" w:cs="Helvetica"/>
+          <w:color w:val="333333"/>
+          <w:rtl/>
+        </w:rPr>
+        <w:t>השתמשנו ב-</w:t>
+      </w:r>
+      <w:r>
+        <w:rPr>
+          <w:rFonts w:ascii="Helvetica" w:hAnsi="Helvetica" w:cs="Helvetica"/>
+          <w:color w:val="333333"/>
+        </w:rPr>
+        <w:t>UMAP</w:t>
+      </w:r>
+      <w:r>
+        <w:rPr>
+          <w:rFonts w:ascii="Helvetica" w:hAnsi="Helvetica" w:cs="Helvetica"/>
+          <w:color w:val="333333"/>
+          <w:rtl/>
+        </w:rPr>
+        <w:t xml:space="preserve"> כדי להציג את תוצאות הסיווג של הרשת על גרף דו-ממדי. </w:t>
+      </w:r>
+    </w:p>
+    <w:p>
+      <w:pPr>
+        <w:bidi/>
+        <w:spacing w:line="360" w:lineRule="auto"/>
+        <w:divId w:val="259458589"/>
+        <w:rPr>
+          <w:rFonts w:ascii="Helvetica" w:hAnsi="Helvetica" w:cs="Helvetica"/>
+          <w:color w:val="333333"/>
+          <w:u w:val="single"/>
+          <w:rtl/>
+        </w:rPr>
+      </w:pPr>
+    </w:p>
+    <w:p>
+      <w:pPr>
+        <w:bidi/>
+        <w:spacing w:line="360" w:lineRule="auto"/>
+        <w:divId w:val="259458589"/>
+        <w:rPr>
+          <w:rFonts w:ascii="Helvetica" w:hAnsi="Helvetica" w:cs="Helvetica"/>
+          <w:color w:val="333333"/>
+          <w:u w:val="single"/>
+          <w:rtl/>
+        </w:rPr>
+      </w:pPr>
+      <w:r>
+        <w:rPr>
+          <w:rFonts w:ascii="Helvetica" w:hAnsi="Helvetica" w:cs="Helvetica"/>
+          <w:noProof/>
+          <w:color w:val="333333"/>
+          <w:rtl/>
+          <w:lang w:val="he-IL"/>
+        </w:rPr>
+        <mc:AlternateContent>
+          <mc:Choice Requires="wpg">
+            <w:drawing>
+              <wp:anchor distT="0" distB="0" distL="114300" distR="114300" simplePos="0" relativeHeight="251680255" behindDoc="0" locked="0" layoutInCell="1" allowOverlap="1" wp14:anchorId="7FF88D2D" wp14:editId="7853DE4E">
+                <wp:simplePos x="0" y="0"/>
+                <wp:positionH relativeFrom="page">
+                  <wp:posOffset>0</wp:posOffset>
+                </wp:positionH>
+                <wp:positionV relativeFrom="paragraph">
+                  <wp:posOffset>355023</wp:posOffset>
+                </wp:positionV>
+                <wp:extent cx="3097530" cy="2167890"/>
+                <wp:effectExtent l="0" t="0" r="7620" b="3810"/>
+                <wp:wrapNone/>
+                <wp:docPr id="767326513" name="קבוצה 15"/>
+                <wp:cNvGraphicFramePr/>
+                <a:graphic xmlns:a="http://schemas.openxmlformats.org/drawingml/2006/main">
+                  <a:graphicData uri="http://schemas.microsoft.com/office/word/2010/wordprocessingGroup">
+                    <wpg:wgp>
+                      <wpg:cNvGrpSpPr/>
+                      <wpg:grpSpPr>
+                        <a:xfrm>
+                          <a:off x="0" y="0"/>
+                          <a:ext cx="3097530" cy="2167890"/>
+                          <a:chOff x="0" y="0"/>
+                          <a:chExt cx="3097530" cy="2167890"/>
+                        </a:xfrm>
+                      </wpg:grpSpPr>
+                      <pic:pic xmlns:pic="http://schemas.openxmlformats.org/drawingml/2006/picture">
+                        <pic:nvPicPr>
+                          <pic:cNvPr id="893512520" name="תמונה 13" descr="תמונה שמכילה טקסט, צילום מסך, תרשים&#10;&#10;תוכן בינה מלאכותית גנרטיבית עשוי להיות שגוי."/>
+                          <pic:cNvPicPr>
+                            <a:picLocks noChangeAspect="1"/>
+                          </pic:cNvPicPr>
+                        </pic:nvPicPr>
+                        <pic:blipFill>
+                          <a:blip r:embed="rId28" cstate="print">
+                            <a:extLst>
+                              <a:ext uri="{28A0092B-C50C-407E-A947-70E740481C1C}">
+                                <a14:useLocalDpi xmlns:a14="http://schemas.microsoft.com/office/drawing/2010/main" val="0"/>
+                              </a:ext>
+                            </a:extLst>
+                          </a:blip>
+                          <a:srcRect/>
+                          <a:stretch>
+                            <a:fillRect/>
+                          </a:stretch>
+                        </pic:blipFill>
+                        <pic:spPr bwMode="auto">
+                          <a:xfrm>
+                            <a:off x="0" y="0"/>
+                            <a:ext cx="3097530" cy="2167890"/>
+                          </a:xfrm>
+                          <a:prstGeom prst="rect">
+                            <a:avLst/>
+                          </a:prstGeom>
+                          <a:noFill/>
+                          <a:ln>
+                            <a:noFill/>
+                          </a:ln>
+                        </pic:spPr>
+                      </pic:pic>
+                      <wps:wsp>
+                        <wps:cNvPr id="1517005541" name="תיבת טקסט 14"/>
+                        <wps:cNvSpPr txBox="1">
+                          <a:spLocks noChangeArrowheads="1"/>
+                        </wps:cNvSpPr>
+                        <wps:spPr bwMode="auto">
+                          <a:xfrm flipH="1">
+                            <a:off x="2057400" y="1378527"/>
+                            <a:ext cx="666750" cy="482600"/>
+                          </a:xfrm>
+                          <a:prstGeom prst="rect">
+                            <a:avLst/>
+                          </a:prstGeom>
+                          <a:solidFill>
+                            <a:srgbClr val="FFFFFF"/>
+                          </a:solidFill>
+                          <a:ln w="9525">
+                            <a:solidFill>
+                              <a:srgbClr val="000000"/>
+                            </a:solidFill>
+                            <a:miter lim="800000"/>
+                            <a:headEnd/>
+                            <a:tailEnd/>
+                          </a:ln>
+                        </wps:spPr>
+                        <wps:txbx>
+                          <w:txbxContent>
+                            <w:p>
+                              <w:pPr>
+                                <w:rPr>
+                                  <w:b/>
+                                  <w:bCs/>
+                                  <w:color w:val="0038A8"/>
+                                </w:rPr>
+                              </w:pPr>
+                              <w:r>
+                                <w:rPr>
+                                  <w:b/>
+                                  <w:bCs/>
+                                  <w:color w:val="0038A8"/>
+                                </w:rPr>
+                                <w:t>Uk = 0</w:t>
+                              </w:r>
+                            </w:p>
+                            <w:p>
+                              <w:pPr>
+                                <w:rPr>
+                                  <w:b/>
+                                  <w:bCs/>
+                                  <w:color w:val="C00000"/>
+                                </w:rPr>
+                              </w:pPr>
+                              <w:r>
+                                <w:rPr>
+                                  <w:b/>
+                                  <w:bCs/>
+                                  <w:color w:val="C00000"/>
+                                </w:rPr>
+                                <w:t>Us = 1</w:t>
+                              </w:r>
+                            </w:p>
+                          </w:txbxContent>
+                        </wps:txbx>
+                        <wps:bodyPr rot="0" vertOverflow="clip" horzOverflow="clip" vert="horz" wrap="square" lIns="91440" tIns="45720" rIns="91440" bIns="45720" anchor="t" anchorCtr="0">
+                          <a:noAutofit/>
+                        </wps:bodyPr>
+                      </wps:wsp>
+                    </wpg:wgp>
+                  </a:graphicData>
+                </a:graphic>
+              </wp:anchor>
+            </w:drawing>
+          </mc:Choice>
+          <mc:Fallback>
+            <w:pict>
+              <v:group w14:anchorId="7FF88D2D" id="קבוצה 15" o:spid="_x0000_s1040" style="position:absolute;left:0;text-align:left;margin-left:0;margin-top:27.95pt;width:243.9pt;height:170.7pt;z-index:251680255;mso-position-horizontal-relative:page" coordsize="30975,21678" o:gfxdata="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">
+                <v:shape id="תמונה 13" o:spid="_x0000_s1041" type="#_x0000_t75" alt="תמונה שמכילה טקסט, צילום מסך, תרשים&#10;&#10;תוכן בינה מלאכותית גנרטיבית עשוי להיות שגוי." style="position:absolute;width:30975;height:21678;visibility:visible;mso-wrap-style:square" o:gfxdata="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">
+                  <v:imagedata r:id="rId29" o:title="תמונה שמכילה טקסט, צילום מסך, תרשים&#10;&#10;תוכן בינה מלאכותית גנרטיבית עשוי להיות שגוי"/>
+                </v:shape>
+                <v:shape id="תיבת טקסט 14" o:spid="_x0000_s1042" type="#_x0000_t202" style="position:absolute;left:20574;top:13785;width:6667;height:4826;flip:x;visibility:visible;mso-wrap-style:square;v-text-anchor:top" o:gfxdata="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">
+                  <v:textbox>
+                    <w:txbxContent>
+                      <w:p>
+                        <w:pPr>
+                          <w:rPr>
+                            <w:b/>
+                            <w:bCs/>
+                            <w:color w:val="0038A8"/>
+                          </w:rPr>
+                        </w:pPr>
+                        <w:r>
+                          <w:rPr>
+                            <w:b/>
+                            <w:bCs/>
+                            <w:color w:val="0038A8"/>
+                          </w:rPr>
+                          <w:t>Uk = 0</w:t>
+                        </w:r>
+                      </w:p>
+                      <w:p>
+                        <w:pPr>
+                          <w:rPr>
+                            <w:b/>
+                            <w:bCs/>
+                            <w:color w:val="C00000"/>
+                          </w:rPr>
+                        </w:pPr>
+                        <w:r>
+                          <w:rPr>
+                            <w:b/>
+                            <w:bCs/>
+                            <w:color w:val="C00000"/>
+                          </w:rPr>
+                          <w:t>Us = 1</w:t>
+                        </w:r>
+                      </w:p>
+                    </w:txbxContent>
+                  </v:textbox>
+                </v:shape>
+                <w10:wrap anchorx="page"/>
+              </v:group>
+            </w:pict>
+          </mc:Fallback>
+        </mc:AlternateContent>
+      </w:r>
+      <w:r>
+        <w:rPr>
+          <w:rFonts w:ascii="Helvetica" w:hAnsi="Helvetica" w:cs="Helvetica"/>
+          <w:color w:val="333333"/>
+          <w:u w:val="single"/>
+          <w:rtl/>
+        </w:rPr>
+        <w:t>תוצאות</w:t>
+      </w:r>
+    </w:p>
+    <w:p>
+      <w:pPr>
+        <w:bidi/>
+        <w:spacing w:line="360" w:lineRule="auto"/>
+        <w:divId w:val="259458589"/>
+        <w:rPr>
+          <w:rFonts w:ascii="Helvetica" w:hAnsi="Helvetica" w:cs="Helvetica"/>
+          <w:color w:val="333333"/>
+          <w:rtl/>
+        </w:rPr>
+      </w:pPr>
+      <w:r>
+        <w:rPr>
+          <w:rFonts w:ascii="Helvetica" w:hAnsi="Helvetica" w:cs="Helvetica"/>
+          <w:noProof/>
+          <w:color w:val="333333"/>
+        </w:rPr>
+        <mc:AlternateContent>
+          <mc:Choice Requires="wpg">
+            <w:drawing>
+              <wp:anchor distT="0" distB="0" distL="114300" distR="114300" simplePos="0" relativeHeight="251683840" behindDoc="0" locked="0" layoutInCell="1" allowOverlap="1" wp14:anchorId="3A05C3F2" wp14:editId="231887F8">
+                <wp:simplePos x="0" y="0"/>
+                <wp:positionH relativeFrom="margin">
+                  <wp:posOffset>1807845</wp:posOffset>
+                </wp:positionH>
+                <wp:positionV relativeFrom="paragraph">
+                  <wp:posOffset>201295</wp:posOffset>
+                </wp:positionV>
+                <wp:extent cx="3462655" cy="1967230"/>
+                <wp:effectExtent l="0" t="0" r="4445" b="0"/>
+                <wp:wrapTopAndBottom/>
+                <wp:docPr id="481844896" name="קבוצה 11"/>
+                <wp:cNvGraphicFramePr/>
+                <a:graphic xmlns:a="http://schemas.openxmlformats.org/drawingml/2006/main">
+                  <a:graphicData uri="http://schemas.microsoft.com/office/word/2010/wordprocessingGroup">
+                    <wpg:wgp>
+                      <wpg:cNvGrpSpPr/>
+                      <wpg:grpSpPr>
+                        <a:xfrm>
+                          <a:off x="0" y="0"/>
+                          <a:ext cx="3462655" cy="1967230"/>
+                          <a:chOff x="0" y="0"/>
+                          <a:chExt cx="6056630" cy="2985135"/>
+                        </a:xfrm>
+                      </wpg:grpSpPr>
+                      <pic:pic xmlns:pic="http://schemas.openxmlformats.org/drawingml/2006/picture">
+                        <pic:nvPicPr>
+                          <pic:cNvPr id="698712962" name="תמונה 1"/>
+                          <pic:cNvPicPr>
+                            <a:picLocks noChangeAspect="1"/>
+                          </pic:cNvPicPr>
+                        </pic:nvPicPr>
+                        <pic:blipFill>
+                          <a:blip r:embed="rId30" cstate="print">
+                            <a:extLst>
+                              <a:ext uri="{28A0092B-C50C-407E-A947-70E740481C1C}">
+                                <a14:useLocalDpi xmlns:a14="http://schemas.microsoft.com/office/drawing/2010/main" val="0"/>
+                              </a:ext>
+                            </a:extLst>
+                          </a:blip>
+                          <a:stretch>
+                            <a:fillRect/>
+                          </a:stretch>
+                        </pic:blipFill>
+                        <pic:spPr>
+                          <a:xfrm>
+                            <a:off x="0" y="0"/>
+                            <a:ext cx="6056630" cy="2985135"/>
+                          </a:xfrm>
+                          <a:prstGeom prst="rect">
+                            <a:avLst/>
+                          </a:prstGeom>
+                        </pic:spPr>
+                      </pic:pic>
+                      <pic:pic xmlns:pic="http://schemas.openxmlformats.org/drawingml/2006/picture">
+                        <pic:nvPicPr>
+                          <pic:cNvPr id="1248424800" name="תמונה 1" descr="תמונה שמכילה טקסט, גופן, צילום מסך, מספר&#10;&#10;תוכן בינה מלאכותית גנרטיבית עשוי להיות שגוי."/>
+                          <pic:cNvPicPr>
+                            <a:picLocks noChangeAspect="1"/>
+                          </pic:cNvPicPr>
+                        </pic:nvPicPr>
+                        <pic:blipFill>
+                          <a:blip r:embed="rId31">
+                            <a:extLst>
+                              <a:ext uri="{28A0092B-C50C-407E-A947-70E740481C1C}">
+                                <a14:useLocalDpi xmlns:a14="http://schemas.microsoft.com/office/drawing/2010/main" val="0"/>
+                              </a:ext>
+                            </a:extLst>
+                          </a:blip>
+                          <a:stretch>
+                            <a:fillRect/>
+                          </a:stretch>
+                        </pic:blipFill>
+                        <pic:spPr>
+                          <a:xfrm>
+                            <a:off x="4445577" y="2228850"/>
+                            <a:ext cx="1543050" cy="676275"/>
+                          </a:xfrm>
+                          <a:prstGeom prst="rect">
+                            <a:avLst/>
+                          </a:prstGeom>
+                          <a:ln>
+                            <a:solidFill>
+                              <a:schemeClr val="bg1">
+                                <a:lumMod val="95000"/>
+                              </a:schemeClr>
+                            </a:solidFill>
+                          </a:ln>
+                        </pic:spPr>
+                      </pic:pic>
+                    </wpg:wgp>
+                  </a:graphicData>
+                </a:graphic>
+                <wp14:sizeRelH relativeFrom="margin">
+                  <wp14:pctWidth>0</wp14:pctWidth>
+                </wp14:sizeRelH>
+                <wp14:sizeRelV relativeFrom="margin">
+                  <wp14:pctHeight>0</wp14:pctHeight>
+                </wp14:sizeRelV>
+              </wp:anchor>
+            </w:drawing>
+          </mc:Choice>
+          <mc:Fallback>
+            <w:pict>
+              <v:group w14:anchorId="671E9BE4" id="קבוצה 11" o:spid="_x0000_s1026" style="position:absolute;left:0;text-align:left;margin-left:142.35pt;margin-top:15.85pt;width:272.65pt;height:154.9pt;z-index:251683840;mso-position-horizontal-relative:margin;mso-width-relative:margin;mso-height-relative:margin" coordsize="60566,29851" o:gfxdata="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">
+                <v:shape id="תמונה 1" o:spid="_x0000_s1027" type="#_x0000_t75" style="position:absolute;width:60566;height:29851;visibility:visible;mso-wrap-style:square" o:gfxdata="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">
+                  <v:imagedata r:id="rId32" o:title=""/>
+                </v:shape>
+                <v:shape id="תמונה 1" o:spid="_x0000_s1028" type="#_x0000_t75" alt="תמונה שמכילה טקסט, גופן, צילום מסך, מספר&#10;&#10;תוכן בינה מלאכותית גנרטיבית עשוי להיות שגוי." style="position:absolute;left:44455;top:22288;width:15431;height:6763;visibility:visible;mso-wrap-style:square" o:gfxdata="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" stroked="t" strokecolor="#f2f2f2 [3052]">
+                  <v:imagedata r:id="rId33" o:title="תמונה שמכילה טקסט, גופן, צילום מסך, מספר&#10;&#10;תוכן בינה מלאכותית גנרטיבית עשוי להיות שגוי"/>
+                  <v:path arrowok="t"/>
+                </v:shape>
+                <w10:wrap type="topAndBottom" anchorx="margin"/>
+              </v:group>
+            </w:pict>
+          </mc:Fallback>
+        </mc:AlternateContent>
+      </w:r>
+      <w:r>
+        <w:rPr>
+          <w:rFonts w:ascii="Helvetica" w:hAnsi="Helvetica" w:cs="Helvetica"/>
+          <w:color w:val="333333"/>
+        </w:rPr>
+        <w:t>RELU</w:t>
+      </w:r>
+      <w:r>
+        <w:rPr>
+          <w:rFonts w:ascii="Helvetica" w:hAnsi="Helvetica" w:cs="Helvetica" w:hint="cs"/>
+          <w:color w:val="333333"/>
+          <w:rtl/>
+        </w:rPr>
+        <w:t>:</w:t>
+      </w:r>
+    </w:p>
     <w:p>
       <w:pPr>
         <w:bidi/>
         <w:spacing w:after="240" w:line="360" w:lineRule="auto"/>
         <w:divId w:val="259458589"/>
         <w:rPr>
-          <w:rFonts w:ascii="Helvetica" w:hAnsi="Helvetica" w:cs="Helvetica"/>
-          <w:color w:val="333333"/>
-        </w:rPr>
-      </w:pPr>
-      <w:r>
-        <w:rPr>
-          <w:rFonts w:ascii="Helvetica" w:hAnsi="Helvetica" w:cs="Helvetica"/>
-          <w:color w:val="333333"/>
-          <w:rtl/>
-        </w:rPr>
-        <w:lastRenderedPageBreak/>
-        <w:t>ויזואליזציה (</w:t>
-      </w:r>
-      <w:r>
-        <w:rPr>
-          <w:rFonts w:ascii="Helvetica" w:hAnsi="Helvetica" w:cs="Helvetica"/>
-          <w:color w:val="333333"/>
-        </w:rPr>
-        <w:t>UMAP</w:t>
-      </w:r>
-      <w:r>
-        <w:rPr>
-          <w:rFonts w:ascii="Helvetica" w:hAnsi="Helvetica" w:cs="Helvetica"/>
-          <w:color w:val="333333"/>
-          <w:rtl/>
-        </w:rPr>
-        <w:t>):</w:t>
+          <w:rFonts w:ascii="Helvetica" w:hAnsi="Helvetica" w:cs="Helvetica" w:hint="cs"/>
+          <w:color w:val="333333"/>
+          <w:rtl/>
+        </w:rPr>
+      </w:pPr>
+      <w:r>
+        <w:rPr>
+          <w:rFonts w:ascii="Helvetica" w:hAnsi="Helvetica" w:cs="Helvetica"/>
+          <w:noProof/>
+          <w:color w:val="333333"/>
+        </w:rPr>
+        <mc:AlternateContent>
+          <mc:Choice Requires="wpg">
+            <w:drawing>
+              <wp:anchor distT="0" distB="0" distL="114300" distR="114300" simplePos="0" relativeHeight="251692032" behindDoc="0" locked="0" layoutInCell="1" allowOverlap="1" wp14:anchorId="51834427" wp14:editId="68BCE0EB">
+                <wp:simplePos x="0" y="0"/>
+                <wp:positionH relativeFrom="page">
+                  <wp:posOffset>-123709</wp:posOffset>
+                </wp:positionH>
+                <wp:positionV relativeFrom="paragraph">
+                  <wp:posOffset>200083</wp:posOffset>
+                </wp:positionV>
+                <wp:extent cx="3068782" cy="2131521"/>
+                <wp:effectExtent l="0" t="0" r="0" b="2540"/>
+                <wp:wrapNone/>
+                <wp:docPr id="2069137862" name="קבוצה 18"/>
+                <wp:cNvGraphicFramePr/>
+                <a:graphic xmlns:a="http://schemas.openxmlformats.org/drawingml/2006/main">
+                  <a:graphicData uri="http://schemas.microsoft.com/office/word/2010/wordprocessingGroup">
+                    <wpg:wgp>
+                      <wpg:cNvGrpSpPr/>
+                      <wpg:grpSpPr>
+                        <a:xfrm>
+                          <a:off x="0" y="0"/>
+                          <a:ext cx="3068782" cy="2131521"/>
+                          <a:chOff x="0" y="0"/>
+                          <a:chExt cx="2907665" cy="2034540"/>
+                        </a:xfrm>
+                      </wpg:grpSpPr>
+                      <pic:pic xmlns:pic="http://schemas.openxmlformats.org/drawingml/2006/picture">
+                        <pic:nvPicPr>
+                          <pic:cNvPr id="961853651" name="תמונה 16" descr="תמונה שמכילה טקסט, צילום מסך, תרשים&#10;&#10;תוכן בינה מלאכותית גנרטיבית עשוי להיות שגוי."/>
+                          <pic:cNvPicPr>
+                            <a:picLocks noChangeAspect="1"/>
+                          </pic:cNvPicPr>
+                        </pic:nvPicPr>
+                        <pic:blipFill>
+                          <a:blip r:embed="rId34" cstate="print">
+                            <a:extLst>
+                              <a:ext uri="{28A0092B-C50C-407E-A947-70E740481C1C}">
+                                <a14:useLocalDpi xmlns:a14="http://schemas.microsoft.com/office/drawing/2010/main" val="0"/>
+                              </a:ext>
+                            </a:extLst>
+                          </a:blip>
+                          <a:srcRect/>
+                          <a:stretch>
+                            <a:fillRect/>
+                          </a:stretch>
+                        </pic:blipFill>
+                        <pic:spPr bwMode="auto">
+                          <a:xfrm>
+                            <a:off x="0" y="0"/>
+                            <a:ext cx="2907665" cy="2034540"/>
+                          </a:xfrm>
+                          <a:prstGeom prst="rect">
+                            <a:avLst/>
+                          </a:prstGeom>
+                          <a:noFill/>
+                          <a:ln>
+                            <a:noFill/>
+                          </a:ln>
+                        </pic:spPr>
+                      </pic:pic>
+                      <wps:wsp>
+                        <wps:cNvPr id="1813362581" name="תיבת טקסט 17"/>
+                        <wps:cNvSpPr txBox="1">
+                          <a:spLocks noChangeArrowheads="1"/>
+                        </wps:cNvSpPr>
+                        <wps:spPr bwMode="auto">
+                          <a:xfrm flipH="1">
+                            <a:off x="1918855" y="1267691"/>
+                            <a:ext cx="666750" cy="482600"/>
+                          </a:xfrm>
+                          <a:prstGeom prst="rect">
+                            <a:avLst/>
+                          </a:prstGeom>
+                          <a:solidFill>
+                            <a:srgbClr val="FFFFFF"/>
+                          </a:solidFill>
+                          <a:ln w="9525">
+                            <a:solidFill>
+                              <a:srgbClr val="000000"/>
+                            </a:solidFill>
+                            <a:miter lim="800000"/>
+                            <a:headEnd/>
+                            <a:tailEnd/>
+                          </a:ln>
+                        </wps:spPr>
+                        <wps:txbx>
+                          <w:txbxContent>
+                            <w:p>
+                              <w:pPr>
+                                <w:rPr>
+                                  <w:b/>
+                                  <w:bCs/>
+                                  <w:color w:val="0038A8"/>
+                                </w:rPr>
+                              </w:pPr>
+                              <w:r>
+                                <w:rPr>
+                                  <w:b/>
+                                  <w:bCs/>
+                                  <w:color w:val="0038A8"/>
+                                </w:rPr>
+                                <w:t>Uk = 0</w:t>
+                              </w:r>
+                            </w:p>
+                            <w:p>
+                              <w:pPr>
+                                <w:rPr>
+                                  <w:b/>
+                                  <w:bCs/>
+                                  <w:color w:val="C00000"/>
+                                </w:rPr>
+                              </w:pPr>
+                              <w:r>
+                                <w:rPr>
+                                  <w:b/>
+                                  <w:bCs/>
+                                  <w:color w:val="C00000"/>
+                                </w:rPr>
+                                <w:t>Us = 1</w:t>
+                              </w:r>
+                            </w:p>
+                          </w:txbxContent>
+                        </wps:txbx>
+                        <wps:bodyPr rot="0" vertOverflow="clip" horzOverflow="clip" vert="horz" wrap="square" lIns="91440" tIns="45720" rIns="91440" bIns="45720" anchor="t" anchorCtr="0">
+                          <a:noAutofit/>
+                        </wps:bodyPr>
+                      </wps:wsp>
+                    </wpg:wgp>
+                  </a:graphicData>
+                </a:graphic>
+                <wp14:sizeRelH relativeFrom="margin">
+                  <wp14:pctWidth>0</wp14:pctWidth>
+                </wp14:sizeRelH>
+                <wp14:sizeRelV relativeFrom="margin">
+                  <wp14:pctHeight>0</wp14:pctHeight>
+                </wp14:sizeRelV>
+              </wp:anchor>
+            </w:drawing>
+          </mc:Choice>
+          <mc:Fallback>
+            <w:pict>
+              <v:group w14:anchorId="51834427" id="קבוצה 18" o:spid="_x0000_s1043" style="position:absolute;left:0;text-align:left;margin-left:-9.75pt;margin-top:15.75pt;width:241.65pt;height:167.85pt;z-index:251692032;mso-position-horizontal-relative:page;mso-width-relative:margin;mso-height-relative:margin" coordsize="29076,20345" o:gfxdata="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">
+                <v:shape id="תמונה 16" o:spid="_x0000_s1044" type="#_x0000_t75" alt="תמונה שמכילה טקסט, צילום מסך, תרשים&#10;&#10;תוכן בינה מלאכותית גנרטיבית עשוי להיות שגוי." style="position:absolute;width:29076;height:20345;visibility:visible;mso-wrap-style:square" o:gfxdata="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">
+                  <v:imagedata r:id="rId35" o:title="תמונה שמכילה טקסט, צילום מסך, תרשים&#10;&#10;תוכן בינה מלאכותית גנרטיבית עשוי להיות שגוי"/>
+                </v:shape>
+                <v:shape id="תיבת טקסט 17" o:spid="_x0000_s1045" type="#_x0000_t202" style="position:absolute;left:19188;top:12676;width:6668;height:4826;flip:x;visibility:visible;mso-wrap-style:square;v-text-anchor:top" o:gfxdata="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">
+                  <v:textbox>
+                    <w:txbxContent>
+                      <w:p>
+                        <w:pPr>
+                          <w:rPr>
+                            <w:b/>
+                            <w:bCs/>
+                            <w:color w:val="0038A8"/>
+                          </w:rPr>
+                        </w:pPr>
+                        <w:r>
+                          <w:rPr>
+                            <w:b/>
+                            <w:bCs/>
+                            <w:color w:val="0038A8"/>
+                          </w:rPr>
+                          <w:t>Uk = 0</w:t>
+                        </w:r>
+                      </w:p>
+                      <w:p>
+                        <w:pPr>
+                          <w:rPr>
+                            <w:b/>
+                            <w:bCs/>
+                            <w:color w:val="C00000"/>
+                          </w:rPr>
+                        </w:pPr>
+                        <w:r>
+                          <w:rPr>
+                            <w:b/>
+                            <w:bCs/>
+                            <w:color w:val="C00000"/>
+                          </w:rPr>
+                          <w:t>Us = 1</w:t>
+                        </w:r>
+                      </w:p>
+                    </w:txbxContent>
+                  </v:textbox>
+                </v:shape>
+                <w10:wrap anchorx="page"/>
+              </v:group>
+            </w:pict>
+          </mc:Fallback>
+        </mc:AlternateContent>
+      </w:r>
+      <w:r>
+        <w:rPr>
+          <w:rFonts w:ascii="Helvetica" w:hAnsi="Helvetica" w:cs="Helvetica"/>
+          <w:noProof/>
+          <w:color w:val="333333"/>
+        </w:rPr>
+        <mc:AlternateContent>
+          <mc:Choice Requires="wpg">
+            <w:drawing>
+              <wp:anchor distT="0" distB="0" distL="114300" distR="114300" simplePos="0" relativeHeight="251693056" behindDoc="0" locked="0" layoutInCell="1" allowOverlap="1" wp14:anchorId="6F6D3270" wp14:editId="30CDF857">
+                <wp:simplePos x="0" y="0"/>
+                <wp:positionH relativeFrom="column">
+                  <wp:posOffset>1655445</wp:posOffset>
+                </wp:positionH>
+                <wp:positionV relativeFrom="paragraph">
+                  <wp:posOffset>221615</wp:posOffset>
+                </wp:positionV>
+                <wp:extent cx="3649345" cy="2195830"/>
+                <wp:effectExtent l="0" t="0" r="8255" b="0"/>
+                <wp:wrapTopAndBottom/>
+                <wp:docPr id="1193666593" name="קבוצה 12"/>
+                <wp:cNvGraphicFramePr/>
+                <a:graphic xmlns:a="http://schemas.openxmlformats.org/drawingml/2006/main">
+                  <a:graphicData uri="http://schemas.microsoft.com/office/word/2010/wordprocessingGroup">
+                    <wpg:wgp>
+                      <wpg:cNvGrpSpPr/>
+                      <wpg:grpSpPr>
+                        <a:xfrm>
+                          <a:off x="0" y="0"/>
+                          <a:ext cx="3649345" cy="2195830"/>
+                          <a:chOff x="0" y="0"/>
+                          <a:chExt cx="6264275" cy="3117215"/>
+                        </a:xfrm>
+                      </wpg:grpSpPr>
+                      <pic:pic xmlns:pic="http://schemas.openxmlformats.org/drawingml/2006/picture">
+                        <pic:nvPicPr>
+                          <pic:cNvPr id="566703127" name="תמונה 1" descr="תמונה שמכילה טקסט, צילום מסך, תוכנה, תכונות מולטימדיה&#10;&#10;תוכן בינה מלאכותית גנרטיבית עשוי להיות שגוי."/>
+                          <pic:cNvPicPr>
+                            <a:picLocks noChangeAspect="1"/>
+                          </pic:cNvPicPr>
+                        </pic:nvPicPr>
+                        <pic:blipFill>
+                          <a:blip r:embed="rId36" cstate="print">
+                            <a:extLst>
+                              <a:ext uri="{28A0092B-C50C-407E-A947-70E740481C1C}">
+                                <a14:useLocalDpi xmlns:a14="http://schemas.microsoft.com/office/drawing/2010/main" val="0"/>
+                              </a:ext>
+                            </a:extLst>
+                          </a:blip>
+                          <a:stretch>
+                            <a:fillRect/>
+                          </a:stretch>
+                        </pic:blipFill>
+                        <pic:spPr>
+                          <a:xfrm>
+                            <a:off x="0" y="0"/>
+                            <a:ext cx="6264275" cy="3117215"/>
+                          </a:xfrm>
+                          <a:prstGeom prst="rect">
+                            <a:avLst/>
+                          </a:prstGeom>
+                        </pic:spPr>
+                      </pic:pic>
+                      <pic:pic xmlns:pic="http://schemas.openxmlformats.org/drawingml/2006/picture">
+                        <pic:nvPicPr>
+                          <pic:cNvPr id="532618097" name="תמונה 1" descr="תמונה שמכילה טקסט, גופן, צילום מסך, מספר&#10;&#10;תוכן בינה מלאכותית גנרטיבית עשוי להיות שגוי."/>
+                          <pic:cNvPicPr>
+                            <a:picLocks noChangeAspect="1"/>
+                          </pic:cNvPicPr>
+                        </pic:nvPicPr>
+                        <pic:blipFill>
+                          <a:blip r:embed="rId31">
+                            <a:extLst>
+                              <a:ext uri="{28A0092B-C50C-407E-A947-70E740481C1C}">
+                                <a14:useLocalDpi xmlns:a14="http://schemas.microsoft.com/office/drawing/2010/main" val="0"/>
+                              </a:ext>
+                            </a:extLst>
+                          </a:blip>
+                          <a:stretch>
+                            <a:fillRect/>
+                          </a:stretch>
+                        </pic:blipFill>
+                        <pic:spPr>
+                          <a:xfrm>
+                            <a:off x="4814455" y="2500745"/>
+                            <a:ext cx="1245235" cy="569595"/>
+                          </a:xfrm>
+                          <a:prstGeom prst="rect">
+                            <a:avLst/>
+                          </a:prstGeom>
+                          <a:ln>
+                            <a:solidFill>
+                              <a:schemeClr val="bg1">
+                                <a:lumMod val="95000"/>
+                              </a:schemeClr>
+                            </a:solidFill>
+                          </a:ln>
+                        </pic:spPr>
+                      </pic:pic>
+                    </wpg:wgp>
+                  </a:graphicData>
+                </a:graphic>
+                <wp14:sizeRelH relativeFrom="margin">
+                  <wp14:pctWidth>0</wp14:pctWidth>
+                </wp14:sizeRelH>
+                <wp14:sizeRelV relativeFrom="margin">
+                  <wp14:pctHeight>0</wp14:pctHeight>
+                </wp14:sizeRelV>
+              </wp:anchor>
+            </w:drawing>
+          </mc:Choice>
+          <mc:Fallback>
+            <w:pict>
+              <v:group w14:anchorId="63AC0950" id="קבוצה 12" o:spid="_x0000_s1026" style="position:absolute;left:0;text-align:left;margin-left:130.35pt;margin-top:17.45pt;width:287.35pt;height:172.9pt;z-index:251693056;mso-width-relative:margin;mso-height-relative:margin" coordsize="62642,31172" o:gfxdata="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">
+                <v:shape id="תמונה 1" o:spid="_x0000_s1027" type="#_x0000_t75" alt="תמונה שמכילה טקסט, צילום מסך, תוכנה, תכונות מולטימדיה&#10;&#10;תוכן בינה מלאכותית גנרטיבית עשוי להיות שגוי." style="position:absolute;width:62642;height:31172;visibility:visible;mso-wrap-style:square" o:gfxdata="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">
+                  <v:imagedata r:id="rId37" o:title="תמונה שמכילה טקסט, צילום מסך, תוכנה, תכונות מולטימדיה&#10;&#10;תוכן בינה מלאכותית גנרטיבית עשוי להיות שגוי"/>
+                </v:shape>
+                <v:shape id="תמונה 1" o:spid="_x0000_s1028" type="#_x0000_t75" alt="תמונה שמכילה טקסט, גופן, צילום מסך, מספר&#10;&#10;תוכן בינה מלאכותית גנרטיבית עשוי להיות שגוי." style="position:absolute;left:48144;top:25007;width:12452;height:5696;visibility:visible;mso-wrap-style:square" o:gfxdata="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" stroked="t" strokecolor="#f2f2f2 [3052]">
+                  <v:imagedata r:id="rId33" o:title="תמונה שמכילה טקסט, גופן, צילום מסך, מספר&#10;&#10;תוכן בינה מלאכותית גנרטיבית עשוי להיות שגוי"/>
+                  <v:path arrowok="t"/>
+                </v:shape>
+                <w10:wrap type="topAndBottom"/>
+              </v:group>
+            </w:pict>
+          </mc:Fallback>
+        </mc:AlternateContent>
+      </w:r>
+      <w:r>
+        <w:rPr>
+          <w:rFonts w:ascii="Helvetica" w:hAnsi="Helvetica" w:cs="Helvetica"/>
+          <w:color w:val="333333"/>
+        </w:rPr>
+        <w:t>GELU</w:t>
+      </w:r>
+      <w:r>
+        <w:rPr>
+          <w:rFonts w:ascii="Helvetica" w:hAnsi="Helvetica" w:cs="Helvetica" w:hint="cs"/>
+          <w:color w:val="333333"/>
+          <w:rtl/>
+        </w:rPr>
+        <w:t>:</w:t>
       </w:r>
     </w:p>
     <w:p>
@@ -10787,64 +11711,11 @@
         <w:spacing w:after="240" w:line="360" w:lineRule="auto"/>
         <w:divId w:val="259458589"/>
         <w:rPr>
-          <w:rFonts w:ascii="Helvetica" w:hAnsi="Helvetica" w:cs="Helvetica"/>
-          <w:color w:val="333333"/>
-          <w:rtl/>
-        </w:rPr>
-      </w:pPr>
-      <w:r>
-        <w:rPr>
-          <w:rFonts w:ascii="Helvetica" w:hAnsi="Helvetica" w:cs="Helvetica"/>
-          <w:color w:val="333333"/>
-          <w:rtl/>
-        </w:rPr>
-        <w:t>השתמשנו ב-</w:t>
-      </w:r>
-      <w:r>
-        <w:rPr>
-          <w:rFonts w:ascii="Helvetica" w:hAnsi="Helvetica" w:cs="Helvetica"/>
-          <w:color w:val="333333"/>
-        </w:rPr>
-        <w:t>UMAP</w:t>
-      </w:r>
-      <w:r>
-        <w:rPr>
-          <w:rFonts w:ascii="Helvetica" w:hAnsi="Helvetica" w:cs="Helvetica"/>
-          <w:color w:val="333333"/>
-          <w:rtl/>
-        </w:rPr>
-        <w:t xml:space="preserve"> כדי להציג את תוצאות הסיווג של הרשת על גרף דו-ממדי. ניתן לראות שהרשת הצליחה/התקשתה [בחר לפי הגרף] ליצור הפרדה ברורה בין הנקודות שסווגו כ-</w:t>
-      </w:r>
-      <w:r>
-        <w:rPr>
-          <w:rFonts w:ascii="Helvetica" w:hAnsi="Helvetica" w:cs="Helvetica"/>
-          <w:color w:val="333333"/>
-        </w:rPr>
-        <w:t>UK</w:t>
-      </w:r>
-      <w:r>
-        <w:rPr>
-          <w:rFonts w:ascii="Helvetica" w:hAnsi="Helvetica" w:cs="Helvetica"/>
-          <w:color w:val="333333"/>
-          <w:rtl/>
-        </w:rPr>
-        <w:t xml:space="preserve"> ובין אלו שסווגו כ-</w:t>
-      </w:r>
-      <w:r>
-        <w:rPr>
-          <w:rFonts w:ascii="Helvetica" w:hAnsi="Helvetica" w:cs="Helvetica"/>
-          <w:color w:val="333333"/>
-        </w:rPr>
-        <w:t>US</w:t>
-      </w:r>
-      <w:r>
-        <w:rPr>
-          <w:rFonts w:ascii="Helvetica" w:hAnsi="Helvetica" w:cs="Helvetica"/>
-          <w:color w:val="333333"/>
-          <w:rtl/>
-        </w:rPr>
-        <w:t>.</w:t>
-      </w:r>
+          <w:rFonts w:ascii="Helvetica" w:hAnsi="Helvetica" w:cstheme="minorBidi" w:hint="cs"/>
+          <w:color w:val="333333"/>
+          <w:rtl/>
+        </w:rPr>
+      </w:pPr>
     </w:p>
     <w:p>
       <w:pPr>
@@ -10854,2963 +11725,8 @@
         <w:rPr>
           <w:rFonts w:ascii="Helvetica" w:hAnsi="Helvetica" w:cs="Helvetica"/>
           <w:color w:val="333333"/>
-          <w:rtl/>
-        </w:rPr>
-      </w:pPr>
-      <w:r>
-        <w:rPr>
-          <w:rFonts w:ascii="Helvetica" w:hAnsi="Helvetica" w:cs="Helvetica"/>
-          <w:color w:val="333333"/>
-          <w:rtl/>
-        </w:rPr>
-        <w:t xml:space="preserve">[כאן להכניס את התמונות: </w:t>
-      </w:r>
-      <w:r>
-        <w:rPr>
-          <w:rFonts w:ascii="Helvetica" w:hAnsi="Helvetica" w:cs="Helvetica"/>
-          <w:color w:val="333333"/>
-        </w:rPr>
-        <w:t>umap_ann_ReLU.png</w:t>
-      </w:r>
-      <w:r>
-        <w:rPr>
-          <w:rFonts w:ascii="Helvetica" w:hAnsi="Helvetica" w:cs="Helvetica"/>
-          <w:color w:val="333333"/>
-          <w:rtl/>
-        </w:rPr>
-        <w:t xml:space="preserve"> ו-</w:t>
-      </w:r>
-      <w:r>
-        <w:rPr>
-          <w:rFonts w:ascii="Helvetica" w:hAnsi="Helvetica" w:cs="Helvetica"/>
-          <w:color w:val="333333"/>
-        </w:rPr>
-        <w:t>umap_ann_GELU.png</w:t>
-      </w:r>
-      <w:r>
-        <w:rPr>
-          <w:rFonts w:ascii="Helvetica" w:hAnsi="Helvetica" w:cs="Helvetica"/>
-          <w:color w:val="333333"/>
-          <w:rtl/>
-        </w:rPr>
-        <w:t>]</w:t>
-      </w:r>
-    </w:p>
-    <w:p>
-      <w:pPr>
-        <w:bidi/>
-        <w:spacing w:after="240" w:line="360" w:lineRule="auto"/>
-        <w:divId w:val="259458589"/>
-        <w:rPr>
-          <w:rFonts w:ascii="Helvetica" w:hAnsi="Helvetica" w:cs="Helvetica"/>
-          <w:color w:val="333333"/>
-        </w:rPr>
-      </w:pPr>
-      <w:r>
-        <w:rPr>
-          <w:rFonts w:ascii="Helvetica" w:hAnsi="Helvetica" w:cs="Helvetica"/>
-          <w:color w:val="333333"/>
-        </w:rPr>
-        <w:br/>
-      </w:r>
-      <w:r>
-        <w:rPr>
-          <w:rFonts w:ascii="Helvetica" w:hAnsi="Helvetica" w:cs="Helvetica"/>
-          <w:color w:val="333333"/>
-          <w:rtl/>
-        </w:rPr>
-        <w:t>העבודה כללה שימוש ב-5 אלגוריתמים שונים, ביצוע אופטימיזציה, ולידציה</w:t>
-      </w:r>
-      <w:r>
-        <w:rPr>
-          <w:rFonts w:ascii="Helvetica" w:hAnsi="Helvetica" w:cs="Helvetica"/>
-          <w:color w:val="333333"/>
-        </w:rPr>
-        <w:t xml:space="preserve"> (Cross-Validation), </w:t>
-      </w:r>
-      <w:r>
-        <w:rPr>
-          <w:rFonts w:ascii="Helvetica" w:hAnsi="Helvetica" w:cs="Helvetica"/>
-          <w:color w:val="333333"/>
-          <w:rtl/>
-        </w:rPr>
-        <w:t>ניתוח מאפיינים משפיעים</w:t>
-      </w:r>
-      <w:r>
-        <w:rPr>
-          <w:rFonts w:ascii="Helvetica" w:hAnsi="Helvetica" w:cs="Helvetica"/>
-          <w:color w:val="333333"/>
-        </w:rPr>
-        <w:t xml:space="preserve"> (Feature Importance) </w:t>
-      </w:r>
-      <w:r>
-        <w:rPr>
-          <w:rFonts w:ascii="Helvetica" w:hAnsi="Helvetica" w:cs="Helvetica"/>
-          <w:color w:val="333333"/>
-          <w:rtl/>
-        </w:rPr>
-        <w:t>והשוואה בין טופולוגיות שונות של רשתות נוירונים</w:t>
-      </w:r>
-      <w:r>
-        <w:rPr>
-          <w:rFonts w:ascii="Helvetica" w:hAnsi="Helvetica" w:cs="Helvetica"/>
-          <w:color w:val="333333"/>
-        </w:rPr>
-        <w:t xml:space="preserve"> (ANN).</w:t>
-      </w:r>
-    </w:p>
-    <w:p>
-      <w:pPr>
-        <w:bidi/>
-        <w:spacing w:after="240" w:line="360" w:lineRule="auto"/>
-        <w:divId w:val="259458589"/>
-        <w:rPr>
-          <w:rFonts w:ascii="Helvetica" w:hAnsi="Helvetica" w:cs="Helvetica"/>
-          <w:color w:val="333333"/>
-        </w:rPr>
-      </w:pPr>
-      <w:r>
-        <w:rPr>
-          <w:rFonts w:ascii="Segoe UI Emoji" w:hAnsi="Segoe UI Emoji" w:cs="Segoe UI Emoji"/>
-          <w:color w:val="333333"/>
-        </w:rPr>
-        <w:t>🛠️</w:t>
-      </w:r>
-      <w:r>
-        <w:rPr>
-          <w:rFonts w:ascii="Helvetica" w:hAnsi="Helvetica" w:cs="Helvetica"/>
-          <w:color w:val="333333"/>
-        </w:rPr>
-        <w:t xml:space="preserve"> </w:t>
-      </w:r>
-      <w:r>
-        <w:rPr>
-          <w:rFonts w:ascii="Helvetica" w:hAnsi="Helvetica" w:cs="Helvetica"/>
-          <w:color w:val="333333"/>
-          <w:rtl/>
-        </w:rPr>
-        <w:t>חלק א': מודלים קלאסיים</w:t>
-      </w:r>
-      <w:r>
-        <w:rPr>
-          <w:rFonts w:ascii="Helvetica" w:hAnsi="Helvetica" w:cs="Helvetica"/>
-          <w:color w:val="333333"/>
-        </w:rPr>
-        <w:t xml:space="preserve"> (Classical Supervised Learning)</w:t>
-      </w:r>
-    </w:p>
-    <w:p>
-      <w:pPr>
-        <w:bidi/>
-        <w:spacing w:after="240" w:line="360" w:lineRule="auto"/>
-        <w:divId w:val="259458589"/>
-        <w:rPr>
-          <w:rFonts w:ascii="Helvetica" w:hAnsi="Helvetica" w:cs="Helvetica"/>
-          <w:color w:val="333333"/>
-        </w:rPr>
-      </w:pPr>
-      <w:r>
-        <w:rPr>
-          <w:rFonts w:ascii="Helvetica" w:hAnsi="Helvetica" w:cs="Helvetica"/>
-          <w:color w:val="333333"/>
-          <w:rtl/>
-        </w:rPr>
-        <w:t>בחלק זה יישמנו ארבעה אלגוריתמים</w:t>
-      </w:r>
-      <w:r>
-        <w:rPr>
-          <w:rFonts w:ascii="Helvetica" w:hAnsi="Helvetica" w:cs="Helvetica"/>
-          <w:color w:val="333333"/>
-        </w:rPr>
-        <w:t>:</w:t>
-      </w:r>
-    </w:p>
-    <w:p>
-      <w:pPr>
-        <w:bidi/>
-        <w:spacing w:after="240" w:line="360" w:lineRule="auto"/>
-        <w:divId w:val="259458589"/>
-        <w:rPr>
-          <w:rFonts w:ascii="Helvetica" w:hAnsi="Helvetica" w:cs="Helvetica"/>
-          <w:color w:val="333333"/>
-        </w:rPr>
-      </w:pPr>
-      <w:r>
-        <w:rPr>
-          <w:rFonts w:ascii="Helvetica" w:hAnsi="Helvetica" w:cs="Helvetica"/>
-          <w:color w:val="333333"/>
-        </w:rPr>
-        <w:t xml:space="preserve">Naive Bayes (NB) - </w:t>
-      </w:r>
-      <w:r>
-        <w:rPr>
-          <w:rFonts w:ascii="Helvetica" w:hAnsi="Helvetica" w:cs="Helvetica"/>
-          <w:color w:val="333333"/>
-          <w:rtl/>
-        </w:rPr>
-        <w:t>מודל</w:t>
-      </w:r>
-      <w:r>
-        <w:rPr>
-          <w:rFonts w:ascii="Helvetica" w:hAnsi="Helvetica" w:cs="Helvetica"/>
-          <w:color w:val="333333"/>
-        </w:rPr>
-        <w:t xml:space="preserve"> Multinomial.</w:t>
-      </w:r>
-    </w:p>
-    <w:p>
-      <w:pPr>
-        <w:bidi/>
-        <w:spacing w:after="240" w:line="360" w:lineRule="auto"/>
-        <w:divId w:val="259458589"/>
-        <w:rPr>
-          <w:rFonts w:ascii="Helvetica" w:hAnsi="Helvetica" w:cs="Helvetica"/>
-          <w:color w:val="333333"/>
-        </w:rPr>
-      </w:pPr>
-      <w:r>
-        <w:rPr>
-          <w:rFonts w:ascii="Helvetica" w:hAnsi="Helvetica" w:cs="Helvetica"/>
-          <w:color w:val="333333"/>
-        </w:rPr>
-        <w:t>Logistic Regression (</w:t>
-      </w:r>
-      <w:proofErr w:type="spellStart"/>
-      <w:r>
-        <w:rPr>
-          <w:rFonts w:ascii="Helvetica" w:hAnsi="Helvetica" w:cs="Helvetica"/>
-          <w:color w:val="333333"/>
-        </w:rPr>
-        <w:t>LoR</w:t>
-      </w:r>
-      <w:proofErr w:type="spellEnd"/>
-      <w:r>
-        <w:rPr>
-          <w:rFonts w:ascii="Helvetica" w:hAnsi="Helvetica" w:cs="Helvetica"/>
-          <w:color w:val="333333"/>
-        </w:rPr>
-        <w:t>).</w:t>
-      </w:r>
-    </w:p>
-    <w:p>
-      <w:pPr>
-        <w:bidi/>
-        <w:spacing w:after="240" w:line="360" w:lineRule="auto"/>
-        <w:divId w:val="259458589"/>
-        <w:rPr>
-          <w:rFonts w:ascii="Helvetica" w:hAnsi="Helvetica" w:cs="Helvetica"/>
-          <w:color w:val="333333"/>
-        </w:rPr>
-      </w:pPr>
-      <w:r>
-        <w:rPr>
-          <w:rFonts w:ascii="Helvetica" w:hAnsi="Helvetica" w:cs="Helvetica"/>
-          <w:color w:val="333333"/>
-        </w:rPr>
-        <w:t xml:space="preserve">Support Vector Machine (SVM) - </w:t>
-      </w:r>
-      <w:r>
-        <w:rPr>
-          <w:rFonts w:ascii="Helvetica" w:hAnsi="Helvetica" w:cs="Helvetica"/>
-          <w:color w:val="333333"/>
-          <w:rtl/>
-        </w:rPr>
-        <w:t>מימוש לינארי</w:t>
-      </w:r>
-      <w:r>
-        <w:rPr>
-          <w:rFonts w:ascii="Helvetica" w:hAnsi="Helvetica" w:cs="Helvetica"/>
-          <w:color w:val="333333"/>
-        </w:rPr>
-        <w:t xml:space="preserve"> (</w:t>
-      </w:r>
-      <w:proofErr w:type="spellStart"/>
-      <w:r>
-        <w:rPr>
-          <w:rFonts w:ascii="Helvetica" w:hAnsi="Helvetica" w:cs="Helvetica"/>
-          <w:color w:val="333333"/>
-        </w:rPr>
-        <w:t>LinearSVC</w:t>
-      </w:r>
-      <w:proofErr w:type="spellEnd"/>
-      <w:r>
-        <w:rPr>
-          <w:rFonts w:ascii="Helvetica" w:hAnsi="Helvetica" w:cs="Helvetica"/>
-          <w:color w:val="333333"/>
-        </w:rPr>
-        <w:t>).</w:t>
-      </w:r>
-    </w:p>
-    <w:p>
-      <w:pPr>
-        <w:bidi/>
-        <w:spacing w:after="240" w:line="360" w:lineRule="auto"/>
-        <w:divId w:val="259458589"/>
-        <w:rPr>
-          <w:rFonts w:ascii="Helvetica" w:hAnsi="Helvetica" w:cs="Helvetica"/>
-          <w:color w:val="333333"/>
-        </w:rPr>
-      </w:pPr>
-      <w:r>
-        <w:rPr>
-          <w:rFonts w:ascii="Helvetica" w:hAnsi="Helvetica" w:cs="Helvetica"/>
-          <w:color w:val="333333"/>
-        </w:rPr>
-        <w:t xml:space="preserve">Random Forest (RF) - </w:t>
-      </w:r>
-      <w:r>
-        <w:rPr>
-          <w:rFonts w:ascii="Helvetica" w:hAnsi="Helvetica" w:cs="Helvetica"/>
-          <w:color w:val="333333"/>
-          <w:rtl/>
-        </w:rPr>
-        <w:t>מודל אנסמבל מבוסס עצי החלטה</w:t>
-      </w:r>
-      <w:r>
-        <w:rPr>
-          <w:rFonts w:ascii="Helvetica" w:hAnsi="Helvetica" w:cs="Helvetica"/>
-          <w:color w:val="333333"/>
-        </w:rPr>
-        <w:t>.</w:t>
-      </w:r>
-    </w:p>
-    <w:p>
-      <w:pPr>
-        <w:bidi/>
-        <w:spacing w:after="240" w:line="360" w:lineRule="auto"/>
-        <w:divId w:val="259458589"/>
-        <w:rPr>
-          <w:rFonts w:ascii="Helvetica" w:hAnsi="Helvetica" w:cs="Helvetica"/>
-          <w:color w:val="333333"/>
-        </w:rPr>
-      </w:pPr>
-      <w:r>
-        <w:rPr>
-          <w:rFonts w:ascii="Helvetica" w:hAnsi="Helvetica" w:cs="Helvetica"/>
-          <w:color w:val="333333"/>
-          <w:rtl/>
-        </w:rPr>
-        <w:t>מתודולוגיה</w:t>
-      </w:r>
-    </w:p>
-    <w:p>
-      <w:pPr>
-        <w:bidi/>
-        <w:spacing w:after="240" w:line="360" w:lineRule="auto"/>
-        <w:divId w:val="259458589"/>
-        <w:rPr>
-          <w:rFonts w:ascii="Helvetica" w:hAnsi="Helvetica" w:cs="Helvetica"/>
-          <w:color w:val="333333"/>
-        </w:rPr>
-      </w:pPr>
-      <w:r>
-        <w:rPr>
-          <w:rFonts w:ascii="Helvetica" w:hAnsi="Helvetica" w:cs="Helvetica"/>
-          <w:color w:val="333333"/>
-          <w:rtl/>
-        </w:rPr>
-        <w:t>ולידציה: הרצנו את כל המודלים הללו בתצורה של 10</w:t>
-      </w:r>
-      <w:r>
-        <w:rPr>
-          <w:rFonts w:ascii="Helvetica" w:hAnsi="Helvetica" w:cs="Helvetica"/>
-          <w:color w:val="333333"/>
-        </w:rPr>
-        <w:t xml:space="preserve">-fold Stratified Cross-Validation. </w:t>
-      </w:r>
-      <w:r>
-        <w:rPr>
-          <w:rFonts w:ascii="Helvetica" w:hAnsi="Helvetica" w:cs="Helvetica"/>
-          <w:color w:val="333333"/>
-          <w:rtl/>
-        </w:rPr>
-        <w:t>בחרנו ב</w:t>
-      </w:r>
-      <w:r>
-        <w:rPr>
-          <w:rFonts w:ascii="Helvetica" w:hAnsi="Helvetica" w:cs="Helvetica"/>
-          <w:color w:val="333333"/>
-        </w:rPr>
-        <w:t xml:space="preserve">-Stratified </w:t>
-      </w:r>
-      <w:r>
-        <w:rPr>
-          <w:rFonts w:ascii="Helvetica" w:hAnsi="Helvetica" w:cs="Helvetica"/>
-          <w:color w:val="333333"/>
-          <w:rtl/>
-        </w:rPr>
-        <w:t>כדי להבטיח שבכל חלוקה</w:t>
-      </w:r>
-      <w:r>
-        <w:rPr>
-          <w:rFonts w:ascii="Helvetica" w:hAnsi="Helvetica" w:cs="Helvetica"/>
-          <w:color w:val="333333"/>
-        </w:rPr>
-        <w:t xml:space="preserve"> (Fold) </w:t>
-      </w:r>
-      <w:r>
-        <w:rPr>
-          <w:rFonts w:ascii="Helvetica" w:hAnsi="Helvetica" w:cs="Helvetica"/>
-          <w:color w:val="333333"/>
-          <w:rtl/>
-        </w:rPr>
-        <w:t>היחס בין המחלקות (בריטי/אמריקאי) יישמר, מה שמונע הטיה בתוצאות</w:t>
-      </w:r>
-      <w:r>
-        <w:rPr>
-          <w:rFonts w:ascii="Helvetica" w:hAnsi="Helvetica" w:cs="Helvetica"/>
-          <w:color w:val="333333"/>
-        </w:rPr>
-        <w:t>.</w:t>
-      </w:r>
-    </w:p>
-    <w:p>
-      <w:pPr>
-        <w:bidi/>
-        <w:spacing w:after="240" w:line="360" w:lineRule="auto"/>
-        <w:divId w:val="259458589"/>
-        <w:rPr>
-          <w:rFonts w:ascii="Helvetica" w:hAnsi="Helvetica" w:cs="Helvetica"/>
-          <w:color w:val="333333"/>
-        </w:rPr>
-      </w:pPr>
-      <w:r>
-        <w:rPr>
-          <w:rFonts w:ascii="Helvetica" w:hAnsi="Helvetica" w:cs="Helvetica"/>
-          <w:color w:val="333333"/>
-          <w:rtl/>
-        </w:rPr>
-        <w:t>מדדים: עבור כל הרצה חישבנו את ה</w:t>
-      </w:r>
-      <w:r>
-        <w:rPr>
-          <w:rFonts w:ascii="Helvetica" w:hAnsi="Helvetica" w:cs="Helvetica"/>
-          <w:color w:val="333333"/>
-        </w:rPr>
-        <w:t xml:space="preserve">-Accuracy </w:t>
-      </w:r>
-      <w:proofErr w:type="spellStart"/>
-      <w:r>
-        <w:rPr>
-          <w:rFonts w:ascii="Helvetica" w:hAnsi="Helvetica" w:cs="Helvetica"/>
-          <w:color w:val="333333"/>
-          <w:rtl/>
-        </w:rPr>
-        <w:t>וה</w:t>
-      </w:r>
-      <w:proofErr w:type="spellEnd"/>
-      <w:r>
-        <w:rPr>
-          <w:rFonts w:ascii="Helvetica" w:hAnsi="Helvetica" w:cs="Helvetica"/>
-          <w:color w:val="333333"/>
-        </w:rPr>
-        <w:t xml:space="preserve">-F1-Score </w:t>
-      </w:r>
-      <w:r>
-        <w:rPr>
-          <w:rFonts w:ascii="Helvetica" w:hAnsi="Helvetica" w:cs="Helvetica"/>
-          <w:color w:val="333333"/>
-          <w:rtl/>
-        </w:rPr>
-        <w:t xml:space="preserve">הממוצעים על פני 10 </w:t>
-      </w:r>
-      <w:proofErr w:type="spellStart"/>
-      <w:r>
-        <w:rPr>
-          <w:rFonts w:ascii="Helvetica" w:hAnsi="Helvetica" w:cs="Helvetica"/>
-          <w:color w:val="333333"/>
-          <w:rtl/>
-        </w:rPr>
-        <w:t>האיטרציות</w:t>
-      </w:r>
-      <w:proofErr w:type="spellEnd"/>
-      <w:r>
-        <w:rPr>
-          <w:rFonts w:ascii="Helvetica" w:hAnsi="Helvetica" w:cs="Helvetica"/>
-          <w:color w:val="333333"/>
-        </w:rPr>
-        <w:t>.</w:t>
-      </w:r>
-    </w:p>
-    <w:p>
-      <w:pPr>
-        <w:bidi/>
-        <w:spacing w:after="240" w:line="360" w:lineRule="auto"/>
-        <w:divId w:val="259458589"/>
-        <w:rPr>
-          <w:rFonts w:ascii="Helvetica" w:hAnsi="Helvetica" w:cs="Helvetica"/>
-          <w:color w:val="333333"/>
-        </w:rPr>
-      </w:pPr>
-      <w:r>
-        <w:rPr>
-          <w:rFonts w:ascii="Helvetica" w:hAnsi="Helvetica" w:cs="Helvetica"/>
-          <w:color w:val="333333"/>
-          <w:rtl/>
-        </w:rPr>
-        <w:t>חילוץ מאפיינים</w:t>
-      </w:r>
-      <w:r>
-        <w:rPr>
-          <w:rFonts w:ascii="Helvetica" w:hAnsi="Helvetica" w:cs="Helvetica"/>
-          <w:color w:val="333333"/>
-        </w:rPr>
-        <w:t xml:space="preserve"> (Feature Extraction)</w:t>
-      </w:r>
-    </w:p>
-    <w:p>
-      <w:pPr>
-        <w:bidi/>
-        <w:spacing w:after="240" w:line="360" w:lineRule="auto"/>
-        <w:divId w:val="259458589"/>
-        <w:rPr>
-          <w:rFonts w:ascii="Helvetica" w:hAnsi="Helvetica" w:cs="Helvetica"/>
-          <w:color w:val="333333"/>
-        </w:rPr>
-      </w:pPr>
-      <w:r>
-        <w:rPr>
-          <w:rFonts w:ascii="Helvetica" w:hAnsi="Helvetica" w:cs="Helvetica"/>
-          <w:color w:val="333333"/>
-          <w:rtl/>
-        </w:rPr>
-        <w:t>עבור כל מודל, חילצנו את 20 המאפיינים (המילים) המשפיעים ביותר לכל קבוצה. הגישה הייתה שונה בכל אלגוריתם בהתאם למבנה המתמטי שלו</w:t>
-      </w:r>
-      <w:r>
-        <w:rPr>
-          <w:rFonts w:ascii="Helvetica" w:hAnsi="Helvetica" w:cs="Helvetica"/>
-          <w:color w:val="333333"/>
-        </w:rPr>
-        <w:t>:</w:t>
-      </w:r>
-    </w:p>
-    <w:p>
-      <w:pPr>
-        <w:bidi/>
-        <w:spacing w:after="240" w:line="360" w:lineRule="auto"/>
-        <w:divId w:val="259458589"/>
-        <w:rPr>
-          <w:rFonts w:ascii="Helvetica" w:hAnsi="Helvetica" w:cs="Helvetica"/>
-          <w:color w:val="333333"/>
-        </w:rPr>
-      </w:pPr>
-      <w:r>
-        <w:rPr>
-          <w:rFonts w:ascii="Helvetica" w:hAnsi="Helvetica" w:cs="Helvetica"/>
-          <w:color w:val="333333"/>
-        </w:rPr>
-        <w:t xml:space="preserve">Logistic Regression &amp; SVM: </w:t>
-      </w:r>
-      <w:r>
-        <w:rPr>
-          <w:rFonts w:ascii="Helvetica" w:hAnsi="Helvetica" w:cs="Helvetica"/>
-          <w:color w:val="333333"/>
-          <w:rtl/>
-        </w:rPr>
-        <w:t>מודלים לינאריים אלו לומדים מקדמים</w:t>
-      </w:r>
-      <w:r>
-        <w:rPr>
-          <w:rFonts w:ascii="Helvetica" w:hAnsi="Helvetica" w:cs="Helvetica"/>
-          <w:color w:val="333333"/>
-        </w:rPr>
-        <w:t xml:space="preserve"> (</w:t>
-      </w:r>
-      <w:proofErr w:type="spellStart"/>
-      <w:r>
-        <w:rPr>
-          <w:rFonts w:ascii="Helvetica" w:hAnsi="Helvetica" w:cs="Helvetica"/>
-          <w:color w:val="333333"/>
-        </w:rPr>
-        <w:t>coef</w:t>
-      </w:r>
-      <w:proofErr w:type="spellEnd"/>
-      <w:r>
-        <w:rPr>
-          <w:rFonts w:ascii="Helvetica" w:hAnsi="Helvetica" w:cs="Helvetica"/>
-          <w:color w:val="333333"/>
-        </w:rPr>
-        <w:t>_).</w:t>
-      </w:r>
-    </w:p>
-    <w:p>
-      <w:pPr>
-        <w:bidi/>
-        <w:spacing w:after="240" w:line="360" w:lineRule="auto"/>
-        <w:divId w:val="259458589"/>
-        <w:rPr>
-          <w:rFonts w:ascii="Helvetica" w:hAnsi="Helvetica" w:cs="Helvetica"/>
-          <w:color w:val="333333"/>
-        </w:rPr>
-      </w:pPr>
-      <w:r>
-        <w:rPr>
-          <w:rFonts w:ascii="Helvetica" w:hAnsi="Helvetica" w:cs="Helvetica"/>
-          <w:color w:val="333333"/>
-          <w:rtl/>
-        </w:rPr>
-        <w:lastRenderedPageBreak/>
-        <w:t>ערכים חיוביים גבוהים מעידים על שייכות לקבוצה 1 (למשל, אמריקאי)</w:t>
-      </w:r>
-      <w:r>
-        <w:rPr>
-          <w:rFonts w:ascii="Helvetica" w:hAnsi="Helvetica" w:cs="Helvetica"/>
-          <w:color w:val="333333"/>
-        </w:rPr>
-        <w:t>.</w:t>
-      </w:r>
-    </w:p>
-    <w:p>
-      <w:pPr>
-        <w:bidi/>
-        <w:spacing w:after="240" w:line="360" w:lineRule="auto"/>
-        <w:divId w:val="259458589"/>
-        <w:rPr>
-          <w:rFonts w:ascii="Helvetica" w:hAnsi="Helvetica" w:cs="Helvetica"/>
-          <w:color w:val="333333"/>
-        </w:rPr>
-      </w:pPr>
-      <w:r>
-        <w:rPr>
-          <w:rFonts w:ascii="Helvetica" w:hAnsi="Helvetica" w:cs="Helvetica"/>
-          <w:color w:val="333333"/>
-          <w:rtl/>
-        </w:rPr>
-        <w:t>ערכים שליליים חזקים מעידים על שייכות לקבוצה 0 (למשל, בריטי)</w:t>
-      </w:r>
-      <w:r>
-        <w:rPr>
-          <w:rFonts w:ascii="Helvetica" w:hAnsi="Helvetica" w:cs="Helvetica"/>
-          <w:color w:val="333333"/>
-        </w:rPr>
-        <w:t>.</w:t>
-      </w:r>
-    </w:p>
-    <w:p>
-      <w:pPr>
-        <w:bidi/>
-        <w:spacing w:after="240" w:line="360" w:lineRule="auto"/>
-        <w:divId w:val="259458589"/>
-        <w:rPr>
-          <w:rFonts w:ascii="Helvetica" w:hAnsi="Helvetica" w:cs="Helvetica"/>
-          <w:color w:val="333333"/>
-        </w:rPr>
-      </w:pPr>
-      <w:r>
-        <w:rPr>
-          <w:rFonts w:ascii="Helvetica" w:hAnsi="Helvetica" w:cs="Helvetica"/>
-          <w:color w:val="333333"/>
-          <w:rtl/>
-        </w:rPr>
-        <w:t>הצגנו את הערך המוחלט של המשקל בטבלה, תוך שיוך לקבוצה הרלוונטית</w:t>
-      </w:r>
-      <w:r>
-        <w:rPr>
-          <w:rFonts w:ascii="Helvetica" w:hAnsi="Helvetica" w:cs="Helvetica"/>
-          <w:color w:val="333333"/>
-        </w:rPr>
-        <w:t>.</w:t>
-      </w:r>
-    </w:p>
-    <w:p>
-      <w:pPr>
-        <w:bidi/>
-        <w:spacing w:after="240" w:line="360" w:lineRule="auto"/>
-        <w:divId w:val="259458589"/>
-        <w:rPr>
-          <w:rFonts w:ascii="Helvetica" w:hAnsi="Helvetica" w:cs="Helvetica"/>
-          <w:color w:val="333333"/>
-        </w:rPr>
-      </w:pPr>
-      <w:r>
-        <w:rPr>
-          <w:rFonts w:ascii="Helvetica" w:hAnsi="Helvetica" w:cs="Helvetica"/>
-          <w:color w:val="333333"/>
-        </w:rPr>
-        <w:t xml:space="preserve">Naive Bayes: </w:t>
-      </w:r>
-      <w:r>
-        <w:rPr>
-          <w:rFonts w:ascii="Helvetica" w:hAnsi="Helvetica" w:cs="Helvetica"/>
-          <w:color w:val="333333"/>
-          <w:rtl/>
-        </w:rPr>
-        <w:t>השתמשנו בהפרש בין הלוג-הסתברויות</w:t>
-      </w:r>
-      <w:r>
-        <w:rPr>
-          <w:rFonts w:ascii="Helvetica" w:hAnsi="Helvetica" w:cs="Helvetica"/>
-          <w:color w:val="333333"/>
-        </w:rPr>
-        <w:t xml:space="preserve"> (</w:t>
-      </w:r>
-      <w:proofErr w:type="spellStart"/>
-      <w:r>
-        <w:rPr>
-          <w:rFonts w:ascii="Helvetica" w:hAnsi="Helvetica" w:cs="Helvetica"/>
-          <w:color w:val="333333"/>
-        </w:rPr>
-        <w:t>feature_log_prob</w:t>
-      </w:r>
-      <w:proofErr w:type="spellEnd"/>
-      <w:r>
-        <w:rPr>
-          <w:rFonts w:ascii="Helvetica" w:hAnsi="Helvetica" w:cs="Helvetica"/>
-          <w:color w:val="333333"/>
-        </w:rPr>
-        <w:t xml:space="preserve">_) </w:t>
-      </w:r>
-      <w:r>
-        <w:rPr>
-          <w:rFonts w:ascii="Helvetica" w:hAnsi="Helvetica" w:cs="Helvetica"/>
-          <w:color w:val="333333"/>
-          <w:rtl/>
-        </w:rPr>
-        <w:t>של שתי המחלקות. מילים שההסתברות שלהן גבוהה משמעותית במחלקה אחת לעומת השנייה נבחרו כמאפיינים המבחינים</w:t>
-      </w:r>
-      <w:r>
-        <w:rPr>
-          <w:rFonts w:ascii="Helvetica" w:hAnsi="Helvetica" w:cs="Helvetica"/>
-          <w:color w:val="333333"/>
-        </w:rPr>
-        <w:t>.</w:t>
-      </w:r>
-    </w:p>
-    <w:p>
-      <w:pPr>
-        <w:bidi/>
-        <w:spacing w:after="240" w:line="360" w:lineRule="auto"/>
-        <w:divId w:val="259458589"/>
-        <w:rPr>
-          <w:rFonts w:ascii="Helvetica" w:hAnsi="Helvetica" w:cs="Helvetica"/>
-          <w:color w:val="333333"/>
-        </w:rPr>
-      </w:pPr>
-      <w:r>
-        <w:rPr>
-          <w:rFonts w:ascii="Helvetica" w:hAnsi="Helvetica" w:cs="Helvetica"/>
-          <w:color w:val="333333"/>
-        </w:rPr>
-        <w:t xml:space="preserve">Random Forest: </w:t>
-      </w:r>
-      <w:r>
-        <w:rPr>
-          <w:rFonts w:ascii="Helvetica" w:hAnsi="Helvetica" w:cs="Helvetica"/>
-          <w:color w:val="333333"/>
-          <w:rtl/>
-        </w:rPr>
-        <w:t>מודל זה מספק מדד חשיבות כללי</w:t>
-      </w:r>
-      <w:r>
-        <w:rPr>
-          <w:rFonts w:ascii="Helvetica" w:hAnsi="Helvetica" w:cs="Helvetica"/>
-          <w:color w:val="333333"/>
-        </w:rPr>
-        <w:t xml:space="preserve"> (</w:t>
-      </w:r>
-      <w:proofErr w:type="spellStart"/>
-      <w:r>
-        <w:rPr>
-          <w:rFonts w:ascii="Helvetica" w:hAnsi="Helvetica" w:cs="Helvetica"/>
-          <w:color w:val="333333"/>
-        </w:rPr>
-        <w:t>feature_importances</w:t>
-      </w:r>
-      <w:proofErr w:type="spellEnd"/>
-      <w:r>
-        <w:rPr>
-          <w:rFonts w:ascii="Helvetica" w:hAnsi="Helvetica" w:cs="Helvetica"/>
-          <w:color w:val="333333"/>
-        </w:rPr>
-        <w:t xml:space="preserve">_) </w:t>
-      </w:r>
-      <w:r>
-        <w:rPr>
-          <w:rFonts w:ascii="Helvetica" w:hAnsi="Helvetica" w:cs="Helvetica"/>
-          <w:color w:val="333333"/>
-          <w:rtl/>
-        </w:rPr>
-        <w:t>המבוסס על מידת הפחתת אי-הניקיון</w:t>
-      </w:r>
-      <w:r>
-        <w:rPr>
-          <w:rFonts w:ascii="Helvetica" w:hAnsi="Helvetica" w:cs="Helvetica"/>
-          <w:color w:val="333333"/>
-        </w:rPr>
-        <w:t xml:space="preserve"> (Impurity) </w:t>
-      </w:r>
-      <w:r>
-        <w:rPr>
-          <w:rFonts w:ascii="Helvetica" w:hAnsi="Helvetica" w:cs="Helvetica"/>
-          <w:color w:val="333333"/>
-          <w:rtl/>
-        </w:rPr>
-        <w:t>בצמתים</w:t>
-      </w:r>
-      <w:r>
-        <w:rPr>
-          <w:rFonts w:ascii="Helvetica" w:hAnsi="Helvetica" w:cs="Helvetica"/>
-          <w:color w:val="333333"/>
-        </w:rPr>
-        <w:t>.</w:t>
-      </w:r>
-    </w:p>
-    <w:p>
-      <w:pPr>
-        <w:bidi/>
-        <w:spacing w:after="240" w:line="360" w:lineRule="auto"/>
-        <w:divId w:val="259458589"/>
-        <w:rPr>
-          <w:rFonts w:ascii="Helvetica" w:hAnsi="Helvetica" w:cs="Helvetica"/>
-          <w:color w:val="333333"/>
-        </w:rPr>
-      </w:pPr>
-      <w:r>
-        <w:rPr>
-          <w:rFonts w:ascii="Helvetica" w:hAnsi="Helvetica" w:cs="Helvetica"/>
-          <w:color w:val="333333"/>
-          <w:rtl/>
-        </w:rPr>
-        <w:t>הערה: ב</w:t>
-      </w:r>
-      <w:r>
-        <w:rPr>
-          <w:rFonts w:ascii="Helvetica" w:hAnsi="Helvetica" w:cs="Helvetica"/>
-          <w:color w:val="333333"/>
-        </w:rPr>
-        <w:t xml:space="preserve">-RF </w:t>
-      </w:r>
-      <w:r>
-        <w:rPr>
-          <w:rFonts w:ascii="Helvetica" w:hAnsi="Helvetica" w:cs="Helvetica"/>
-          <w:color w:val="333333"/>
-          <w:rtl/>
-        </w:rPr>
-        <w:t>החשיבות היא "גלובלית" ולא כיוונית (לא חיובי/שלילי). לכן, המאפיינים החזקים ביותר מוצגים עבור שתי הקבוצות, שכן אלו המילים שעזרו לעץ לפצל את הנתונים בצורה הטובה ביותר</w:t>
-      </w:r>
-      <w:r>
-        <w:rPr>
-          <w:rFonts w:ascii="Helvetica" w:hAnsi="Helvetica" w:cs="Helvetica"/>
-          <w:color w:val="333333"/>
-        </w:rPr>
-        <w:t>.</w:t>
-      </w:r>
-    </w:p>
-    <w:p>
-      <w:pPr>
-        <w:bidi/>
-        <w:spacing w:after="240" w:line="360" w:lineRule="auto"/>
-        <w:divId w:val="259458589"/>
-        <w:rPr>
-          <w:rFonts w:ascii="Helvetica" w:hAnsi="Helvetica" w:cs="Helvetica"/>
-          <w:color w:val="333333"/>
-        </w:rPr>
-      </w:pPr>
-      <w:r>
-        <w:rPr>
-          <w:rFonts w:ascii="Segoe UI Emoji" w:hAnsi="Segoe UI Emoji" w:cs="Segoe UI Emoji"/>
-          <w:color w:val="333333"/>
-        </w:rPr>
-        <w:t>🧠</w:t>
-      </w:r>
-      <w:r>
-        <w:rPr>
-          <w:rFonts w:ascii="Helvetica" w:hAnsi="Helvetica" w:cs="Helvetica"/>
-          <w:color w:val="333333"/>
-        </w:rPr>
-        <w:t xml:space="preserve"> </w:t>
-      </w:r>
-      <w:r>
-        <w:rPr>
-          <w:rFonts w:ascii="Helvetica" w:hAnsi="Helvetica" w:cs="Helvetica"/>
-          <w:color w:val="333333"/>
-          <w:rtl/>
-        </w:rPr>
-        <w:t>חלק ב': רשת נוירונים מלאכותית</w:t>
-      </w:r>
-      <w:r>
-        <w:rPr>
-          <w:rFonts w:ascii="Helvetica" w:hAnsi="Helvetica" w:cs="Helvetica"/>
-          <w:color w:val="333333"/>
-        </w:rPr>
-        <w:t xml:space="preserve"> (ANN)</w:t>
-      </w:r>
-    </w:p>
-    <w:p>
-      <w:pPr>
-        <w:bidi/>
-        <w:spacing w:after="240" w:line="360" w:lineRule="auto"/>
-        <w:divId w:val="259458589"/>
-        <w:rPr>
-          <w:rFonts w:ascii="Helvetica" w:hAnsi="Helvetica" w:cs="Helvetica"/>
-          <w:color w:val="333333"/>
-        </w:rPr>
-      </w:pPr>
-      <w:r>
-        <w:rPr>
-          <w:rFonts w:ascii="Helvetica" w:hAnsi="Helvetica" w:cs="Helvetica"/>
-          <w:color w:val="333333"/>
-          <w:rtl/>
-        </w:rPr>
-        <w:t>בנינו מודל</w:t>
-      </w:r>
-      <w:r>
-        <w:rPr>
-          <w:rFonts w:ascii="Helvetica" w:hAnsi="Helvetica" w:cs="Helvetica"/>
-          <w:color w:val="333333"/>
-        </w:rPr>
-        <w:t xml:space="preserve"> Deep Learning </w:t>
-      </w:r>
-      <w:r>
-        <w:rPr>
-          <w:rFonts w:ascii="Helvetica" w:hAnsi="Helvetica" w:cs="Helvetica"/>
-          <w:color w:val="333333"/>
-          <w:rtl/>
-        </w:rPr>
-        <w:t>בעזרת ספריית</w:t>
-      </w:r>
-      <w:r>
-        <w:rPr>
-          <w:rFonts w:ascii="Helvetica" w:hAnsi="Helvetica" w:cs="Helvetica"/>
-          <w:color w:val="333333"/>
-        </w:rPr>
-        <w:t xml:space="preserve"> TensorFlow/</w:t>
-      </w:r>
-      <w:proofErr w:type="spellStart"/>
-      <w:r>
-        <w:rPr>
-          <w:rFonts w:ascii="Helvetica" w:hAnsi="Helvetica" w:cs="Helvetica"/>
-          <w:color w:val="333333"/>
-        </w:rPr>
-        <w:t>Keras</w:t>
-      </w:r>
-      <w:proofErr w:type="spellEnd"/>
-      <w:r>
-        <w:rPr>
-          <w:rFonts w:ascii="Helvetica" w:hAnsi="Helvetica" w:cs="Helvetica"/>
-          <w:color w:val="333333"/>
-        </w:rPr>
-        <w:t>.</w:t>
-      </w:r>
-    </w:p>
-    <w:p>
-      <w:pPr>
-        <w:bidi/>
-        <w:spacing w:after="240" w:line="360" w:lineRule="auto"/>
-        <w:divId w:val="259458589"/>
-        <w:rPr>
-          <w:rFonts w:ascii="Helvetica" w:hAnsi="Helvetica" w:cs="Helvetica"/>
-          <w:color w:val="333333"/>
-        </w:rPr>
-      </w:pPr>
-      <w:r>
-        <w:rPr>
-          <w:rFonts w:ascii="Helvetica" w:hAnsi="Helvetica" w:cs="Helvetica"/>
-          <w:color w:val="333333"/>
-          <w:rtl/>
-        </w:rPr>
-        <w:t>חלוקת הנתונים</w:t>
-      </w:r>
-      <w:r>
-        <w:rPr>
-          <w:rFonts w:ascii="Helvetica" w:hAnsi="Helvetica" w:cs="Helvetica"/>
-          <w:color w:val="333333"/>
-        </w:rPr>
-        <w:t xml:space="preserve"> (Data Split)</w:t>
-      </w:r>
-    </w:p>
-    <w:p>
-      <w:pPr>
-        <w:bidi/>
-        <w:spacing w:after="240" w:line="360" w:lineRule="auto"/>
-        <w:divId w:val="259458589"/>
-        <w:rPr>
-          <w:rFonts w:ascii="Helvetica" w:hAnsi="Helvetica" w:cs="Helvetica"/>
-          <w:color w:val="333333"/>
-        </w:rPr>
-      </w:pPr>
-      <w:r>
-        <w:rPr>
-          <w:rFonts w:ascii="Helvetica" w:hAnsi="Helvetica" w:cs="Helvetica"/>
-          <w:color w:val="333333"/>
-          <w:rtl/>
-        </w:rPr>
-        <w:t>בהתאם לדרישות, לא השתמשנו ב</w:t>
-      </w:r>
-      <w:r>
-        <w:rPr>
-          <w:rFonts w:ascii="Helvetica" w:hAnsi="Helvetica" w:cs="Helvetica"/>
-          <w:color w:val="333333"/>
-        </w:rPr>
-        <w:t xml:space="preserve">-Cross Validation </w:t>
-      </w:r>
-      <w:r>
-        <w:rPr>
-          <w:rFonts w:ascii="Helvetica" w:hAnsi="Helvetica" w:cs="Helvetica"/>
-          <w:color w:val="333333"/>
-          <w:rtl/>
-        </w:rPr>
-        <w:t>אלא בחלוקה קבועה</w:t>
-      </w:r>
-      <w:r>
-        <w:rPr>
-          <w:rFonts w:ascii="Helvetica" w:hAnsi="Helvetica" w:cs="Helvetica"/>
-          <w:color w:val="333333"/>
-        </w:rPr>
-        <w:t>:</w:t>
-      </w:r>
-    </w:p>
-    <w:p>
-      <w:pPr>
-        <w:bidi/>
-        <w:spacing w:after="240" w:line="360" w:lineRule="auto"/>
-        <w:divId w:val="259458589"/>
-        <w:rPr>
-          <w:rFonts w:ascii="Helvetica" w:hAnsi="Helvetica" w:cs="Helvetica"/>
-          <w:color w:val="333333"/>
-        </w:rPr>
-      </w:pPr>
-      <w:r>
-        <w:rPr>
-          <w:rFonts w:ascii="Helvetica" w:hAnsi="Helvetica" w:cs="Helvetica"/>
-          <w:color w:val="333333"/>
-        </w:rPr>
-        <w:t xml:space="preserve">Test: 20% </w:t>
-      </w:r>
-      <w:r>
-        <w:rPr>
-          <w:rFonts w:ascii="Helvetica" w:hAnsi="Helvetica" w:cs="Helvetica"/>
-          <w:color w:val="333333"/>
-          <w:rtl/>
-        </w:rPr>
-        <w:t>מהנתונים (נשמר בצד לבחינה סופית)</w:t>
-      </w:r>
-      <w:r>
-        <w:rPr>
-          <w:rFonts w:ascii="Helvetica" w:hAnsi="Helvetica" w:cs="Helvetica"/>
-          <w:color w:val="333333"/>
-        </w:rPr>
-        <w:t>.</w:t>
-      </w:r>
-    </w:p>
-    <w:p>
-      <w:pPr>
-        <w:bidi/>
-        <w:spacing w:after="240" w:line="360" w:lineRule="auto"/>
-        <w:divId w:val="259458589"/>
-        <w:rPr>
-          <w:rFonts w:ascii="Helvetica" w:hAnsi="Helvetica" w:cs="Helvetica"/>
-          <w:color w:val="333333"/>
-        </w:rPr>
-      </w:pPr>
-      <w:r>
-        <w:rPr>
-          <w:rFonts w:ascii="Helvetica" w:hAnsi="Helvetica" w:cs="Helvetica"/>
-          <w:color w:val="333333"/>
-        </w:rPr>
-        <w:t xml:space="preserve">Train: 72% </w:t>
-      </w:r>
-      <w:r>
-        <w:rPr>
-          <w:rFonts w:ascii="Helvetica" w:hAnsi="Helvetica" w:cs="Helvetica"/>
-          <w:color w:val="333333"/>
-          <w:rtl/>
-        </w:rPr>
-        <w:t>מהנתונים</w:t>
-      </w:r>
-      <w:r>
-        <w:rPr>
-          <w:rFonts w:ascii="Helvetica" w:hAnsi="Helvetica" w:cs="Helvetica"/>
-          <w:color w:val="333333"/>
-        </w:rPr>
-        <w:t xml:space="preserve"> (80% </w:t>
-      </w:r>
-      <w:r>
-        <w:rPr>
-          <w:rFonts w:ascii="Helvetica" w:hAnsi="Helvetica" w:cs="Helvetica"/>
-          <w:color w:val="333333"/>
-          <w:rtl/>
-        </w:rPr>
-        <w:t>מהנותרים לאחר הפרדת ה</w:t>
-      </w:r>
-      <w:r>
-        <w:rPr>
-          <w:rFonts w:ascii="Helvetica" w:hAnsi="Helvetica" w:cs="Helvetica"/>
-          <w:color w:val="333333"/>
-        </w:rPr>
-        <w:t>-Test).</w:t>
-      </w:r>
-    </w:p>
-    <w:p>
-      <w:pPr>
-        <w:bidi/>
-        <w:spacing w:after="240" w:line="360" w:lineRule="auto"/>
-        <w:divId w:val="259458589"/>
-        <w:rPr>
-          <w:rFonts w:ascii="Helvetica" w:hAnsi="Helvetica" w:cs="Helvetica"/>
-          <w:color w:val="333333"/>
-        </w:rPr>
-      </w:pPr>
-      <w:r>
-        <w:rPr>
-          <w:rFonts w:ascii="Helvetica" w:hAnsi="Helvetica" w:cs="Helvetica"/>
-          <w:color w:val="333333"/>
-        </w:rPr>
-        <w:t xml:space="preserve">Validation: 8% </w:t>
-      </w:r>
-      <w:r>
-        <w:rPr>
-          <w:rFonts w:ascii="Helvetica" w:hAnsi="Helvetica" w:cs="Helvetica"/>
-          <w:color w:val="333333"/>
-          <w:rtl/>
-        </w:rPr>
-        <w:t>מהנתונים</w:t>
-      </w:r>
-      <w:r>
-        <w:rPr>
-          <w:rFonts w:ascii="Helvetica" w:hAnsi="Helvetica" w:cs="Helvetica"/>
-          <w:color w:val="333333"/>
-        </w:rPr>
-        <w:t xml:space="preserve"> (10% </w:t>
-      </w:r>
-      <w:r>
-        <w:rPr>
-          <w:rFonts w:ascii="Helvetica" w:hAnsi="Helvetica" w:cs="Helvetica"/>
-          <w:color w:val="333333"/>
-          <w:rtl/>
-        </w:rPr>
-        <w:t>מתוך קבוצת ה</w:t>
-      </w:r>
-      <w:r>
-        <w:rPr>
-          <w:rFonts w:ascii="Helvetica" w:hAnsi="Helvetica" w:cs="Helvetica"/>
-          <w:color w:val="333333"/>
-        </w:rPr>
-        <w:t xml:space="preserve">-Train </w:t>
-      </w:r>
-      <w:r>
-        <w:rPr>
-          <w:rFonts w:ascii="Helvetica" w:hAnsi="Helvetica" w:cs="Helvetica"/>
-          <w:color w:val="333333"/>
-          <w:rtl/>
-        </w:rPr>
-        <w:t>המקורית</w:t>
-      </w:r>
-      <w:r>
-        <w:rPr>
-          <w:rFonts w:ascii="Helvetica" w:hAnsi="Helvetica" w:cs="Helvetica"/>
-          <w:color w:val="333333"/>
-        </w:rPr>
-        <w:t>).</w:t>
-      </w:r>
-    </w:p>
-    <w:p>
-      <w:pPr>
-        <w:bidi/>
-        <w:spacing w:after="240" w:line="360" w:lineRule="auto"/>
-        <w:divId w:val="259458589"/>
-        <w:rPr>
-          <w:rFonts w:ascii="Helvetica" w:hAnsi="Helvetica" w:cs="Helvetica"/>
-          <w:color w:val="333333"/>
-        </w:rPr>
-      </w:pPr>
-      <w:r>
-        <w:rPr>
-          <w:rFonts w:ascii="Helvetica" w:hAnsi="Helvetica" w:cs="Helvetica"/>
-          <w:color w:val="333333"/>
-          <w:rtl/>
-        </w:rPr>
-        <w:t>ארכיטקטורה וטופולוגיות</w:t>
-      </w:r>
-    </w:p>
-    <w:p>
-      <w:pPr>
-        <w:bidi/>
-        <w:spacing w:after="240" w:line="360" w:lineRule="auto"/>
-        <w:divId w:val="259458589"/>
-        <w:rPr>
-          <w:rFonts w:ascii="Helvetica" w:hAnsi="Helvetica" w:cs="Helvetica"/>
-          <w:color w:val="333333"/>
-        </w:rPr>
-      </w:pPr>
-      <w:r>
-        <w:rPr>
-          <w:rFonts w:ascii="Helvetica" w:hAnsi="Helvetica" w:cs="Helvetica"/>
-          <w:color w:val="333333"/>
-          <w:rtl/>
-        </w:rPr>
-        <w:t>מכיוון שהקלט הוא וקטורי</w:t>
-      </w:r>
-      <w:r>
-        <w:rPr>
-          <w:rFonts w:ascii="Helvetica" w:hAnsi="Helvetica" w:cs="Helvetica"/>
-          <w:color w:val="333333"/>
-        </w:rPr>
-        <w:t xml:space="preserve"> TF-IDF </w:t>
-      </w:r>
-      <w:r>
-        <w:rPr>
-          <w:rFonts w:ascii="Helvetica" w:hAnsi="Helvetica" w:cs="Helvetica"/>
-          <w:color w:val="333333"/>
-          <w:rtl/>
-        </w:rPr>
-        <w:t>(ערכים רציפים ולא אינדקסים של מילים), השכבה הראשונה אינה</w:t>
-      </w:r>
-      <w:r>
-        <w:rPr>
-          <w:rFonts w:ascii="Helvetica" w:hAnsi="Helvetica" w:cs="Helvetica"/>
-          <w:color w:val="333333"/>
-        </w:rPr>
-        <w:t xml:space="preserve"> Embedding </w:t>
-      </w:r>
-      <w:r>
-        <w:rPr>
-          <w:rFonts w:ascii="Helvetica" w:hAnsi="Helvetica" w:cs="Helvetica"/>
-          <w:color w:val="333333"/>
-          <w:rtl/>
-        </w:rPr>
-        <w:t>רגילה אלא שכבת</w:t>
-      </w:r>
-      <w:r>
-        <w:rPr>
-          <w:rFonts w:ascii="Helvetica" w:hAnsi="Helvetica" w:cs="Helvetica"/>
-          <w:color w:val="333333"/>
-        </w:rPr>
-        <w:t xml:space="preserve"> Input </w:t>
-      </w:r>
-      <w:r>
-        <w:rPr>
-          <w:rFonts w:ascii="Helvetica" w:hAnsi="Helvetica" w:cs="Helvetica"/>
-          <w:color w:val="333333"/>
-          <w:rtl/>
-        </w:rPr>
-        <w:t>המעבירה את הוקטורים לשכבות ה</w:t>
-      </w:r>
-      <w:r>
-        <w:rPr>
-          <w:rFonts w:ascii="Helvetica" w:hAnsi="Helvetica" w:cs="Helvetica"/>
-          <w:color w:val="333333"/>
-        </w:rPr>
-        <w:t>-Dense.</w:t>
-      </w:r>
-      <w:r>
-        <w:rPr>
-          <w:rFonts w:ascii="Helvetica" w:hAnsi="Helvetica" w:cs="Helvetica"/>
-          <w:color w:val="333333"/>
-        </w:rPr>
-        <w:br/>
-      </w:r>
-      <w:r>
-        <w:rPr>
-          <w:rFonts w:ascii="Helvetica" w:hAnsi="Helvetica" w:cs="Helvetica"/>
-          <w:color w:val="333333"/>
-          <w:rtl/>
-        </w:rPr>
-        <w:t>בחנו שתי טופולוגיות זהות במבנה, אך שונות בפונקציית האקטיבציה</w:t>
-      </w:r>
-      <w:r>
-        <w:rPr>
-          <w:rFonts w:ascii="Helvetica" w:hAnsi="Helvetica" w:cs="Helvetica"/>
-          <w:color w:val="333333"/>
-        </w:rPr>
-        <w:t>:</w:t>
-      </w:r>
-    </w:p>
-    <w:p>
-      <w:pPr>
-        <w:bidi/>
-        <w:spacing w:after="240" w:line="360" w:lineRule="auto"/>
-        <w:divId w:val="259458589"/>
-        <w:rPr>
-          <w:rFonts w:ascii="Helvetica" w:hAnsi="Helvetica" w:cs="Helvetica"/>
-          <w:color w:val="333333"/>
-        </w:rPr>
-      </w:pPr>
-      <w:r>
-        <w:rPr>
-          <w:rFonts w:ascii="Helvetica" w:hAnsi="Helvetica" w:cs="Helvetica"/>
-          <w:color w:val="333333"/>
-          <w:rtl/>
-        </w:rPr>
-        <w:t>מבנה הרשת</w:t>
-      </w:r>
-      <w:r>
-        <w:rPr>
-          <w:rFonts w:ascii="Helvetica" w:hAnsi="Helvetica" w:cs="Helvetica"/>
-          <w:color w:val="333333"/>
-        </w:rPr>
-        <w:t>:</w:t>
-      </w:r>
-    </w:p>
-    <w:p>
-      <w:pPr>
-        <w:bidi/>
-        <w:spacing w:after="240" w:line="360" w:lineRule="auto"/>
-        <w:divId w:val="259458589"/>
-        <w:rPr>
-          <w:rFonts w:ascii="Helvetica" w:hAnsi="Helvetica" w:cs="Helvetica"/>
-          <w:color w:val="333333"/>
-        </w:rPr>
-      </w:pPr>
-      <w:r>
-        <w:rPr>
-          <w:rFonts w:ascii="Helvetica" w:hAnsi="Helvetica" w:cs="Helvetica"/>
-          <w:color w:val="333333"/>
-        </w:rPr>
-        <w:lastRenderedPageBreak/>
-        <w:t xml:space="preserve">Input Layer: </w:t>
-      </w:r>
-      <w:r>
-        <w:rPr>
-          <w:rFonts w:ascii="Helvetica" w:hAnsi="Helvetica" w:cs="Helvetica"/>
-          <w:color w:val="333333"/>
-          <w:rtl/>
-        </w:rPr>
-        <w:t>גודל כגודל אוצר המילים</w:t>
-      </w:r>
-      <w:r>
-        <w:rPr>
-          <w:rFonts w:ascii="Helvetica" w:hAnsi="Helvetica" w:cs="Helvetica"/>
-          <w:color w:val="333333"/>
-        </w:rPr>
-        <w:t>.</w:t>
-      </w:r>
-    </w:p>
-    <w:p>
-      <w:pPr>
-        <w:bidi/>
-        <w:spacing w:after="240" w:line="360" w:lineRule="auto"/>
-        <w:divId w:val="259458589"/>
-        <w:rPr>
-          <w:rFonts w:ascii="Helvetica" w:hAnsi="Helvetica" w:cs="Helvetica"/>
-          <w:color w:val="333333"/>
-        </w:rPr>
-      </w:pPr>
-      <w:r>
-        <w:rPr>
-          <w:rFonts w:ascii="Helvetica" w:hAnsi="Helvetica" w:cs="Helvetica"/>
-          <w:color w:val="333333"/>
-        </w:rPr>
-        <w:t xml:space="preserve">Hidden Layer 1: 10 </w:t>
-      </w:r>
-      <w:r>
-        <w:rPr>
-          <w:rFonts w:ascii="Helvetica" w:hAnsi="Helvetica" w:cs="Helvetica"/>
-          <w:color w:val="333333"/>
-          <w:rtl/>
-        </w:rPr>
-        <w:t>נוירונים</w:t>
-      </w:r>
-      <w:r>
-        <w:rPr>
-          <w:rFonts w:ascii="Helvetica" w:hAnsi="Helvetica" w:cs="Helvetica"/>
-          <w:color w:val="333333"/>
-        </w:rPr>
-        <w:t>.</w:t>
-      </w:r>
-    </w:p>
-    <w:p>
-      <w:pPr>
-        <w:bidi/>
-        <w:spacing w:after="240" w:line="360" w:lineRule="auto"/>
-        <w:divId w:val="259458589"/>
-        <w:rPr>
-          <w:rFonts w:ascii="Helvetica" w:hAnsi="Helvetica" w:cs="Helvetica"/>
-          <w:color w:val="333333"/>
-        </w:rPr>
-      </w:pPr>
-      <w:r>
-        <w:rPr>
-          <w:rFonts w:ascii="Helvetica" w:hAnsi="Helvetica" w:cs="Helvetica"/>
-          <w:color w:val="333333"/>
-        </w:rPr>
-        <w:t xml:space="preserve">Hidden Layer 2: 10 </w:t>
-      </w:r>
-      <w:r>
-        <w:rPr>
-          <w:rFonts w:ascii="Helvetica" w:hAnsi="Helvetica" w:cs="Helvetica"/>
-          <w:color w:val="333333"/>
-          <w:rtl/>
-        </w:rPr>
-        <w:t>נוירונים</w:t>
-      </w:r>
-      <w:r>
-        <w:rPr>
-          <w:rFonts w:ascii="Helvetica" w:hAnsi="Helvetica" w:cs="Helvetica"/>
-          <w:color w:val="333333"/>
-        </w:rPr>
-        <w:t>.</w:t>
-      </w:r>
-    </w:p>
-    <w:p>
-      <w:pPr>
-        <w:bidi/>
-        <w:spacing w:after="240" w:line="360" w:lineRule="auto"/>
-        <w:divId w:val="259458589"/>
-        <w:rPr>
-          <w:rFonts w:ascii="Helvetica" w:hAnsi="Helvetica" w:cs="Helvetica"/>
-          <w:color w:val="333333"/>
-        </w:rPr>
-      </w:pPr>
-      <w:r>
-        <w:rPr>
-          <w:rFonts w:ascii="Helvetica" w:hAnsi="Helvetica" w:cs="Helvetica"/>
-          <w:color w:val="333333"/>
-        </w:rPr>
-        <w:t xml:space="preserve">Hidden Layer 3: 7 </w:t>
-      </w:r>
-      <w:r>
-        <w:rPr>
-          <w:rFonts w:ascii="Helvetica" w:hAnsi="Helvetica" w:cs="Helvetica"/>
-          <w:color w:val="333333"/>
-          <w:rtl/>
-        </w:rPr>
-        <w:t>נוירונים</w:t>
-      </w:r>
-      <w:r>
-        <w:rPr>
-          <w:rFonts w:ascii="Helvetica" w:hAnsi="Helvetica" w:cs="Helvetica"/>
-          <w:color w:val="333333"/>
-        </w:rPr>
-        <w:t>.</w:t>
-      </w:r>
-    </w:p>
-    <w:p>
-      <w:pPr>
-        <w:bidi/>
-        <w:spacing w:after="240" w:line="360" w:lineRule="auto"/>
-        <w:divId w:val="259458589"/>
-        <w:rPr>
-          <w:rFonts w:ascii="Helvetica" w:hAnsi="Helvetica" w:cs="Helvetica"/>
-          <w:color w:val="333333"/>
-        </w:rPr>
-      </w:pPr>
-      <w:r>
-        <w:rPr>
-          <w:rFonts w:ascii="Helvetica" w:hAnsi="Helvetica" w:cs="Helvetica"/>
-          <w:color w:val="333333"/>
-        </w:rPr>
-        <w:t xml:space="preserve">Output Layer: 2 </w:t>
-      </w:r>
-      <w:r>
-        <w:rPr>
-          <w:rFonts w:ascii="Helvetica" w:hAnsi="Helvetica" w:cs="Helvetica"/>
-          <w:color w:val="333333"/>
-          <w:rtl/>
-        </w:rPr>
-        <w:t xml:space="preserve">נוירונים עם </w:t>
-      </w:r>
-      <w:proofErr w:type="spellStart"/>
-      <w:r>
-        <w:rPr>
-          <w:rFonts w:ascii="Helvetica" w:hAnsi="Helvetica" w:cs="Helvetica"/>
-          <w:color w:val="333333"/>
-          <w:rtl/>
-        </w:rPr>
-        <w:t>אקטיבציית</w:t>
-      </w:r>
-      <w:proofErr w:type="spellEnd"/>
-      <w:r>
-        <w:rPr>
-          <w:rFonts w:ascii="Helvetica" w:hAnsi="Helvetica" w:cs="Helvetica"/>
-          <w:color w:val="333333"/>
-        </w:rPr>
-        <w:t xml:space="preserve"> </w:t>
-      </w:r>
-      <w:proofErr w:type="spellStart"/>
-      <w:r>
-        <w:rPr>
-          <w:rFonts w:ascii="Helvetica" w:hAnsi="Helvetica" w:cs="Helvetica"/>
-          <w:color w:val="333333"/>
-        </w:rPr>
-        <w:t>Softmax</w:t>
-      </w:r>
-      <w:proofErr w:type="spellEnd"/>
-      <w:r>
-        <w:rPr>
-          <w:rFonts w:ascii="Helvetica" w:hAnsi="Helvetica" w:cs="Helvetica"/>
-          <w:color w:val="333333"/>
-        </w:rPr>
-        <w:t xml:space="preserve"> (</w:t>
-      </w:r>
-      <w:r>
-        <w:rPr>
-          <w:rFonts w:ascii="Helvetica" w:hAnsi="Helvetica" w:cs="Helvetica"/>
-          <w:color w:val="333333"/>
-          <w:rtl/>
-        </w:rPr>
-        <w:t>לקבלת הסתברות לכל מחלקה</w:t>
-      </w:r>
-      <w:r>
-        <w:rPr>
-          <w:rFonts w:ascii="Helvetica" w:hAnsi="Helvetica" w:cs="Helvetica"/>
-          <w:color w:val="333333"/>
-        </w:rPr>
-        <w:t>).</w:t>
-      </w:r>
-    </w:p>
-    <w:p>
-      <w:pPr>
-        <w:bidi/>
-        <w:spacing w:after="240" w:line="360" w:lineRule="auto"/>
-        <w:divId w:val="259458589"/>
-        <w:rPr>
-          <w:rFonts w:ascii="Helvetica" w:hAnsi="Helvetica" w:cs="Helvetica"/>
-          <w:color w:val="333333"/>
-        </w:rPr>
-      </w:pPr>
-      <w:r>
-        <w:rPr>
-          <w:rFonts w:ascii="Helvetica" w:hAnsi="Helvetica" w:cs="Helvetica"/>
-          <w:color w:val="333333"/>
-          <w:rtl/>
-        </w:rPr>
-        <w:t>ההבדל בין הטופולוגיות</w:t>
-      </w:r>
-      <w:r>
-        <w:rPr>
-          <w:rFonts w:ascii="Helvetica" w:hAnsi="Helvetica" w:cs="Helvetica"/>
-          <w:color w:val="333333"/>
-        </w:rPr>
-        <w:t>:</w:t>
-      </w:r>
-    </w:p>
-    <w:p>
-      <w:pPr>
-        <w:bidi/>
-        <w:spacing w:after="240" w:line="360" w:lineRule="auto"/>
-        <w:divId w:val="259458589"/>
-        <w:rPr>
-          <w:rFonts w:ascii="Helvetica" w:hAnsi="Helvetica" w:cs="Helvetica"/>
-          <w:color w:val="333333"/>
-        </w:rPr>
-      </w:pPr>
-      <w:r>
-        <w:rPr>
-          <w:rFonts w:ascii="Helvetica" w:hAnsi="Helvetica" w:cs="Helvetica"/>
-          <w:color w:val="333333"/>
-          <w:rtl/>
-        </w:rPr>
-        <w:t>טופולוגיה 1: פונקציית אקטיבציה</w:t>
-      </w:r>
-      <w:r>
-        <w:rPr>
-          <w:rFonts w:ascii="Helvetica" w:hAnsi="Helvetica" w:cs="Helvetica"/>
-          <w:color w:val="333333"/>
-        </w:rPr>
-        <w:t xml:space="preserve"> </w:t>
-      </w:r>
-      <w:proofErr w:type="spellStart"/>
-      <w:r>
-        <w:rPr>
-          <w:rFonts w:ascii="Helvetica" w:hAnsi="Helvetica" w:cs="Helvetica"/>
-          <w:color w:val="333333"/>
-        </w:rPr>
-        <w:t>ReLU</w:t>
-      </w:r>
-      <w:proofErr w:type="spellEnd"/>
-      <w:r>
-        <w:rPr>
-          <w:rFonts w:ascii="Helvetica" w:hAnsi="Helvetica" w:cs="Helvetica"/>
-          <w:color w:val="333333"/>
-        </w:rPr>
-        <w:t xml:space="preserve"> </w:t>
-      </w:r>
-      <w:r>
-        <w:rPr>
-          <w:rFonts w:ascii="Helvetica" w:hAnsi="Helvetica" w:cs="Helvetica"/>
-          <w:color w:val="333333"/>
-          <w:rtl/>
-        </w:rPr>
-        <w:t>בכל השכבות הנסתרות</w:t>
-      </w:r>
-      <w:r>
-        <w:rPr>
-          <w:rFonts w:ascii="Helvetica" w:hAnsi="Helvetica" w:cs="Helvetica"/>
-          <w:color w:val="333333"/>
-        </w:rPr>
-        <w:t>.</w:t>
-      </w:r>
-    </w:p>
-    <w:p>
-      <w:pPr>
-        <w:bidi/>
-        <w:spacing w:after="240" w:line="360" w:lineRule="auto"/>
-        <w:divId w:val="259458589"/>
-        <w:rPr>
-          <w:rFonts w:ascii="Helvetica" w:hAnsi="Helvetica" w:cs="Helvetica"/>
-          <w:color w:val="333333"/>
-        </w:rPr>
-      </w:pPr>
-      <w:r>
-        <w:rPr>
-          <w:rFonts w:ascii="Helvetica" w:hAnsi="Helvetica" w:cs="Helvetica"/>
-          <w:color w:val="333333"/>
-          <w:rtl/>
-        </w:rPr>
-        <w:t>טופולוגיה 2: פונקציית אקטיבציה</w:t>
-      </w:r>
-      <w:r>
-        <w:rPr>
-          <w:rFonts w:ascii="Helvetica" w:hAnsi="Helvetica" w:cs="Helvetica"/>
-          <w:color w:val="333333"/>
-        </w:rPr>
-        <w:t xml:space="preserve"> GELU </w:t>
-      </w:r>
-      <w:r>
-        <w:rPr>
-          <w:rFonts w:ascii="Helvetica" w:hAnsi="Helvetica" w:cs="Helvetica"/>
-          <w:color w:val="333333"/>
-          <w:rtl/>
-        </w:rPr>
-        <w:t>בכל השכבות הנסתרות</w:t>
-      </w:r>
-      <w:r>
-        <w:rPr>
-          <w:rFonts w:ascii="Helvetica" w:hAnsi="Helvetica" w:cs="Helvetica"/>
-          <w:color w:val="333333"/>
-        </w:rPr>
-        <w:t>.</w:t>
-      </w:r>
-    </w:p>
-    <w:p>
-      <w:pPr>
-        <w:bidi/>
-        <w:spacing w:after="240" w:line="360" w:lineRule="auto"/>
-        <w:divId w:val="259458589"/>
-        <w:rPr>
-          <w:rFonts w:ascii="Helvetica" w:hAnsi="Helvetica" w:cs="Helvetica"/>
-          <w:color w:val="333333"/>
-        </w:rPr>
-      </w:pPr>
-      <w:r>
-        <w:rPr>
-          <w:rFonts w:ascii="Helvetica" w:hAnsi="Helvetica" w:cs="Helvetica"/>
-          <w:color w:val="333333"/>
-          <w:rtl/>
-        </w:rPr>
-        <w:t>הגדרות אימון</w:t>
-      </w:r>
-      <w:r>
-        <w:rPr>
-          <w:rFonts w:ascii="Helvetica" w:hAnsi="Helvetica" w:cs="Helvetica"/>
-          <w:color w:val="333333"/>
-        </w:rPr>
-        <w:t xml:space="preserve"> (Training Config)</w:t>
-      </w:r>
-    </w:p>
-    <w:p>
-      <w:pPr>
-        <w:bidi/>
-        <w:spacing w:after="240" w:line="360" w:lineRule="auto"/>
-        <w:divId w:val="259458589"/>
-        <w:rPr>
-          <w:rFonts w:ascii="Helvetica" w:hAnsi="Helvetica" w:cs="Helvetica"/>
-          <w:color w:val="333333"/>
-        </w:rPr>
-      </w:pPr>
-      <w:r>
-        <w:rPr>
-          <w:rFonts w:ascii="Helvetica" w:hAnsi="Helvetica" w:cs="Helvetica"/>
-          <w:color w:val="333333"/>
-        </w:rPr>
-        <w:t>Optimizer: Adam.</w:t>
-      </w:r>
-    </w:p>
-    <w:p>
-      <w:pPr>
-        <w:bidi/>
-        <w:spacing w:after="240" w:line="360" w:lineRule="auto"/>
-        <w:divId w:val="259458589"/>
-        <w:rPr>
-          <w:rFonts w:ascii="Helvetica" w:hAnsi="Helvetica" w:cs="Helvetica"/>
-          <w:color w:val="333333"/>
-        </w:rPr>
-      </w:pPr>
-      <w:r>
-        <w:rPr>
-          <w:rFonts w:ascii="Helvetica" w:hAnsi="Helvetica" w:cs="Helvetica"/>
-          <w:color w:val="333333"/>
-        </w:rPr>
-        <w:t xml:space="preserve">Loss Function: Sparse Categorical </w:t>
-      </w:r>
-      <w:proofErr w:type="spellStart"/>
-      <w:r>
-        <w:rPr>
-          <w:rFonts w:ascii="Helvetica" w:hAnsi="Helvetica" w:cs="Helvetica"/>
-          <w:color w:val="333333"/>
-        </w:rPr>
-        <w:t>Crossentropy</w:t>
-      </w:r>
-      <w:proofErr w:type="spellEnd"/>
-      <w:r>
-        <w:rPr>
-          <w:rFonts w:ascii="Helvetica" w:hAnsi="Helvetica" w:cs="Helvetica"/>
-          <w:color w:val="333333"/>
-        </w:rPr>
-        <w:t>.</w:t>
-      </w:r>
-    </w:p>
-    <w:p>
-      <w:pPr>
-        <w:bidi/>
-        <w:spacing w:after="240" w:line="360" w:lineRule="auto"/>
-        <w:divId w:val="259458589"/>
-        <w:rPr>
-          <w:rFonts w:ascii="Helvetica" w:hAnsi="Helvetica" w:cs="Helvetica"/>
-          <w:color w:val="333333"/>
-        </w:rPr>
-      </w:pPr>
-      <w:r>
-        <w:rPr>
-          <w:rFonts w:ascii="Helvetica" w:hAnsi="Helvetica" w:cs="Helvetica"/>
-          <w:color w:val="333333"/>
-        </w:rPr>
-        <w:t>Batch Size: 16.</w:t>
-      </w:r>
-    </w:p>
-    <w:p>
-      <w:pPr>
-        <w:bidi/>
-        <w:spacing w:after="240" w:line="360" w:lineRule="auto"/>
-        <w:divId w:val="259458589"/>
-        <w:rPr>
-          <w:rFonts w:ascii="Helvetica" w:hAnsi="Helvetica" w:cs="Helvetica"/>
-          <w:color w:val="333333"/>
-        </w:rPr>
-      </w:pPr>
-      <w:r>
-        <w:rPr>
-          <w:rFonts w:ascii="Helvetica" w:hAnsi="Helvetica" w:cs="Helvetica"/>
-          <w:color w:val="333333"/>
-        </w:rPr>
-        <w:t xml:space="preserve">Epochs: </w:t>
-      </w:r>
-      <w:r>
-        <w:rPr>
-          <w:rFonts w:ascii="Helvetica" w:hAnsi="Helvetica" w:cs="Helvetica"/>
-          <w:color w:val="333333"/>
-          <w:rtl/>
-        </w:rPr>
-        <w:t>מקסימום 15</w:t>
-      </w:r>
-      <w:r>
-        <w:rPr>
-          <w:rFonts w:ascii="Helvetica" w:hAnsi="Helvetica" w:cs="Helvetica"/>
-          <w:color w:val="333333"/>
-        </w:rPr>
-        <w:t>.</w:t>
-      </w:r>
-    </w:p>
-    <w:p>
-      <w:pPr>
-        <w:bidi/>
-        <w:spacing w:after="240" w:line="360" w:lineRule="auto"/>
-        <w:divId w:val="259458589"/>
-        <w:rPr>
-          <w:rFonts w:ascii="Helvetica" w:hAnsi="Helvetica" w:cs="Helvetica"/>
-          <w:color w:val="333333"/>
-        </w:rPr>
-      </w:pPr>
-      <w:r>
-        <w:rPr>
-          <w:rFonts w:ascii="Helvetica" w:hAnsi="Helvetica" w:cs="Helvetica"/>
-          <w:color w:val="333333"/>
-        </w:rPr>
-        <w:t>Callbacks:</w:t>
-      </w:r>
-    </w:p>
-    <w:p>
-      <w:pPr>
-        <w:bidi/>
-        <w:spacing w:after="240" w:line="360" w:lineRule="auto"/>
-        <w:divId w:val="259458589"/>
-        <w:rPr>
-          <w:rFonts w:ascii="Helvetica" w:hAnsi="Helvetica" w:cs="Helvetica"/>
-          <w:color w:val="333333"/>
-        </w:rPr>
-      </w:pPr>
-      <w:proofErr w:type="spellStart"/>
-      <w:r>
-        <w:rPr>
-          <w:rFonts w:ascii="Helvetica" w:hAnsi="Helvetica" w:cs="Helvetica"/>
-          <w:color w:val="333333"/>
-        </w:rPr>
-        <w:t>EarlyStopping</w:t>
-      </w:r>
-      <w:proofErr w:type="spellEnd"/>
-      <w:r>
-        <w:rPr>
-          <w:rFonts w:ascii="Helvetica" w:hAnsi="Helvetica" w:cs="Helvetica"/>
-          <w:color w:val="333333"/>
-        </w:rPr>
-        <w:t xml:space="preserve">: </w:t>
-      </w:r>
-      <w:r>
-        <w:rPr>
-          <w:rFonts w:ascii="Helvetica" w:hAnsi="Helvetica" w:cs="Helvetica"/>
-          <w:color w:val="333333"/>
-          <w:rtl/>
-        </w:rPr>
-        <w:t>עצירה אם אין שיפור ב</w:t>
-      </w:r>
-      <w:r>
-        <w:rPr>
-          <w:rFonts w:ascii="Helvetica" w:hAnsi="Helvetica" w:cs="Helvetica"/>
-          <w:color w:val="333333"/>
-        </w:rPr>
-        <w:t xml:space="preserve">-Accuracy </w:t>
-      </w:r>
-      <w:r>
-        <w:rPr>
-          <w:rFonts w:ascii="Helvetica" w:hAnsi="Helvetica" w:cs="Helvetica"/>
-          <w:color w:val="333333"/>
-          <w:rtl/>
-        </w:rPr>
-        <w:t xml:space="preserve">של הוולידציה במשך 3 </w:t>
-      </w:r>
-      <w:proofErr w:type="spellStart"/>
-      <w:r>
-        <w:rPr>
-          <w:rFonts w:ascii="Helvetica" w:hAnsi="Helvetica" w:cs="Helvetica"/>
-          <w:color w:val="333333"/>
-          <w:rtl/>
-        </w:rPr>
-        <w:t>איטרציות</w:t>
-      </w:r>
-      <w:proofErr w:type="spellEnd"/>
-      <w:r>
-        <w:rPr>
-          <w:rFonts w:ascii="Helvetica" w:hAnsi="Helvetica" w:cs="Helvetica"/>
-          <w:color w:val="333333"/>
-        </w:rPr>
-        <w:t>.</w:t>
-      </w:r>
-    </w:p>
-    <w:p>
-      <w:pPr>
-        <w:bidi/>
-        <w:spacing w:after="240" w:line="360" w:lineRule="auto"/>
-        <w:divId w:val="259458589"/>
-        <w:rPr>
-          <w:rFonts w:ascii="Helvetica" w:hAnsi="Helvetica" w:cs="Helvetica"/>
-          <w:color w:val="333333"/>
-        </w:rPr>
-      </w:pPr>
-      <w:proofErr w:type="spellStart"/>
-      <w:r>
-        <w:rPr>
-          <w:rFonts w:ascii="Helvetica" w:hAnsi="Helvetica" w:cs="Helvetica"/>
-          <w:color w:val="333333"/>
-        </w:rPr>
-        <w:t>ModelCheckpoint</w:t>
-      </w:r>
-      <w:proofErr w:type="spellEnd"/>
-      <w:r>
-        <w:rPr>
-          <w:rFonts w:ascii="Helvetica" w:hAnsi="Helvetica" w:cs="Helvetica"/>
-          <w:color w:val="333333"/>
-        </w:rPr>
-        <w:t xml:space="preserve">: </w:t>
-      </w:r>
-      <w:r>
-        <w:rPr>
-          <w:rFonts w:ascii="Helvetica" w:hAnsi="Helvetica" w:cs="Helvetica"/>
-          <w:color w:val="333333"/>
-          <w:rtl/>
-        </w:rPr>
-        <w:t>שמירת המודל עם הביצועים הטובים ביותר על סט הוולידציה</w:t>
-      </w:r>
-      <w:r>
-        <w:rPr>
-          <w:rFonts w:ascii="Helvetica" w:hAnsi="Helvetica" w:cs="Helvetica"/>
-          <w:color w:val="333333"/>
-        </w:rPr>
-        <w:t>.</w:t>
-      </w:r>
-    </w:p>
-    <w:p>
-      <w:pPr>
-        <w:bidi/>
-        <w:spacing w:after="240" w:line="360" w:lineRule="auto"/>
-        <w:divId w:val="259458589"/>
-        <w:rPr>
-          <w:rFonts w:ascii="Helvetica" w:hAnsi="Helvetica" w:cs="Helvetica"/>
-          <w:color w:val="333333"/>
-        </w:rPr>
-      </w:pPr>
-      <w:r>
-        <w:rPr>
-          <w:rFonts w:ascii="Segoe UI Emoji" w:hAnsi="Segoe UI Emoji" w:cs="Segoe UI Emoji"/>
-          <w:color w:val="333333"/>
-        </w:rPr>
-        <w:t>📊</w:t>
-      </w:r>
-      <w:r>
-        <w:rPr>
-          <w:rFonts w:ascii="Helvetica" w:hAnsi="Helvetica" w:cs="Helvetica"/>
-          <w:color w:val="333333"/>
-        </w:rPr>
-        <w:t xml:space="preserve"> </w:t>
-      </w:r>
-      <w:r>
-        <w:rPr>
-          <w:rFonts w:ascii="Helvetica" w:hAnsi="Helvetica" w:cs="Helvetica"/>
-          <w:color w:val="333333"/>
-          <w:rtl/>
-        </w:rPr>
-        <w:t>תוצאות וניתוח</w:t>
-      </w:r>
-    </w:p>
-    <w:p>
-      <w:pPr>
-        <w:numPr>
-          <w:ilvl w:val="0"/>
-          <w:numId w:val="14"/>
-        </w:numPr>
-        <w:bidi/>
-        <w:spacing w:line="360" w:lineRule="auto"/>
-        <w:divId w:val="259458589"/>
-        <w:rPr>
-          <w:rFonts w:ascii="Helvetica" w:eastAsia="Times New Roman" w:hAnsi="Helvetica" w:cs="Helvetica"/>
-          <w:color w:val="333333"/>
-        </w:rPr>
-      </w:pPr>
-      <w:r>
-        <w:rPr>
-          <w:rFonts w:ascii="Helvetica" w:eastAsia="Times New Roman" w:hAnsi="Helvetica" w:cs="Helvetica"/>
-          <w:color w:val="333333"/>
-          <w:rtl/>
-        </w:rPr>
-        <w:t>השוואת ביצועים (טבלת סיכום)</w:t>
-      </w:r>
-    </w:p>
-    <w:p>
-      <w:pPr>
-        <w:bidi/>
-        <w:spacing w:after="240" w:line="360" w:lineRule="auto"/>
-        <w:divId w:val="259458589"/>
-        <w:rPr>
-          <w:rFonts w:ascii="Helvetica" w:hAnsi="Helvetica" w:cs="Helvetica"/>
-          <w:color w:val="333333"/>
-        </w:rPr>
-      </w:pPr>
-      <w:r>
-        <w:rPr>
-          <w:rFonts w:ascii="Helvetica" w:hAnsi="Helvetica" w:cs="Helvetica"/>
-          <w:color w:val="333333"/>
-        </w:rPr>
-        <w:t xml:space="preserve">| </w:t>
-      </w:r>
-      <w:r>
-        <w:rPr>
-          <w:rFonts w:ascii="Helvetica" w:hAnsi="Helvetica" w:cs="Helvetica"/>
-          <w:color w:val="333333"/>
-          <w:rtl/>
-        </w:rPr>
-        <w:t>מודל | דיוק</w:t>
-      </w:r>
-      <w:r>
-        <w:rPr>
-          <w:rFonts w:ascii="Helvetica" w:hAnsi="Helvetica" w:cs="Helvetica"/>
-          <w:color w:val="333333"/>
-        </w:rPr>
-        <w:t xml:space="preserve"> (Accuracy) | </w:t>
-      </w:r>
-      <w:r>
-        <w:rPr>
-          <w:rFonts w:ascii="Helvetica" w:hAnsi="Helvetica" w:cs="Helvetica"/>
-          <w:color w:val="333333"/>
-          <w:rtl/>
-        </w:rPr>
-        <w:t>מדד</w:t>
-      </w:r>
-      <w:r>
-        <w:rPr>
-          <w:rFonts w:ascii="Helvetica" w:hAnsi="Helvetica" w:cs="Helvetica"/>
-          <w:color w:val="333333"/>
-        </w:rPr>
-        <w:t xml:space="preserve"> F1 (Average) | </w:t>
-      </w:r>
-      <w:r>
-        <w:rPr>
-          <w:rFonts w:ascii="Helvetica" w:hAnsi="Helvetica" w:cs="Helvetica"/>
-          <w:color w:val="333333"/>
-          <w:rtl/>
-        </w:rPr>
-        <w:t>הערות</w:t>
-      </w:r>
-      <w:r>
-        <w:rPr>
-          <w:rFonts w:ascii="Helvetica" w:hAnsi="Helvetica" w:cs="Helvetica"/>
-          <w:color w:val="333333"/>
-        </w:rPr>
-        <w:t xml:space="preserve"> |</w:t>
-      </w:r>
-      <w:r>
-        <w:rPr>
-          <w:rFonts w:ascii="Helvetica" w:hAnsi="Helvetica" w:cs="Helvetica"/>
-          <w:color w:val="333333"/>
-        </w:rPr>
-        <w:br/>
-        <w:t xml:space="preserve">| Logistic Regression | </w:t>
-      </w:r>
-      <w:r>
-        <w:rPr>
-          <w:rFonts w:ascii="Helvetica" w:hAnsi="Helvetica" w:cs="Helvetica"/>
-          <w:color w:val="333333"/>
-          <w:rtl/>
-        </w:rPr>
-        <w:t>[הכנס תוצאה] | [הכנס תוצאה] | 10</w:t>
-      </w:r>
-      <w:r>
-        <w:rPr>
-          <w:rFonts w:ascii="Helvetica" w:hAnsi="Helvetica" w:cs="Helvetica"/>
-          <w:color w:val="333333"/>
-        </w:rPr>
-        <w:t>-Fold CV |</w:t>
-      </w:r>
-      <w:r>
-        <w:rPr>
-          <w:rFonts w:ascii="Helvetica" w:hAnsi="Helvetica" w:cs="Helvetica"/>
-          <w:color w:val="333333"/>
-        </w:rPr>
-        <w:br/>
-        <w:t xml:space="preserve">| SVM (Linear) | </w:t>
-      </w:r>
-      <w:r>
-        <w:rPr>
-          <w:rFonts w:ascii="Helvetica" w:hAnsi="Helvetica" w:cs="Helvetica"/>
-          <w:color w:val="333333"/>
-          <w:rtl/>
-        </w:rPr>
-        <w:t>[הכנס תוצאה] | [הכנס תוצאה] | 10</w:t>
-      </w:r>
-      <w:r>
-        <w:rPr>
-          <w:rFonts w:ascii="Helvetica" w:hAnsi="Helvetica" w:cs="Helvetica"/>
-          <w:color w:val="333333"/>
-        </w:rPr>
-        <w:t>-Fold CV |</w:t>
-      </w:r>
-      <w:r>
-        <w:rPr>
-          <w:rFonts w:ascii="Helvetica" w:hAnsi="Helvetica" w:cs="Helvetica"/>
-          <w:color w:val="333333"/>
-        </w:rPr>
-        <w:br/>
-        <w:t xml:space="preserve">| Naive Bayes | </w:t>
-      </w:r>
-      <w:r>
-        <w:rPr>
-          <w:rFonts w:ascii="Helvetica" w:hAnsi="Helvetica" w:cs="Helvetica"/>
-          <w:color w:val="333333"/>
-          <w:rtl/>
-        </w:rPr>
-        <w:t>[הכנס תוצאה] | [הכנס תוצאה] | 10</w:t>
-      </w:r>
-      <w:r>
-        <w:rPr>
-          <w:rFonts w:ascii="Helvetica" w:hAnsi="Helvetica" w:cs="Helvetica"/>
-          <w:color w:val="333333"/>
-        </w:rPr>
-        <w:t>-Fold CV |</w:t>
-      </w:r>
-      <w:r>
-        <w:rPr>
-          <w:rFonts w:ascii="Helvetica" w:hAnsi="Helvetica" w:cs="Helvetica"/>
-          <w:color w:val="333333"/>
-        </w:rPr>
-        <w:br/>
-        <w:t xml:space="preserve">| Random Forest | </w:t>
-      </w:r>
-      <w:r>
-        <w:rPr>
-          <w:rFonts w:ascii="Helvetica" w:hAnsi="Helvetica" w:cs="Helvetica"/>
-          <w:color w:val="333333"/>
-          <w:rtl/>
-        </w:rPr>
-        <w:t>[הכנס תוצאה] | [הכנס תוצאה] | 10</w:t>
-      </w:r>
-      <w:r>
-        <w:rPr>
-          <w:rFonts w:ascii="Helvetica" w:hAnsi="Helvetica" w:cs="Helvetica"/>
-          <w:color w:val="333333"/>
-        </w:rPr>
-        <w:t>-Fold CV |</w:t>
-      </w:r>
-      <w:r>
-        <w:rPr>
-          <w:rFonts w:ascii="Helvetica" w:hAnsi="Helvetica" w:cs="Helvetica"/>
-          <w:color w:val="333333"/>
-        </w:rPr>
-        <w:br/>
-      </w:r>
-      <w:r>
-        <w:rPr>
-          <w:rFonts w:ascii="Helvetica" w:hAnsi="Helvetica" w:cs="Helvetica"/>
-          <w:color w:val="333333"/>
-        </w:rPr>
-        <w:lastRenderedPageBreak/>
-        <w:t>| ANN (</w:t>
-      </w:r>
-      <w:proofErr w:type="spellStart"/>
-      <w:r>
-        <w:rPr>
-          <w:rFonts w:ascii="Helvetica" w:hAnsi="Helvetica" w:cs="Helvetica"/>
-          <w:color w:val="333333"/>
-        </w:rPr>
-        <w:t>ReLU</w:t>
-      </w:r>
-      <w:proofErr w:type="spellEnd"/>
-      <w:r>
-        <w:rPr>
-          <w:rFonts w:ascii="Helvetica" w:hAnsi="Helvetica" w:cs="Helvetica"/>
-          <w:color w:val="333333"/>
-        </w:rPr>
-        <w:t xml:space="preserve">) | </w:t>
-      </w:r>
-      <w:r>
-        <w:rPr>
-          <w:rFonts w:ascii="Helvetica" w:hAnsi="Helvetica" w:cs="Helvetica"/>
-          <w:color w:val="333333"/>
-          <w:rtl/>
-        </w:rPr>
-        <w:t>[הכנס תוצאה] | [הכנס תוצאה]</w:t>
-      </w:r>
-      <w:r>
-        <w:rPr>
-          <w:rFonts w:ascii="Helvetica" w:hAnsi="Helvetica" w:cs="Helvetica"/>
-          <w:color w:val="333333"/>
-        </w:rPr>
-        <w:t xml:space="preserve"> | Test Set |</w:t>
-      </w:r>
-      <w:r>
-        <w:rPr>
-          <w:rFonts w:ascii="Helvetica" w:hAnsi="Helvetica" w:cs="Helvetica"/>
-          <w:color w:val="333333"/>
-        </w:rPr>
-        <w:br/>
-        <w:t xml:space="preserve">| ANN (GELU) | </w:t>
-      </w:r>
-      <w:r>
-        <w:rPr>
-          <w:rFonts w:ascii="Helvetica" w:hAnsi="Helvetica" w:cs="Helvetica"/>
-          <w:color w:val="333333"/>
-          <w:rtl/>
-        </w:rPr>
-        <w:t>[הכנס תוצאה] | [הכנס תוצאה]</w:t>
-      </w:r>
-      <w:r>
-        <w:rPr>
-          <w:rFonts w:ascii="Helvetica" w:hAnsi="Helvetica" w:cs="Helvetica"/>
-          <w:color w:val="333333"/>
-        </w:rPr>
-        <w:t xml:space="preserve"> | Test Set |</w:t>
-      </w:r>
-    </w:p>
-    <w:p>
-      <w:pPr>
-        <w:bidi/>
-        <w:spacing w:after="240" w:line="360" w:lineRule="auto"/>
-        <w:divId w:val="259458589"/>
-        <w:rPr>
-          <w:rFonts w:ascii="Helvetica" w:hAnsi="Helvetica" w:cs="Helvetica"/>
-          <w:color w:val="333333"/>
-        </w:rPr>
-      </w:pPr>
-      <w:r>
-        <w:rPr>
-          <w:rFonts w:ascii="Helvetica" w:hAnsi="Helvetica" w:cs="Helvetica"/>
-          <w:color w:val="333333"/>
-        </w:rPr>
-        <w:t>[</w:t>
-      </w:r>
-      <w:r>
-        <w:rPr>
-          <w:rFonts w:ascii="Helvetica" w:hAnsi="Helvetica" w:cs="Helvetica"/>
-          <w:color w:val="333333"/>
-          <w:rtl/>
-        </w:rPr>
-        <w:t>כאן ניתן להוסיף שורה קצרה של ניתוח: איזה מודל עבד הכי טוב? האם היה הבדל משמעותי בין</w:t>
-      </w:r>
-      <w:r>
-        <w:rPr>
-          <w:rFonts w:ascii="Helvetica" w:hAnsi="Helvetica" w:cs="Helvetica"/>
-          <w:color w:val="333333"/>
-        </w:rPr>
-        <w:t xml:space="preserve"> </w:t>
-      </w:r>
-      <w:proofErr w:type="spellStart"/>
-      <w:r>
-        <w:rPr>
-          <w:rFonts w:ascii="Helvetica" w:hAnsi="Helvetica" w:cs="Helvetica"/>
-          <w:color w:val="333333"/>
-        </w:rPr>
-        <w:t>ReLU</w:t>
-      </w:r>
-      <w:proofErr w:type="spellEnd"/>
-      <w:r>
-        <w:rPr>
-          <w:rFonts w:ascii="Helvetica" w:hAnsi="Helvetica" w:cs="Helvetica"/>
-          <w:color w:val="333333"/>
-        </w:rPr>
-        <w:t xml:space="preserve"> </w:t>
-      </w:r>
-      <w:r>
-        <w:rPr>
-          <w:rFonts w:ascii="Helvetica" w:hAnsi="Helvetica" w:cs="Helvetica"/>
-          <w:color w:val="333333"/>
-          <w:rtl/>
-        </w:rPr>
-        <w:t>ל</w:t>
-      </w:r>
-      <w:r>
-        <w:rPr>
-          <w:rFonts w:ascii="Helvetica" w:hAnsi="Helvetica" w:cs="Helvetica"/>
-          <w:color w:val="333333"/>
-        </w:rPr>
-        <w:t>-GELU?]</w:t>
-      </w:r>
-    </w:p>
-    <w:p>
-      <w:pPr>
-        <w:numPr>
-          <w:ilvl w:val="0"/>
-          <w:numId w:val="15"/>
-        </w:numPr>
-        <w:bidi/>
-        <w:spacing w:line="360" w:lineRule="auto"/>
-        <w:divId w:val="259458589"/>
-        <w:rPr>
-          <w:rFonts w:ascii="Helvetica" w:eastAsia="Times New Roman" w:hAnsi="Helvetica" w:cs="Helvetica"/>
-          <w:color w:val="333333"/>
-        </w:rPr>
-      </w:pPr>
-      <w:r>
-        <w:rPr>
-          <w:rFonts w:ascii="Helvetica" w:eastAsia="Times New Roman" w:hAnsi="Helvetica" w:cs="Helvetica"/>
-          <w:color w:val="333333"/>
-          <w:rtl/>
-        </w:rPr>
-        <w:t>ויזואליזציה</w:t>
-      </w:r>
-      <w:r>
-        <w:rPr>
-          <w:rFonts w:ascii="Helvetica" w:eastAsia="Times New Roman" w:hAnsi="Helvetica" w:cs="Helvetica"/>
-          <w:color w:val="333333"/>
-        </w:rPr>
-        <w:t xml:space="preserve"> (ANN)</w:t>
-      </w:r>
-    </w:p>
-    <w:p>
-      <w:pPr>
-        <w:bidi/>
-        <w:spacing w:after="240" w:line="360" w:lineRule="auto"/>
-        <w:divId w:val="259458589"/>
-        <w:rPr>
-          <w:rFonts w:ascii="Helvetica" w:hAnsi="Helvetica" w:cs="Helvetica"/>
-          <w:color w:val="333333"/>
-        </w:rPr>
-      </w:pPr>
-      <w:r>
-        <w:rPr>
-          <w:rFonts w:ascii="Helvetica" w:hAnsi="Helvetica" w:cs="Helvetica"/>
-          <w:color w:val="333333"/>
-          <w:rtl/>
-        </w:rPr>
-        <w:t>עבור רשתות הנוירונים, הפקנו גרף</w:t>
-      </w:r>
-      <w:r>
-        <w:rPr>
-          <w:rFonts w:ascii="Helvetica" w:hAnsi="Helvetica" w:cs="Helvetica"/>
-          <w:color w:val="333333"/>
-        </w:rPr>
-        <w:t xml:space="preserve"> UMAP </w:t>
-      </w:r>
-      <w:r>
-        <w:rPr>
-          <w:rFonts w:ascii="Helvetica" w:hAnsi="Helvetica" w:cs="Helvetica"/>
-          <w:color w:val="333333"/>
-          <w:rtl/>
-        </w:rPr>
-        <w:t>המציג את הטלת הנתונים מסט הבחינה</w:t>
-      </w:r>
-      <w:r>
-        <w:rPr>
-          <w:rFonts w:ascii="Helvetica" w:hAnsi="Helvetica" w:cs="Helvetica"/>
-          <w:color w:val="333333"/>
-        </w:rPr>
-        <w:t xml:space="preserve"> (Test Set) </w:t>
-      </w:r>
-      <w:r>
-        <w:rPr>
-          <w:rFonts w:ascii="Helvetica" w:hAnsi="Helvetica" w:cs="Helvetica"/>
-          <w:color w:val="333333"/>
-          <w:rtl/>
-        </w:rPr>
-        <w:t>למרחב דו-ממדי. הנקודות נצבעו בהתאם לסיווג שהרשת חזתה</w:t>
-      </w:r>
-      <w:r>
-        <w:rPr>
-          <w:rFonts w:ascii="Helvetica" w:hAnsi="Helvetica" w:cs="Helvetica"/>
-          <w:color w:val="333333"/>
-        </w:rPr>
-        <w:t>.</w:t>
-      </w:r>
-    </w:p>
-    <w:p>
-      <w:pPr>
-        <w:bidi/>
-        <w:spacing w:after="240" w:line="360" w:lineRule="auto"/>
-        <w:divId w:val="259458589"/>
-        <w:rPr>
-          <w:rFonts w:ascii="Helvetica" w:hAnsi="Helvetica" w:cs="Helvetica"/>
-          <w:color w:val="333333"/>
-        </w:rPr>
-      </w:pPr>
-      <w:r>
-        <w:rPr>
-          <w:rFonts w:ascii="Helvetica" w:hAnsi="Helvetica" w:cs="Helvetica"/>
-          <w:color w:val="333333"/>
-          <w:rtl/>
-        </w:rPr>
-        <w:t>ניתן לראות את הגרפים בקבצים</w:t>
-      </w:r>
-      <w:r>
-        <w:rPr>
-          <w:rFonts w:ascii="Helvetica" w:hAnsi="Helvetica" w:cs="Helvetica"/>
-          <w:color w:val="333333"/>
-        </w:rPr>
-        <w:t xml:space="preserve">: umap_ann_ReLU.png </w:t>
-      </w:r>
-      <w:r>
-        <w:rPr>
-          <w:rFonts w:ascii="Helvetica" w:hAnsi="Helvetica" w:cs="Helvetica"/>
-          <w:color w:val="333333"/>
-          <w:rtl/>
-        </w:rPr>
-        <w:t>ו</w:t>
-      </w:r>
-      <w:r>
-        <w:rPr>
-          <w:rFonts w:ascii="Helvetica" w:hAnsi="Helvetica" w:cs="Helvetica"/>
-          <w:color w:val="333333"/>
-        </w:rPr>
-        <w:t>-umap_ann_GELU.png.</w:t>
-      </w:r>
-    </w:p>
-    <w:p>
-      <w:pPr>
-        <w:bidi/>
-        <w:spacing w:after="240" w:line="360" w:lineRule="auto"/>
-        <w:divId w:val="259458589"/>
-        <w:rPr>
-          <w:rFonts w:ascii="Helvetica" w:hAnsi="Helvetica" w:cs="Helvetica"/>
-          <w:color w:val="333333"/>
-        </w:rPr>
-      </w:pPr>
-      <w:r>
-        <w:rPr>
-          <w:rFonts w:ascii="Helvetica" w:hAnsi="Helvetica" w:cs="Helvetica"/>
-          <w:color w:val="333333"/>
-        </w:rPr>
-        <w:t>[</w:t>
-      </w:r>
-      <w:r>
-        <w:rPr>
-          <w:rFonts w:ascii="Helvetica" w:hAnsi="Helvetica" w:cs="Helvetica"/>
-          <w:color w:val="333333"/>
-          <w:rtl/>
-        </w:rPr>
-        <w:t>תובנה אופציונלית: האם רואים הפרדה ברורה בין הקבוצות בגרף? האם יש אזורי חפיפה</w:t>
-      </w:r>
-      <w:r>
-        <w:rPr>
-          <w:rFonts w:ascii="Helvetica" w:hAnsi="Helvetica" w:cs="Helvetica"/>
-          <w:color w:val="333333"/>
-        </w:rPr>
-        <w:t>?]</w:t>
-      </w:r>
-    </w:p>
-    <w:p>
-      <w:pPr>
-        <w:bidi/>
-        <w:spacing w:after="240" w:line="360" w:lineRule="auto"/>
-        <w:divId w:val="259458589"/>
-        <w:rPr>
-          <w:rFonts w:ascii="Helvetica" w:hAnsi="Helvetica" w:cs="Helvetica"/>
-          <w:color w:val="333333"/>
-        </w:rPr>
-      </w:pPr>
-      <w:r>
-        <w:rPr>
-          <w:rFonts w:ascii="Segoe UI Emoji" w:hAnsi="Segoe UI Emoji" w:cs="Segoe UI Emoji"/>
-          <w:color w:val="333333"/>
-        </w:rPr>
-        <w:t>💡</w:t>
-      </w:r>
-      <w:r>
-        <w:rPr>
-          <w:rFonts w:ascii="Helvetica" w:hAnsi="Helvetica" w:cs="Helvetica"/>
-          <w:color w:val="333333"/>
-        </w:rPr>
-        <w:t xml:space="preserve"> </w:t>
-      </w:r>
-      <w:r>
-        <w:rPr>
-          <w:rFonts w:ascii="Helvetica" w:hAnsi="Helvetica" w:cs="Helvetica"/>
-          <w:color w:val="333333"/>
-          <w:rtl/>
-        </w:rPr>
-        <w:t>ניתוח מאפיינים ותובנות</w:t>
-      </w:r>
-      <w:r>
-        <w:rPr>
-          <w:rFonts w:ascii="Helvetica" w:hAnsi="Helvetica" w:cs="Helvetica"/>
-          <w:color w:val="333333"/>
-        </w:rPr>
-        <w:t xml:space="preserve"> (Feature Insights)</w:t>
-      </w:r>
-    </w:p>
-    <w:p>
-      <w:pPr>
-        <w:bidi/>
-        <w:spacing w:after="240" w:line="360" w:lineRule="auto"/>
-        <w:divId w:val="259458589"/>
-        <w:rPr>
-          <w:rFonts w:ascii="Helvetica" w:hAnsi="Helvetica" w:cs="Helvetica"/>
-          <w:color w:val="333333"/>
-        </w:rPr>
-      </w:pPr>
-      <w:r>
-        <w:rPr>
-          <w:rFonts w:ascii="Helvetica" w:hAnsi="Helvetica" w:cs="Helvetica"/>
-          <w:color w:val="333333"/>
-          <w:rtl/>
-        </w:rPr>
-        <w:t>קובץ האקסל המצורף</w:t>
-      </w:r>
-      <w:r>
-        <w:rPr>
-          <w:rFonts w:ascii="Helvetica" w:hAnsi="Helvetica" w:cs="Helvetica"/>
-          <w:color w:val="333333"/>
-        </w:rPr>
-        <w:t xml:space="preserve"> (Unified_Top_Features.xlsx) </w:t>
-      </w:r>
-      <w:r>
-        <w:rPr>
-          <w:rFonts w:ascii="Helvetica" w:hAnsi="Helvetica" w:cs="Helvetica"/>
-          <w:color w:val="333333"/>
-          <w:rtl/>
-        </w:rPr>
-        <w:t>מכיל את 20 המילים המשפיעות ביותר לכל קבוצה עבור כל אחת מהשיטות</w:t>
-      </w:r>
-      <w:r>
-        <w:rPr>
-          <w:rFonts w:ascii="Helvetica" w:hAnsi="Helvetica" w:cs="Helvetica"/>
-          <w:color w:val="333333"/>
-        </w:rPr>
-        <w:t xml:space="preserve"> (NB, SVM, </w:t>
-      </w:r>
-      <w:proofErr w:type="spellStart"/>
-      <w:r>
-        <w:rPr>
-          <w:rFonts w:ascii="Helvetica" w:hAnsi="Helvetica" w:cs="Helvetica"/>
-          <w:color w:val="333333"/>
-        </w:rPr>
-        <w:t>LoR</w:t>
-      </w:r>
-      <w:proofErr w:type="spellEnd"/>
-      <w:r>
-        <w:rPr>
-          <w:rFonts w:ascii="Helvetica" w:hAnsi="Helvetica" w:cs="Helvetica"/>
-          <w:color w:val="333333"/>
-        </w:rPr>
-        <w:t>, RF).</w:t>
-      </w:r>
-    </w:p>
-    <w:p>
-      <w:pPr>
-        <w:bidi/>
-        <w:spacing w:after="240" w:line="360" w:lineRule="auto"/>
-        <w:divId w:val="259458589"/>
-        <w:rPr>
-          <w:rFonts w:ascii="Helvetica" w:hAnsi="Helvetica" w:cs="Helvetica"/>
-          <w:color w:val="333333"/>
-        </w:rPr>
-      </w:pPr>
-      <w:r>
-        <w:rPr>
-          <w:rFonts w:ascii="Helvetica" w:hAnsi="Helvetica" w:cs="Helvetica"/>
-          <w:color w:val="333333"/>
-          <w:rtl/>
-        </w:rPr>
-        <w:t>מניתוח המאפיינים המשותפים, עולות התובנות הבאות</w:t>
-      </w:r>
-      <w:r>
-        <w:rPr>
-          <w:rFonts w:ascii="Helvetica" w:hAnsi="Helvetica" w:cs="Helvetica"/>
-          <w:color w:val="333333"/>
-        </w:rPr>
-        <w:t>:</w:t>
-      </w:r>
-    </w:p>
-    <w:p>
-      <w:pPr>
-        <w:bidi/>
-        <w:spacing w:after="240" w:line="360" w:lineRule="auto"/>
-        <w:divId w:val="259458589"/>
-        <w:rPr>
-          <w:rFonts w:ascii="Helvetica" w:hAnsi="Helvetica" w:cs="Helvetica"/>
-          <w:color w:val="333333"/>
-        </w:rPr>
-      </w:pPr>
-      <w:r>
-        <w:rPr>
-          <w:rFonts w:ascii="Helvetica" w:hAnsi="Helvetica" w:cs="Helvetica"/>
-          <w:color w:val="333333"/>
-          <w:rtl/>
-        </w:rPr>
-        <w:t>מאפיינים המופיעים בכל השיטות</w:t>
-      </w:r>
-      <w:r>
-        <w:rPr>
-          <w:rFonts w:ascii="Helvetica" w:hAnsi="Helvetica" w:cs="Helvetica"/>
-          <w:color w:val="333333"/>
-        </w:rPr>
-        <w:t>:</w:t>
-      </w:r>
-    </w:p>
-    <w:p>
-      <w:pPr>
-        <w:bidi/>
-        <w:spacing w:after="240" w:line="360" w:lineRule="auto"/>
-        <w:divId w:val="259458589"/>
-        <w:rPr>
-          <w:rFonts w:ascii="Helvetica" w:hAnsi="Helvetica" w:cs="Helvetica"/>
-          <w:color w:val="333333"/>
-        </w:rPr>
-      </w:pPr>
-      <w:r>
-        <w:rPr>
-          <w:rFonts w:ascii="Helvetica" w:hAnsi="Helvetica" w:cs="Helvetica"/>
-          <w:color w:val="333333"/>
-        </w:rPr>
-        <w:t>[</w:t>
-      </w:r>
-      <w:r>
-        <w:rPr>
-          <w:rFonts w:ascii="Helvetica" w:hAnsi="Helvetica" w:cs="Helvetica"/>
-          <w:color w:val="333333"/>
-          <w:rtl/>
-        </w:rPr>
-        <w:t>כאן עליך לכתוב את המילים שחזרו על עצמן בכל 4 השיטות ולהסביר למה. לדוגמה: המילים</w:t>
-      </w:r>
-      <w:r>
-        <w:rPr>
-          <w:rFonts w:ascii="Helvetica" w:hAnsi="Helvetica" w:cs="Helvetica"/>
-          <w:color w:val="333333"/>
-        </w:rPr>
-        <w:t xml:space="preserve"> "Honor", "</w:t>
-      </w:r>
-      <w:proofErr w:type="spellStart"/>
-      <w:r>
-        <w:rPr>
-          <w:rFonts w:ascii="Helvetica" w:hAnsi="Helvetica" w:cs="Helvetica"/>
-          <w:color w:val="333333"/>
-        </w:rPr>
-        <w:t>Mr</w:t>
-      </w:r>
-      <w:proofErr w:type="spellEnd"/>
-      <w:r>
-        <w:rPr>
-          <w:rFonts w:ascii="Helvetica" w:hAnsi="Helvetica" w:cs="Helvetica"/>
-          <w:color w:val="333333"/>
-        </w:rPr>
-        <w:t xml:space="preserve">", "Speaker" </w:t>
-      </w:r>
-      <w:r>
-        <w:rPr>
-          <w:rFonts w:ascii="Helvetica" w:hAnsi="Helvetica" w:cs="Helvetica"/>
-          <w:color w:val="333333"/>
-          <w:rtl/>
-        </w:rPr>
-        <w:t>הופיעו בכל השיטות</w:t>
-      </w:r>
-      <w:r>
-        <w:rPr>
-          <w:rFonts w:ascii="Helvetica" w:hAnsi="Helvetica" w:cs="Helvetica"/>
-          <w:color w:val="333333"/>
-        </w:rPr>
-        <w:t>...]</w:t>
-      </w:r>
-    </w:p>
-    <w:p>
-      <w:pPr>
-        <w:bidi/>
-        <w:spacing w:after="240" w:line="360" w:lineRule="auto"/>
-        <w:divId w:val="259458589"/>
-        <w:rPr>
-          <w:rFonts w:ascii="Helvetica" w:hAnsi="Helvetica" w:cs="Helvetica"/>
-          <w:color w:val="333333"/>
-        </w:rPr>
-      </w:pPr>
-      <w:r>
-        <w:rPr>
-          <w:rFonts w:ascii="Helvetica" w:hAnsi="Helvetica" w:cs="Helvetica"/>
-          <w:color w:val="333333"/>
-        </w:rPr>
-        <w:t>[</w:t>
-      </w:r>
-      <w:r>
-        <w:rPr>
-          <w:rFonts w:ascii="Helvetica" w:hAnsi="Helvetica" w:cs="Helvetica"/>
-          <w:color w:val="333333"/>
-          <w:rtl/>
-        </w:rPr>
-        <w:t>הסבר הגיוני: מילים אלו מייצגות הבדלים סמנטיים/תרבותיים מובהקים בין האנגלית הבריטית לאמריקאית</w:t>
-      </w:r>
-      <w:r>
-        <w:rPr>
-          <w:rFonts w:ascii="Helvetica" w:hAnsi="Helvetica" w:cs="Helvetica"/>
-          <w:color w:val="333333"/>
-        </w:rPr>
-        <w:t>...]</w:t>
-      </w:r>
-    </w:p>
-    <w:p>
-      <w:pPr>
-        <w:bidi/>
-        <w:spacing w:after="240" w:line="360" w:lineRule="auto"/>
-        <w:divId w:val="259458589"/>
-        <w:rPr>
-          <w:rFonts w:ascii="Helvetica" w:hAnsi="Helvetica" w:cs="Helvetica"/>
-          <w:color w:val="333333"/>
-        </w:rPr>
-      </w:pPr>
-      <w:r>
-        <w:rPr>
-          <w:rFonts w:ascii="Helvetica" w:hAnsi="Helvetica" w:cs="Helvetica"/>
-          <w:color w:val="333333"/>
-          <w:rtl/>
-        </w:rPr>
-        <w:t>מאפיינים הייחודיים לשיטות מסוימות</w:t>
-      </w:r>
-      <w:r>
-        <w:rPr>
-          <w:rFonts w:ascii="Helvetica" w:hAnsi="Helvetica" w:cs="Helvetica"/>
-          <w:color w:val="333333"/>
-        </w:rPr>
-        <w:t>:</w:t>
-      </w:r>
-    </w:p>
-    <w:p>
-      <w:pPr>
-        <w:bidi/>
-        <w:spacing w:after="240" w:line="360" w:lineRule="auto"/>
-        <w:divId w:val="259458589"/>
-        <w:rPr>
-          <w:rFonts w:ascii="Helvetica" w:hAnsi="Helvetica" w:cs="Helvetica"/>
-          <w:color w:val="333333"/>
-        </w:rPr>
-      </w:pPr>
-      <w:r>
-        <w:rPr>
-          <w:rFonts w:ascii="Helvetica" w:hAnsi="Helvetica" w:cs="Helvetica"/>
-          <w:color w:val="333333"/>
-        </w:rPr>
-        <w:t>[</w:t>
-      </w:r>
-      <w:r>
-        <w:rPr>
-          <w:rFonts w:ascii="Helvetica" w:hAnsi="Helvetica" w:cs="Helvetica"/>
-          <w:color w:val="333333"/>
-          <w:rtl/>
-        </w:rPr>
-        <w:t>תובנה לגבי מילים שהופיעו רק בחלק מהשיטות</w:t>
-      </w:r>
-      <w:r>
-        <w:rPr>
-          <w:rFonts w:ascii="Helvetica" w:hAnsi="Helvetica" w:cs="Helvetica"/>
-          <w:color w:val="333333"/>
-        </w:rPr>
-        <w:t>...]</w:t>
-      </w:r>
-    </w:p>
-    <w:p>
-      <w:pPr>
-        <w:bidi/>
-        <w:spacing w:after="240" w:line="360" w:lineRule="auto"/>
-        <w:divId w:val="259458589"/>
-        <w:rPr>
-          <w:rFonts w:ascii="Helvetica" w:hAnsi="Helvetica" w:cs="Helvetica"/>
-          <w:color w:val="333333"/>
-        </w:rPr>
-      </w:pPr>
-      <w:r>
-        <w:rPr>
-          <w:rFonts w:ascii="Helvetica" w:hAnsi="Helvetica" w:cs="Helvetica"/>
-          <w:color w:val="333333"/>
-          <w:rtl/>
-        </w:rPr>
-        <w:t>ניתוח סוגי מילים</w:t>
-      </w:r>
-      <w:r>
-        <w:rPr>
-          <w:rFonts w:ascii="Helvetica" w:hAnsi="Helvetica" w:cs="Helvetica"/>
-          <w:color w:val="333333"/>
-        </w:rPr>
-        <w:t>:</w:t>
-      </w:r>
-    </w:p>
-    <w:p>
-      <w:pPr>
-        <w:bidi/>
-        <w:spacing w:after="240" w:line="360" w:lineRule="auto"/>
-        <w:divId w:val="259458589"/>
-        <w:rPr>
-          <w:rFonts w:ascii="Helvetica" w:hAnsi="Helvetica" w:cs="Helvetica"/>
-          <w:color w:val="333333"/>
-        </w:rPr>
-      </w:pPr>
-      <w:r>
-        <w:rPr>
-          <w:rFonts w:ascii="Helvetica" w:hAnsi="Helvetica" w:cs="Helvetica"/>
-          <w:color w:val="333333"/>
-        </w:rPr>
-        <w:t>[</w:t>
-      </w:r>
-      <w:r>
-        <w:rPr>
-          <w:rFonts w:ascii="Helvetica" w:hAnsi="Helvetica" w:cs="Helvetica"/>
-          <w:color w:val="333333"/>
-          <w:rtl/>
-        </w:rPr>
-        <w:t>האם המילים הן בעיקר פוליטיות</w:t>
-      </w:r>
-      <w:r>
-        <w:rPr>
-          <w:rFonts w:ascii="Helvetica" w:hAnsi="Helvetica" w:cs="Helvetica"/>
-          <w:color w:val="333333"/>
-        </w:rPr>
-        <w:t xml:space="preserve"> (Congress vs Parliament)? </w:t>
-      </w:r>
-      <w:r>
-        <w:rPr>
-          <w:rFonts w:ascii="Helvetica" w:hAnsi="Helvetica" w:cs="Helvetica"/>
-          <w:color w:val="333333"/>
-          <w:rtl/>
-        </w:rPr>
-        <w:t>או מילות קישור? כתיב שונה</w:t>
-      </w:r>
-      <w:r>
-        <w:rPr>
-          <w:rFonts w:ascii="Helvetica" w:hAnsi="Helvetica" w:cs="Helvetica"/>
-          <w:color w:val="333333"/>
-        </w:rPr>
-        <w:t xml:space="preserve"> (Color vs </w:t>
-      </w:r>
-      <w:proofErr w:type="spellStart"/>
-      <w:r>
-        <w:rPr>
-          <w:rFonts w:ascii="Helvetica" w:hAnsi="Helvetica" w:cs="Helvetica"/>
-          <w:color w:val="333333"/>
-        </w:rPr>
-        <w:t>Colour</w:t>
-      </w:r>
-      <w:proofErr w:type="spellEnd"/>
-      <w:r>
-        <w:rPr>
-          <w:rFonts w:ascii="Helvetica" w:hAnsi="Helvetica" w:cs="Helvetica"/>
-          <w:color w:val="333333"/>
-        </w:rPr>
-        <w:t>)?]</w:t>
-      </w:r>
-    </w:p>
-    <w:p>
-      <w:pPr>
-        <w:bidi/>
-        <w:spacing w:after="240" w:line="360" w:lineRule="auto"/>
-        <w:outlineLvl w:val="2"/>
-        <w:divId w:val="259458589"/>
-        <w:rPr>
-          <w:rFonts w:ascii="Helvetica" w:eastAsia="Times New Roman" w:hAnsi="Helvetica" w:cs="Helvetica"/>
-          <w:b/>
-          <w:bCs/>
-          <w:color w:val="000000"/>
-          <w:sz w:val="42"/>
-          <w:szCs w:val="42"/>
-        </w:rPr>
-      </w:pPr>
-      <w:r>
-        <w:rPr>
-          <w:rFonts w:ascii="Helvetica" w:eastAsia="Times New Roman" w:hAnsi="Helvetica" w:cs="Helvetica"/>
-          <w:b/>
-          <w:bCs/>
-          <w:color w:val="000000"/>
-          <w:sz w:val="42"/>
-          <w:szCs w:val="42"/>
-          <w:rtl/>
-        </w:rPr>
-        <w:t xml:space="preserve">סיכום כללי </w:t>
-      </w:r>
-    </w:p>
-    <w:p>
-      <w:pPr>
-        <w:bidi/>
-        <w:spacing w:after="240" w:line="360" w:lineRule="auto"/>
-        <w:divId w:val="259458589"/>
-        <w:rPr>
-          <w:rFonts w:ascii="Helvetica" w:hAnsi="Helvetica" w:cs="Helvetica"/>
-          <w:color w:val="333333"/>
-        </w:rPr>
-      </w:pPr>
-      <w:r>
-        <w:rPr>
-          <w:rFonts w:ascii="Helvetica" w:hAnsi="Helvetica" w:cs="Helvetica"/>
-          <w:color w:val="333333"/>
-          <w:rtl/>
-        </w:rPr>
-        <w:lastRenderedPageBreak/>
-        <w:t xml:space="preserve">לאחר ניקוי הטקסטים (הפרדת פיסוק </w:t>
-      </w:r>
-      <w:proofErr w:type="spellStart"/>
-      <w:r>
-        <w:rPr>
-          <w:rFonts w:ascii="Helvetica" w:hAnsi="Helvetica" w:cs="Helvetica"/>
-          <w:color w:val="333333"/>
-          <w:rtl/>
-        </w:rPr>
-        <w:t>ולמטיזציה</w:t>
-      </w:r>
-      <w:proofErr w:type="spellEnd"/>
-      <w:r>
-        <w:rPr>
-          <w:rFonts w:ascii="Helvetica" w:hAnsi="Helvetica" w:cs="Helvetica"/>
-          <w:color w:val="333333"/>
-          <w:rtl/>
-        </w:rPr>
-        <w:t>) ובניית ייצוג</w:t>
-      </w:r>
-      <w:r>
-        <w:rPr>
-          <w:rFonts w:ascii="Helvetica" w:hAnsi="Helvetica" w:cs="Helvetica"/>
-          <w:color w:val="333333"/>
-        </w:rPr>
-        <w:t xml:space="preserve"> TF-IDF </w:t>
-      </w:r>
-      <w:r>
-        <w:rPr>
-          <w:rFonts w:ascii="Helvetica" w:hAnsi="Helvetica" w:cs="Helvetica"/>
-          <w:color w:val="333333"/>
-          <w:rtl/>
-        </w:rPr>
-        <w:t xml:space="preserve">אחיד עבור 689 מסמכים, ארבע שיטות אשכול </w:t>
-      </w:r>
-      <w:proofErr w:type="spellStart"/>
-      <w:r>
-        <w:rPr>
-          <w:rFonts w:ascii="Helvetica" w:hAnsi="Helvetica" w:cs="Helvetica"/>
-          <w:color w:val="333333"/>
-          <w:rtl/>
-        </w:rPr>
-        <w:t>לא־מפוקחות</w:t>
-      </w:r>
-      <w:proofErr w:type="spellEnd"/>
-      <w:r>
-        <w:rPr>
-          <w:rFonts w:ascii="Helvetica" w:hAnsi="Helvetica" w:cs="Helvetica"/>
-          <w:color w:val="333333"/>
-        </w:rPr>
-        <w:t xml:space="preserve"> – </w:t>
-      </w:r>
-      <w:proofErr w:type="spellStart"/>
-      <w:r>
-        <w:rPr>
-          <w:rFonts w:ascii="Helvetica" w:hAnsi="Helvetica" w:cs="Helvetica"/>
-          <w:color w:val="333333"/>
-        </w:rPr>
-        <w:t>KMeans</w:t>
-      </w:r>
-      <w:proofErr w:type="spellEnd"/>
-      <w:r>
-        <w:rPr>
-          <w:rFonts w:ascii="Helvetica" w:hAnsi="Helvetica" w:cs="Helvetica"/>
-          <w:color w:val="333333"/>
-        </w:rPr>
-        <w:t xml:space="preserve">, DBSCAN, HDBSCAN </w:t>
-      </w:r>
-      <w:r>
-        <w:rPr>
-          <w:rFonts w:ascii="Helvetica" w:hAnsi="Helvetica" w:cs="Helvetica"/>
-          <w:color w:val="333333"/>
-          <w:rtl/>
-        </w:rPr>
-        <w:t>ו־</w:t>
-      </w:r>
-      <w:r>
-        <w:rPr>
-          <w:rFonts w:ascii="Helvetica" w:hAnsi="Helvetica" w:cs="Helvetica"/>
-          <w:color w:val="333333"/>
-        </w:rPr>
-        <w:t xml:space="preserve">GMM – </w:t>
-      </w:r>
-      <w:r>
-        <w:rPr>
-          <w:rFonts w:ascii="Helvetica" w:hAnsi="Helvetica" w:cs="Helvetica"/>
-          <w:color w:val="333333"/>
-          <w:rtl/>
-        </w:rPr>
-        <w:t>הצליחו לשחזר את ההפרדה בין מסמכי הפרלמנט הבריטי למסמכי הקונגרס האמריקאי בדיוק של 100% (על הנקודות שאינן רעש)</w:t>
-      </w:r>
-      <w:r>
-        <w:rPr>
-          <w:rFonts w:ascii="Helvetica" w:hAnsi="Helvetica" w:cs="Helvetica"/>
-          <w:color w:val="333333"/>
-        </w:rPr>
-        <w:t>.</w:t>
-      </w:r>
-      <w:r>
-        <w:rPr>
-          <w:rFonts w:ascii="Helvetica" w:hAnsi="Helvetica" w:cs="Helvetica"/>
-          <w:color w:val="333333"/>
-        </w:rPr>
-        <w:br/>
-      </w:r>
-      <w:r>
-        <w:rPr>
-          <w:rFonts w:ascii="Helvetica" w:hAnsi="Helvetica" w:cs="Helvetica"/>
-          <w:color w:val="333333"/>
-          <w:rtl/>
-        </w:rPr>
-        <w:t xml:space="preserve">הדבר מעיד כי גם לאחר עיבוד לשוני ואובדן חלק מהרעש המילולי, נותר הבדל מילולי מובהק בין שני הגופים, והייצוג </w:t>
-      </w:r>
-      <w:proofErr w:type="spellStart"/>
-      <w:r>
-        <w:rPr>
-          <w:rFonts w:ascii="Helvetica" w:hAnsi="Helvetica" w:cs="Helvetica"/>
-          <w:color w:val="333333"/>
-          <w:rtl/>
-        </w:rPr>
-        <w:t>הווקטורי</w:t>
-      </w:r>
-      <w:proofErr w:type="spellEnd"/>
-      <w:r>
-        <w:rPr>
-          <w:rFonts w:ascii="Helvetica" w:hAnsi="Helvetica" w:cs="Helvetica"/>
-          <w:color w:val="333333"/>
-          <w:rtl/>
-        </w:rPr>
-        <w:t xml:space="preserve"> מבטא אותו היטב</w:t>
-      </w:r>
-      <w:r>
-        <w:rPr>
-          <w:rFonts w:ascii="Helvetica" w:hAnsi="Helvetica" w:cs="Helvetica"/>
-          <w:color w:val="333333"/>
-        </w:rPr>
-        <w:t>.</w:t>
-      </w:r>
+        </w:rPr>
+      </w:pPr>
     </w:p>
     <w:sectPr>
       <w:pgSz w:w="11906" w:h="16838"/>
@@ -13826,7 +11742,7 @@
 <w:numbering xmlns:wpc="http://schemas.microsoft.com/office/word/2010/wordprocessingCanvas" xmlns:cx="http://schemas.microsoft.com/office/drawing/2014/chartex" xmlns:cx1="http://schemas.microsoft.com/office/drawing/2015/9/8/chartex" xmlns:cx2="http://schemas.microsoft.com/office/drawing/2015/10/21/chartex" xmlns:cx3="http://schemas.microsoft.com/office/drawing/2016/5/9/chartex" xmlns:cx4="http://schemas.microsoft.com/office/drawing/2016/5/10/chartex" xmlns:cx5="http://schemas.microsoft.com/office/drawing/2016/5/11/chartex" xmlns:cx6="http://schemas.microsoft.com/office/drawing/2016/5/12/chartex" xmlns:cx7="http://schemas.microsoft.com/office/drawing/2016/5/13/chartex" xmlns:cx8="http://schemas.microsoft.com/office/drawing/2016/5/14/chartex" xmlns:mc="http://schemas.openxmlformats.org/markup-compatibility/2006" xmlns:aink="http://schemas.microsoft.com/office/drawing/2016/ink" xmlns:am3d="http://schemas.microsoft.com/office/drawing/2017/model3d" xmlns:o="urn:schemas-microsoft-com:office:office" xmlns:oel="http://schemas.microsoft.com/office/2019/extlst" xmlns:r="http://schemas.openxmlformats.org/officeDocument/2006/relationships" xmlns:m="http://schemas.openxmlformats.org/officeDocument/2006/math" xmlns:v="urn:schemas-microsoft-com:vml" xmlns:wp14="http://schemas.microsoft.com/office/word/2010/wordprocessingDrawing" xmlns:wp="http://schemas.openxmlformats.org/drawingml/2006/wordprocessingDrawing" xmlns:w10="urn:schemas-microsoft-com:office:word" xmlns:w="http://schemas.openxmlformats.org/wordprocessingml/2006/main" xmlns:w14="http://schemas.microsoft.com/office/word/2010/wordml" xmlns:w15="http://schemas.microsoft.com/office/word/2012/wordml" xmlns:w16cex="http://schemas.microsoft.com/office/word/2018/wordml/cex" xmlns:w16cid="http://schemas.microsoft.com/office/word/2016/wordml/cid" xmlns:w16="http://schemas.microsoft.com/office/word/2018/wordml" xmlns:w16du="http://schemas.microsoft.com/office/word/2023/wordml/word16du" xmlns:w16sdtdh="http://schemas.microsoft.com/office/word/2020/wordml/sdtdatahash" xmlns:w16sdtfl="http://schemas.microsoft.com/office/word/2024/wordml/sdtformatlock" xmlns:w16se="http://schemas.microsoft.com/office/word/2015/wordml/symex" xmlns:wpg="http://schemas.microsoft.com/office/word/2010/wordprocessingGroup" xmlns:wpi="http://schemas.microsoft.com/office/word/2010/wordprocessingInk" xmlns:wne="http://schemas.microsoft.com/office/word/2006/wordml" xmlns:wps="http://schemas.microsoft.com/office/word/2010/wordprocessingShape" mc:Ignorable="w14 w15 w16se w16cid w16 w16cex w16sdtdh w16sdtfl w16du wp14">
   <w:numPicBullet w:numPicBulletId="0">
     <w:pict>
-      <v:rect id="_x0000_i1471" style="width:0;height:3pt" o:hralign="center" o:bullet="t" o:hrstd="t" o:hr="t" fillcolor="#a0a0a0" stroked="f"/>
+      <v:rect id="_x0000_i1674" style="width:0;height:3pt" o:hralign="center" o:bullet="t" o:hrstd="t" o:hr="t" fillcolor="#a0a0a0" stroked="f"/>
     </w:pict>
   </w:numPicBullet>
   <w:abstractNum w:abstractNumId="0" w15:restartNumberingAfterBreak="0">
@@ -14926,6 +12842,119 @@
     </w:lvl>
   </w:abstractNum>
   <w:abstractNum w:abstractNumId="8" w15:restartNumberingAfterBreak="0">
+    <w:nsid w:val="29FA1061"/>
+    <w:multiLevelType w:val="hybridMultilevel"/>
+    <w:tmpl w:val="F2E84E54"/>
+    <w:lvl w:ilvl="0" w:tplc="04090005">
+      <w:start w:val="1"/>
+      <w:numFmt w:val="bullet"/>
+      <w:lvlText w:val=""/>
+      <w:lvlJc w:val="left"/>
+      <w:pPr>
+        <w:ind w:left="1440" w:hanging="360"/>
+      </w:pPr>
+      <w:rPr>
+        <w:rFonts w:ascii="Wingdings" w:hAnsi="Wingdings" w:hint="default"/>
+      </w:rPr>
+    </w:lvl>
+    <w:lvl w:ilvl="1" w:tplc="04090003" w:tentative="1">
+      <w:start w:val="1"/>
+      <w:numFmt w:val="bullet"/>
+      <w:lvlText w:val="o"/>
+      <w:lvlJc w:val="left"/>
+      <w:pPr>
+        <w:ind w:left="2160" w:hanging="360"/>
+      </w:pPr>
+      <w:rPr>
+        <w:rFonts w:ascii="Courier New" w:hAnsi="Courier New" w:cs="Courier New" w:hint="default"/>
+      </w:rPr>
+    </w:lvl>
+    <w:lvl w:ilvl="2" w:tplc="04090005" w:tentative="1">
+      <w:start w:val="1"/>
+      <w:numFmt w:val="bullet"/>
+      <w:lvlText w:val=""/>
+      <w:lvlJc w:val="left"/>
+      <w:pPr>
+        <w:ind w:left="2880" w:hanging="360"/>
+      </w:pPr>
+      <w:rPr>
+        <w:rFonts w:ascii="Wingdings" w:hAnsi="Wingdings" w:hint="default"/>
+      </w:rPr>
+    </w:lvl>
+    <w:lvl w:ilvl="3" w:tplc="04090001" w:tentative="1">
+      <w:start w:val="1"/>
+      <w:numFmt w:val="bullet"/>
+      <w:lvlText w:val=""/>
+      <w:lvlJc w:val="left"/>
+      <w:pPr>
+        <w:ind w:left="3600" w:hanging="360"/>
+      </w:pPr>
+      <w:rPr>
+        <w:rFonts w:ascii="Symbol" w:hAnsi="Symbol" w:hint="default"/>
+      </w:rPr>
+    </w:lvl>
+    <w:lvl w:ilvl="4" w:tplc="04090003" w:tentative="1">
+      <w:start w:val="1"/>
+      <w:numFmt w:val="bullet"/>
+      <w:lvlText w:val="o"/>
+      <w:lvlJc w:val="left"/>
+      <w:pPr>
+        <w:ind w:left="4320" w:hanging="360"/>
+      </w:pPr>
+      <w:rPr>
+        <w:rFonts w:ascii="Courier New" w:hAnsi="Courier New" w:cs="Courier New" w:hint="default"/>
+      </w:rPr>
+    </w:lvl>
+    <w:lvl w:ilvl="5" w:tplc="04090005" w:tentative="1">
+      <w:start w:val="1"/>
+      <w:numFmt w:val="bullet"/>
+      <w:lvlText w:val=""/>
+      <w:lvlJc w:val="left"/>
+      <w:pPr>
+        <w:ind w:left="5040" w:hanging="360"/>
+      </w:pPr>
+      <w:rPr>
+        <w:rFonts w:ascii="Wingdings" w:hAnsi="Wingdings" w:hint="default"/>
+      </w:rPr>
+    </w:lvl>
+    <w:lvl w:ilvl="6" w:tplc="04090001" w:tentative="1">
+      <w:start w:val="1"/>
+      <w:numFmt w:val="bullet"/>
+      <w:lvlText w:val=""/>
+      <w:lvlJc w:val="left"/>
+      <w:pPr>
+        <w:ind w:left="5760" w:hanging="360"/>
+      </w:pPr>
+      <w:rPr>
+        <w:rFonts w:ascii="Symbol" w:hAnsi="Symbol" w:hint="default"/>
+      </w:rPr>
+    </w:lvl>
+    <w:lvl w:ilvl="7" w:tplc="04090003" w:tentative="1">
+      <w:start w:val="1"/>
+      <w:numFmt w:val="bullet"/>
+      <w:lvlText w:val="o"/>
+      <w:lvlJc w:val="left"/>
+      <w:pPr>
+        <w:ind w:left="6480" w:hanging="360"/>
+      </w:pPr>
+      <w:rPr>
+        <w:rFonts w:ascii="Courier New" w:hAnsi="Courier New" w:cs="Courier New" w:hint="default"/>
+      </w:rPr>
+    </w:lvl>
+    <w:lvl w:ilvl="8" w:tplc="04090005" w:tentative="1">
+      <w:start w:val="1"/>
+      <w:numFmt w:val="bullet"/>
+      <w:lvlText w:val=""/>
+      <w:lvlJc w:val="left"/>
+      <w:pPr>
+        <w:ind w:left="7200" w:hanging="360"/>
+      </w:pPr>
+      <w:rPr>
+        <w:rFonts w:ascii="Wingdings" w:hAnsi="Wingdings" w:hint="default"/>
+      </w:rPr>
+    </w:lvl>
+  </w:abstractNum>
+  <w:abstractNum w:abstractNumId="9" w15:restartNumberingAfterBreak="0">
     <w:nsid w:val="2E7873DE"/>
     <w:multiLevelType w:val="hybridMultilevel"/>
     <w:tmpl w:val="96F22F50"/>
@@ -15038,7 +13067,7 @@
       </w:rPr>
     </w:lvl>
   </w:abstractNum>
-  <w:abstractNum w:abstractNumId="9" w15:restartNumberingAfterBreak="0">
+  <w:abstractNum w:abstractNumId="10" w15:restartNumberingAfterBreak="0">
     <w:nsid w:val="2E8734FA"/>
     <w:multiLevelType w:val="multilevel"/>
     <w:tmpl w:val="2EA6E68A"/>
@@ -15187,7 +13216,157 @@
       </w:rPr>
     </w:lvl>
   </w:abstractNum>
-  <w:abstractNum w:abstractNumId="10" w15:restartNumberingAfterBreak="0">
+  <w:abstractNum w:abstractNumId="11" w15:restartNumberingAfterBreak="0">
+    <w:nsid w:val="34B82636"/>
+    <w:multiLevelType w:val="multilevel"/>
+    <w:tmpl w:val="EEA4C7CA"/>
+    <w:lvl w:ilvl="0">
+      <w:start w:val="1"/>
+      <w:numFmt w:val="bullet"/>
+      <w:pStyle w:val="1"/>
+      <w:lvlText w:val=""/>
+      <w:lvlJc w:val="left"/>
+      <w:pPr>
+        <w:tabs>
+          <w:tab w:val="num" w:pos="720"/>
+        </w:tabs>
+        <w:ind w:left="720" w:hanging="360"/>
+      </w:pPr>
+      <w:rPr>
+        <w:rFonts w:ascii="Symbol" w:hAnsi="Symbol" w:hint="default"/>
+        <w:sz w:val="20"/>
+      </w:rPr>
+    </w:lvl>
+    <w:lvl w:ilvl="1">
+      <w:start w:val="1"/>
+      <w:numFmt w:val="bullet"/>
+      <w:lvlText w:val="o"/>
+      <w:lvlJc w:val="left"/>
+      <w:pPr>
+        <w:tabs>
+          <w:tab w:val="num" w:pos="1440"/>
+        </w:tabs>
+        <w:ind w:left="1440" w:hanging="360"/>
+      </w:pPr>
+      <w:rPr>
+        <w:rFonts w:ascii="Courier New" w:hAnsi="Courier New" w:hint="default"/>
+        <w:sz w:val="20"/>
+      </w:rPr>
+    </w:lvl>
+    <w:lvl w:ilvl="2" w:tentative="1">
+      <w:start w:val="1"/>
+      <w:numFmt w:val="bullet"/>
+      <w:lvlText w:val=""/>
+      <w:lvlJc w:val="left"/>
+      <w:pPr>
+        <w:tabs>
+          <w:tab w:val="num" w:pos="2160"/>
+        </w:tabs>
+        <w:ind w:left="2160" w:hanging="360"/>
+      </w:pPr>
+      <w:rPr>
+        <w:rFonts w:ascii="Wingdings" w:hAnsi="Wingdings" w:hint="default"/>
+        <w:sz w:val="20"/>
+      </w:rPr>
+    </w:lvl>
+    <w:lvl w:ilvl="3" w:tentative="1">
+      <w:start w:val="1"/>
+      <w:numFmt w:val="bullet"/>
+      <w:lvlText w:val=""/>
+      <w:lvlJc w:val="left"/>
+      <w:pPr>
+        <w:tabs>
+          <w:tab w:val="num" w:pos="2880"/>
+        </w:tabs>
+        <w:ind w:left="2880" w:hanging="360"/>
+      </w:pPr>
+      <w:rPr>
+        <w:rFonts w:ascii="Wingdings" w:hAnsi="Wingdings" w:hint="default"/>
+        <w:sz w:val="20"/>
+      </w:rPr>
+    </w:lvl>
+    <w:lvl w:ilvl="4" w:tentative="1">
+      <w:start w:val="1"/>
+      <w:numFmt w:val="bullet"/>
+      <w:lvlText w:val=""/>
+      <w:lvlJc w:val="left"/>
+      <w:pPr>
+        <w:tabs>
+          <w:tab w:val="num" w:pos="3600"/>
+        </w:tabs>
+        <w:ind w:left="3600" w:hanging="360"/>
+      </w:pPr>
+      <w:rPr>
+        <w:rFonts w:ascii="Wingdings" w:hAnsi="Wingdings" w:hint="default"/>
+        <w:sz w:val="20"/>
+      </w:rPr>
+    </w:lvl>
+    <w:lvl w:ilvl="5" w:tentative="1">
+      <w:start w:val="1"/>
+      <w:numFmt w:val="bullet"/>
+      <w:lvlText w:val=""/>
+      <w:lvlJc w:val="left"/>
+      <w:pPr>
+        <w:tabs>
+          <w:tab w:val="num" w:pos="4320"/>
+        </w:tabs>
+        <w:ind w:left="4320" w:hanging="360"/>
+      </w:pPr>
+      <w:rPr>
+        <w:rFonts w:ascii="Wingdings" w:hAnsi="Wingdings" w:hint="default"/>
+        <w:sz w:val="20"/>
+      </w:rPr>
+    </w:lvl>
+    <w:lvl w:ilvl="6" w:tentative="1">
+      <w:start w:val="1"/>
+      <w:numFmt w:val="bullet"/>
+      <w:lvlText w:val=""/>
+      <w:lvlJc w:val="left"/>
+      <w:pPr>
+        <w:tabs>
+          <w:tab w:val="num" w:pos="5040"/>
+        </w:tabs>
+        <w:ind w:left="5040" w:hanging="360"/>
+      </w:pPr>
+      <w:rPr>
+        <w:rFonts w:ascii="Wingdings" w:hAnsi="Wingdings" w:hint="default"/>
+        <w:sz w:val="20"/>
+      </w:rPr>
+    </w:lvl>
+    <w:lvl w:ilvl="7" w:tentative="1">
+      <w:start w:val="1"/>
+      <w:numFmt w:val="bullet"/>
+      <w:lvlText w:val=""/>
+      <w:lvlJc w:val="left"/>
+      <w:pPr>
+        <w:tabs>
+          <w:tab w:val="num" w:pos="5760"/>
+        </w:tabs>
+        <w:ind w:left="5760" w:hanging="360"/>
+      </w:pPr>
+      <w:rPr>
+        <w:rFonts w:ascii="Wingdings" w:hAnsi="Wingdings" w:hint="default"/>
+        <w:sz w:val="20"/>
+      </w:rPr>
+    </w:lvl>
+    <w:lvl w:ilvl="8" w:tentative="1">
+      <w:start w:val="1"/>
+      <w:numFmt w:val="bullet"/>
+      <w:lvlText w:val=""/>
+      <w:lvlJc w:val="left"/>
+      <w:pPr>
+        <w:tabs>
+          <w:tab w:val="num" w:pos="6480"/>
+        </w:tabs>
+        <w:ind w:left="6480" w:hanging="360"/>
+      </w:pPr>
+      <w:rPr>
+        <w:rFonts w:ascii="Wingdings" w:hAnsi="Wingdings" w:hint="default"/>
+        <w:sz w:val="20"/>
+      </w:rPr>
+    </w:lvl>
+  </w:abstractNum>
+  <w:abstractNum w:abstractNumId="12" w15:restartNumberingAfterBreak="0">
     <w:nsid w:val="35566C84"/>
     <w:multiLevelType w:val="multilevel"/>
     <w:tmpl w:val="C2F486F0"/>
@@ -15336,7 +13515,7 @@
       </w:rPr>
     </w:lvl>
   </w:abstractNum>
-  <w:abstractNum w:abstractNumId="11" w15:restartNumberingAfterBreak="0">
+  <w:abstractNum w:abstractNumId="13" w15:restartNumberingAfterBreak="0">
     <w:nsid w:val="38B82145"/>
     <w:multiLevelType w:val="multilevel"/>
     <w:tmpl w:val="295C0308"/>
@@ -15449,7 +13628,7 @@
       </w:pPr>
     </w:lvl>
   </w:abstractNum>
-  <w:abstractNum w:abstractNumId="12" w15:restartNumberingAfterBreak="0">
+  <w:abstractNum w:abstractNumId="14" w15:restartNumberingAfterBreak="0">
     <w:nsid w:val="3BDE7270"/>
     <w:multiLevelType w:val="multilevel"/>
     <w:tmpl w:val="EC1C9AA0"/>
@@ -15598,7 +13777,7 @@
       </w:rPr>
     </w:lvl>
   </w:abstractNum>
-  <w:abstractNum w:abstractNumId="13" w15:restartNumberingAfterBreak="0">
+  <w:abstractNum w:abstractNumId="15" w15:restartNumberingAfterBreak="0">
     <w:nsid w:val="3CA37423"/>
     <w:multiLevelType w:val="multilevel"/>
     <w:tmpl w:val="57B2D580"/>
@@ -15711,7 +13890,7 @@
       </w:pPr>
     </w:lvl>
   </w:abstractNum>
-  <w:abstractNum w:abstractNumId="14" w15:restartNumberingAfterBreak="0">
+  <w:abstractNum w:abstractNumId="16" w15:restartNumberingAfterBreak="0">
     <w:nsid w:val="45CB39AB"/>
     <w:multiLevelType w:val="multilevel"/>
     <w:tmpl w:val="2CFC31BE"/>
@@ -15824,7 +14003,7 @@
       </w:pPr>
     </w:lvl>
   </w:abstractNum>
-  <w:abstractNum w:abstractNumId="15" w15:restartNumberingAfterBreak="0">
+  <w:abstractNum w:abstractNumId="17" w15:restartNumberingAfterBreak="0">
     <w:nsid w:val="46B54EF6"/>
     <w:multiLevelType w:val="multilevel"/>
     <w:tmpl w:val="10AC1822"/>
@@ -15941,7 +14120,7 @@
       </w:pPr>
     </w:lvl>
   </w:abstractNum>
-  <w:abstractNum w:abstractNumId="16" w15:restartNumberingAfterBreak="0">
+  <w:abstractNum w:abstractNumId="18" w15:restartNumberingAfterBreak="0">
     <w:nsid w:val="48FF1DB0"/>
     <w:multiLevelType w:val="multilevel"/>
     <w:tmpl w:val="4D0C2498"/>
@@ -16054,7 +14233,7 @@
       </w:pPr>
     </w:lvl>
   </w:abstractNum>
-  <w:abstractNum w:abstractNumId="17" w15:restartNumberingAfterBreak="0">
+  <w:abstractNum w:abstractNumId="19" w15:restartNumberingAfterBreak="0">
     <w:nsid w:val="4A47497E"/>
     <w:multiLevelType w:val="multilevel"/>
     <w:tmpl w:val="ADDEB92E"/>
@@ -16203,7 +14382,7 @@
       </w:rPr>
     </w:lvl>
   </w:abstractNum>
-  <w:abstractNum w:abstractNumId="18" w15:restartNumberingAfterBreak="0">
+  <w:abstractNum w:abstractNumId="20" w15:restartNumberingAfterBreak="0">
     <w:nsid w:val="4AE90CFD"/>
     <w:multiLevelType w:val="multilevel"/>
     <w:tmpl w:val="FB849F5A"/>
@@ -16352,7 +14531,7 @@
       </w:rPr>
     </w:lvl>
   </w:abstractNum>
-  <w:abstractNum w:abstractNumId="19" w15:restartNumberingAfterBreak="0">
+  <w:abstractNum w:abstractNumId="21" w15:restartNumberingAfterBreak="0">
     <w:nsid w:val="57163203"/>
     <w:multiLevelType w:val="multilevel"/>
     <w:tmpl w:val="B0AA04E4"/>
@@ -16465,7 +14644,7 @@
       </w:pPr>
     </w:lvl>
   </w:abstractNum>
-  <w:abstractNum w:abstractNumId="20" w15:restartNumberingAfterBreak="0">
+  <w:abstractNum w:abstractNumId="22" w15:restartNumberingAfterBreak="0">
     <w:nsid w:val="59071D1E"/>
     <w:multiLevelType w:val="multilevel"/>
     <w:tmpl w:val="67A6C1F6"/>
@@ -16614,7 +14793,120 @@
       </w:rPr>
     </w:lvl>
   </w:abstractNum>
-  <w:abstractNum w:abstractNumId="21" w15:restartNumberingAfterBreak="0">
+  <w:abstractNum w:abstractNumId="23" w15:restartNumberingAfterBreak="0">
+    <w:nsid w:val="5AAD561C"/>
+    <w:multiLevelType w:val="hybridMultilevel"/>
+    <w:tmpl w:val="5DF05586"/>
+    <w:lvl w:ilvl="0" w:tplc="04090003">
+      <w:start w:val="1"/>
+      <w:numFmt w:val="bullet"/>
+      <w:lvlText w:val="o"/>
+      <w:lvlJc w:val="left"/>
+      <w:pPr>
+        <w:ind w:left="1440" w:hanging="360"/>
+      </w:pPr>
+      <w:rPr>
+        <w:rFonts w:ascii="Courier New" w:hAnsi="Courier New" w:cs="Courier New" w:hint="default"/>
+      </w:rPr>
+    </w:lvl>
+    <w:lvl w:ilvl="1" w:tplc="04090003" w:tentative="1">
+      <w:start w:val="1"/>
+      <w:numFmt w:val="bullet"/>
+      <w:lvlText w:val="o"/>
+      <w:lvlJc w:val="left"/>
+      <w:pPr>
+        <w:ind w:left="2160" w:hanging="360"/>
+      </w:pPr>
+      <w:rPr>
+        <w:rFonts w:ascii="Courier New" w:hAnsi="Courier New" w:cs="Courier New" w:hint="default"/>
+      </w:rPr>
+    </w:lvl>
+    <w:lvl w:ilvl="2" w:tplc="04090005" w:tentative="1">
+      <w:start w:val="1"/>
+      <w:numFmt w:val="bullet"/>
+      <w:lvlText w:val=""/>
+      <w:lvlJc w:val="left"/>
+      <w:pPr>
+        <w:ind w:left="2880" w:hanging="360"/>
+      </w:pPr>
+      <w:rPr>
+        <w:rFonts w:ascii="Wingdings" w:hAnsi="Wingdings" w:hint="default"/>
+      </w:rPr>
+    </w:lvl>
+    <w:lvl w:ilvl="3" w:tplc="04090001" w:tentative="1">
+      <w:start w:val="1"/>
+      <w:numFmt w:val="bullet"/>
+      <w:lvlText w:val=""/>
+      <w:lvlJc w:val="left"/>
+      <w:pPr>
+        <w:ind w:left="3600" w:hanging="360"/>
+      </w:pPr>
+      <w:rPr>
+        <w:rFonts w:ascii="Symbol" w:hAnsi="Symbol" w:hint="default"/>
+      </w:rPr>
+    </w:lvl>
+    <w:lvl w:ilvl="4" w:tplc="04090003" w:tentative="1">
+      <w:start w:val="1"/>
+      <w:numFmt w:val="bullet"/>
+      <w:lvlText w:val="o"/>
+      <w:lvlJc w:val="left"/>
+      <w:pPr>
+        <w:ind w:left="4320" w:hanging="360"/>
+      </w:pPr>
+      <w:rPr>
+        <w:rFonts w:ascii="Courier New" w:hAnsi="Courier New" w:cs="Courier New" w:hint="default"/>
+      </w:rPr>
+    </w:lvl>
+    <w:lvl w:ilvl="5" w:tplc="04090005" w:tentative="1">
+      <w:start w:val="1"/>
+      <w:numFmt w:val="bullet"/>
+      <w:lvlText w:val=""/>
+      <w:lvlJc w:val="left"/>
+      <w:pPr>
+        <w:ind w:left="5040" w:hanging="360"/>
+      </w:pPr>
+      <w:rPr>
+        <w:rFonts w:ascii="Wingdings" w:hAnsi="Wingdings" w:hint="default"/>
+      </w:rPr>
+    </w:lvl>
+    <w:lvl w:ilvl="6" w:tplc="04090001" w:tentative="1">
+      <w:start w:val="1"/>
+      <w:numFmt w:val="bullet"/>
+      <w:lvlText w:val=""/>
+      <w:lvlJc w:val="left"/>
+      <w:pPr>
+        <w:ind w:left="5760" w:hanging="360"/>
+      </w:pPr>
+      <w:rPr>
+        <w:rFonts w:ascii="Symbol" w:hAnsi="Symbol" w:hint="default"/>
+      </w:rPr>
+    </w:lvl>
+    <w:lvl w:ilvl="7" w:tplc="04090003" w:tentative="1">
+      <w:start w:val="1"/>
+      <w:numFmt w:val="bullet"/>
+      <w:lvlText w:val="o"/>
+      <w:lvlJc w:val="left"/>
+      <w:pPr>
+        <w:ind w:left="6480" w:hanging="360"/>
+      </w:pPr>
+      <w:rPr>
+        <w:rFonts w:ascii="Courier New" w:hAnsi="Courier New" w:cs="Courier New" w:hint="default"/>
+      </w:rPr>
+    </w:lvl>
+    <w:lvl w:ilvl="8" w:tplc="04090005" w:tentative="1">
+      <w:start w:val="1"/>
+      <w:numFmt w:val="bullet"/>
+      <w:lvlText w:val=""/>
+      <w:lvlJc w:val="left"/>
+      <w:pPr>
+        <w:ind w:left="7200" w:hanging="360"/>
+      </w:pPr>
+      <w:rPr>
+        <w:rFonts w:ascii="Wingdings" w:hAnsi="Wingdings" w:hint="default"/>
+      </w:rPr>
+    </w:lvl>
+  </w:abstractNum>
+  <w:abstractNum w:abstractNumId="24" w15:restartNumberingAfterBreak="0">
     <w:nsid w:val="5F440DDB"/>
     <w:multiLevelType w:val="multilevel"/>
     <w:tmpl w:val="5BEA86BC"/>
@@ -16727,7 +15019,7 @@
       </w:pPr>
     </w:lvl>
   </w:abstractNum>
-  <w:abstractNum w:abstractNumId="22" w15:restartNumberingAfterBreak="0">
+  <w:abstractNum w:abstractNumId="25" w15:restartNumberingAfterBreak="0">
     <w:nsid w:val="64D03D80"/>
     <w:multiLevelType w:val="multilevel"/>
     <w:tmpl w:val="3C90E584"/>
@@ -16840,7 +15132,7 @@
       </w:pPr>
     </w:lvl>
   </w:abstractNum>
-  <w:abstractNum w:abstractNumId="23" w15:restartNumberingAfterBreak="0">
+  <w:abstractNum w:abstractNumId="26" w15:restartNumberingAfterBreak="0">
     <w:nsid w:val="65C03F80"/>
     <w:multiLevelType w:val="multilevel"/>
     <w:tmpl w:val="B15A6616"/>
@@ -16989,7 +15281,7 @@
       </w:rPr>
     </w:lvl>
   </w:abstractNum>
-  <w:abstractNum w:abstractNumId="24" w15:restartNumberingAfterBreak="0">
+  <w:abstractNum w:abstractNumId="27" w15:restartNumberingAfterBreak="0">
     <w:nsid w:val="6648270A"/>
     <w:multiLevelType w:val="multilevel"/>
     <w:tmpl w:val="B68E1166"/>
@@ -17138,7 +15430,7 @@
       </w:rPr>
     </w:lvl>
   </w:abstractNum>
-  <w:abstractNum w:abstractNumId="25" w15:restartNumberingAfterBreak="0">
+  <w:abstractNum w:abstractNumId="28" w15:restartNumberingAfterBreak="0">
     <w:nsid w:val="67C422E3"/>
     <w:multiLevelType w:val="multilevel"/>
     <w:tmpl w:val="51548EF4"/>
@@ -17287,7 +15579,7 @@
       </w:rPr>
     </w:lvl>
   </w:abstractNum>
-  <w:abstractNum w:abstractNumId="26" w15:restartNumberingAfterBreak="0">
+  <w:abstractNum w:abstractNumId="29" w15:restartNumberingAfterBreak="0">
     <w:nsid w:val="6A4A5AA6"/>
     <w:multiLevelType w:val="multilevel"/>
     <w:tmpl w:val="DABE4268"/>
@@ -17436,7 +15728,7 @@
       </w:rPr>
     </w:lvl>
   </w:abstractNum>
-  <w:abstractNum w:abstractNumId="27" w15:restartNumberingAfterBreak="0">
+  <w:abstractNum w:abstractNumId="30" w15:restartNumberingAfterBreak="0">
     <w:nsid w:val="6C6D58F7"/>
     <w:multiLevelType w:val="multilevel"/>
     <w:tmpl w:val="9A10C7DE"/>
@@ -17585,7 +15877,7 @@
       </w:rPr>
     </w:lvl>
   </w:abstractNum>
-  <w:abstractNum w:abstractNumId="28" w15:restartNumberingAfterBreak="0">
+  <w:abstractNum w:abstractNumId="31" w15:restartNumberingAfterBreak="0">
     <w:nsid w:val="6D4D6336"/>
     <w:multiLevelType w:val="multilevel"/>
     <w:tmpl w:val="8FD6800A"/>
@@ -17734,7 +16026,7 @@
       </w:rPr>
     </w:lvl>
   </w:abstractNum>
-  <w:abstractNum w:abstractNumId="29" w15:restartNumberingAfterBreak="0">
+  <w:abstractNum w:abstractNumId="32" w15:restartNumberingAfterBreak="0">
     <w:nsid w:val="71563252"/>
     <w:multiLevelType w:val="multilevel"/>
     <w:tmpl w:val="76923D94"/>
@@ -17883,7 +16175,7 @@
       </w:rPr>
     </w:lvl>
   </w:abstractNum>
-  <w:abstractNum w:abstractNumId="30" w15:restartNumberingAfterBreak="0">
+  <w:abstractNum w:abstractNumId="33" w15:restartNumberingAfterBreak="0">
     <w:nsid w:val="754E1201"/>
     <w:multiLevelType w:val="multilevel"/>
     <w:tmpl w:val="D736B39C"/>
@@ -17996,7 +16288,7 @@
       </w:rPr>
     </w:lvl>
   </w:abstractNum>
-  <w:abstractNum w:abstractNumId="31" w15:restartNumberingAfterBreak="0">
+  <w:abstractNum w:abstractNumId="34" w15:restartNumberingAfterBreak="0">
     <w:nsid w:val="75C978A6"/>
     <w:multiLevelType w:val="multilevel"/>
     <w:tmpl w:val="90F2FA94"/>
@@ -18109,7 +16401,7 @@
       </w:pPr>
     </w:lvl>
   </w:abstractNum>
-  <w:abstractNum w:abstractNumId="32" w15:restartNumberingAfterBreak="0">
+  <w:abstractNum w:abstractNumId="35" w15:restartNumberingAfterBreak="0">
     <w:nsid w:val="7710655C"/>
     <w:multiLevelType w:val="multilevel"/>
     <w:tmpl w:val="91A2A13A"/>
@@ -18259,13 +16551,13 @@
     </w:lvl>
   </w:abstractNum>
   <w:num w:numId="1" w16cid:durableId="1766458605">
-    <w:abstractNumId w:val="17"/>
+    <w:abstractNumId w:val="19"/>
   </w:num>
   <w:num w:numId="2" w16cid:durableId="1480416353">
     <w:abstractNumId w:val="5"/>
   </w:num>
   <w:num w:numId="3" w16cid:durableId="900411532">
-    <w:abstractNumId w:val="12"/>
+    <w:abstractNumId w:val="14"/>
   </w:num>
   <w:num w:numId="4" w16cid:durableId="80568806">
     <w:abstractNumId w:val="3"/>
@@ -18274,88 +16566,97 @@
     <w:abstractNumId w:val="0"/>
   </w:num>
   <w:num w:numId="6" w16cid:durableId="1443187473">
-    <w:abstractNumId w:val="20"/>
+    <w:abstractNumId w:val="22"/>
   </w:num>
   <w:num w:numId="7" w16cid:durableId="1267155220">
     <w:abstractNumId w:val="1"/>
   </w:num>
   <w:num w:numId="8" w16cid:durableId="1671247724">
-    <w:abstractNumId w:val="23"/>
+    <w:abstractNumId w:val="26"/>
   </w:num>
   <w:num w:numId="9" w16cid:durableId="1697999935">
-    <w:abstractNumId w:val="25"/>
+    <w:abstractNumId w:val="28"/>
   </w:num>
   <w:num w:numId="10" w16cid:durableId="1771655892">
-    <w:abstractNumId w:val="32"/>
+    <w:abstractNumId w:val="35"/>
   </w:num>
   <w:num w:numId="11" w16cid:durableId="2031488894">
-    <w:abstractNumId w:val="24"/>
+    <w:abstractNumId w:val="27"/>
   </w:num>
   <w:num w:numId="12" w16cid:durableId="1937051941">
     <w:abstractNumId w:val="2"/>
   </w:num>
   <w:num w:numId="13" w16cid:durableId="1061103350">
-    <w:abstractNumId w:val="28"/>
+    <w:abstractNumId w:val="31"/>
   </w:num>
   <w:num w:numId="14" w16cid:durableId="985084242">
+    <w:abstractNumId w:val="24"/>
+  </w:num>
+  <w:num w:numId="15" w16cid:durableId="226036913">
     <w:abstractNumId w:val="21"/>
   </w:num>
-  <w:num w:numId="15" w16cid:durableId="226036913">
-    <w:abstractNumId w:val="19"/>
-  </w:num>
   <w:num w:numId="16" w16cid:durableId="602811560">
-    <w:abstractNumId w:val="13"/>
+    <w:abstractNumId w:val="15"/>
   </w:num>
   <w:num w:numId="17" w16cid:durableId="274749389">
-    <w:abstractNumId w:val="27"/>
+    <w:abstractNumId w:val="30"/>
   </w:num>
   <w:num w:numId="18" w16cid:durableId="798181609">
     <w:abstractNumId w:val="4"/>
   </w:num>
   <w:num w:numId="19" w16cid:durableId="813252226">
+    <w:abstractNumId w:val="18"/>
+  </w:num>
+  <w:num w:numId="20" w16cid:durableId="508368225">
+    <w:abstractNumId w:val="17"/>
+  </w:num>
+  <w:num w:numId="21" w16cid:durableId="1734160986">
+    <w:abstractNumId w:val="32"/>
+  </w:num>
+  <w:num w:numId="22" w16cid:durableId="1967463960">
+    <w:abstractNumId w:val="33"/>
+  </w:num>
+  <w:num w:numId="23" w16cid:durableId="2068990640">
+    <w:abstractNumId w:val="10"/>
+  </w:num>
+  <w:num w:numId="24" w16cid:durableId="1602301065">
     <w:abstractNumId w:val="16"/>
   </w:num>
-  <w:num w:numId="20" w16cid:durableId="508368225">
-    <w:abstractNumId w:val="15"/>
-  </w:num>
-  <w:num w:numId="21" w16cid:durableId="1734160986">
-    <w:abstractNumId w:val="29"/>
-  </w:num>
-  <w:num w:numId="22" w16cid:durableId="1967463960">
-    <w:abstractNumId w:val="30"/>
-  </w:num>
-  <w:num w:numId="23" w16cid:durableId="2068990640">
-    <w:abstractNumId w:val="9"/>
-  </w:num>
-  <w:num w:numId="24" w16cid:durableId="1602301065">
-    <w:abstractNumId w:val="14"/>
-  </w:num>
   <w:num w:numId="25" w16cid:durableId="1553955046">
-    <w:abstractNumId w:val="18"/>
+    <w:abstractNumId w:val="20"/>
   </w:num>
   <w:num w:numId="26" w16cid:durableId="359399854">
-    <w:abstractNumId w:val="8"/>
+    <w:abstractNumId w:val="9"/>
   </w:num>
   <w:num w:numId="27" w16cid:durableId="180366169">
     <w:abstractNumId w:val="7"/>
   </w:num>
   <w:num w:numId="28" w16cid:durableId="1697927137">
-    <w:abstractNumId w:val="31"/>
+    <w:abstractNumId w:val="34"/>
   </w:num>
   <w:num w:numId="29" w16cid:durableId="1479573126">
-    <w:abstractNumId w:val="11"/>
+    <w:abstractNumId w:val="13"/>
   </w:num>
   <w:num w:numId="30" w16cid:durableId="14968154">
     <w:abstractNumId w:val="6"/>
   </w:num>
   <w:num w:numId="31" w16cid:durableId="35785175">
-    <w:abstractNumId w:val="26"/>
+    <w:abstractNumId w:val="29"/>
   </w:num>
   <w:num w:numId="32" w16cid:durableId="229004582">
-    <w:abstractNumId w:val="10"/>
+    <w:abstractNumId w:val="12"/>
   </w:num>
   <w:num w:numId="33" w16cid:durableId="1161041855">
-    <w:abstractNumId w:val="22"/>
+    <w:abstractNumId w:val="25"/>
+  </w:num>
+  <w:num w:numId="34" w16cid:durableId="506948585">
+    <w:abstractNumId w:val="11"/>
+  </w:num>
+  <w:num w:numId="35" w16cid:durableId="845287585">
+    <w:abstractNumId w:val="8"/>
+  </w:num>
+  <w:num w:numId="36" w16cid:durableId="2091076995">
+    <w:abstractNumId w:val="23"/>
   </w:num>
 </w:numbering>
 </file>
@@ -18752,17 +17053,17 @@
   <w:style w:type="paragraph" w:default="1" w:styleId="a">
     <w:name w:val="Normal"/>
     <w:qFormat/>
-    <w:rsid w:val="00E46367"/>
+    <w:rsid w:val="00CF2016"/>
     <w:rPr>
       <w:rFonts w:eastAsiaTheme="minorEastAsia"/>
       <w:sz w:val="24"/>
       <w:szCs w:val="24"/>
     </w:rPr>
   </w:style>
-  <w:style w:type="paragraph" w:styleId="1">
+  <w:style w:type="paragraph" w:styleId="10">
     <w:name w:val="heading 1"/>
     <w:basedOn w:val="a"/>
-    <w:link w:val="10"/>
+    <w:link w:val="11"/>
     <w:uiPriority w:val="9"/>
     <w:qFormat/>
     <w:pPr>
@@ -18890,7 +17191,6 @@
     <w:name w:val="Hyperlink"/>
     <w:basedOn w:val="a0"/>
     <w:uiPriority w:val="99"/>
-    <w:semiHidden/>
     <w:unhideWhenUsed/>
     <w:rPr>
       <w:color w:val="0000FF"/>
@@ -18920,10 +17220,10 @@
       <w:szCs w:val="20"/>
     </w:rPr>
   </w:style>
-  <w:style w:type="character" w:customStyle="1" w:styleId="10">
+  <w:style w:type="character" w:customStyle="1" w:styleId="11">
     <w:name w:val="כותרת 1 תו"/>
     <w:basedOn w:val="a0"/>
-    <w:link w:val="1"/>
+    <w:link w:val="10"/>
     <w:uiPriority w:val="9"/>
     <w:rPr>
       <w:rFonts w:asciiTheme="majorHAnsi" w:eastAsiaTheme="majorEastAsia" w:hAnsiTheme="majorHAnsi" w:cstheme="majorBidi"/>
@@ -20580,7 +18880,7 @@
   </w:style>
   <w:style w:type="paragraph" w:customStyle="1" w:styleId="ab">
     <w:name w:val="שלב"/>
-    <w:basedOn w:val="1"/>
+    <w:basedOn w:val="10"/>
     <w:link w:val="ac"/>
     <w:qFormat/>
     <w:rsid w:val="00013927"/>
@@ -20595,7 +18895,7 @@
   </w:style>
   <w:style w:type="character" w:customStyle="1" w:styleId="ac">
     <w:name w:val="שלב תו"/>
-    <w:basedOn w:val="10"/>
+    <w:basedOn w:val="11"/>
     <w:link w:val="ab"/>
     <w:rsid w:val="00013927"/>
     <w:rPr>
@@ -20606,6 +18906,86 @@
       <w:kern w:val="36"/>
       <w:sz w:val="40"/>
       <w:szCs w:val="40"/>
+    </w:rPr>
+  </w:style>
+  <w:style w:type="paragraph" w:styleId="TOC2">
+    <w:name w:val="toc 2"/>
+    <w:basedOn w:val="a"/>
+    <w:next w:val="a"/>
+    <w:autoRedefine/>
+    <w:uiPriority w:val="39"/>
+    <w:unhideWhenUsed/>
+    <w:rsid w:val="00AC2CEE"/>
+    <w:pPr>
+      <w:spacing w:after="100"/>
+      <w:ind w:left="240"/>
+    </w:pPr>
+  </w:style>
+  <w:style w:type="paragraph" w:styleId="TOC3">
+    <w:name w:val="toc 3"/>
+    <w:basedOn w:val="a"/>
+    <w:next w:val="a"/>
+    <w:autoRedefine/>
+    <w:uiPriority w:val="39"/>
+    <w:unhideWhenUsed/>
+    <w:rsid w:val="00AC2CEE"/>
+    <w:pPr>
+      <w:spacing w:after="100"/>
+      <w:ind w:left="480"/>
+    </w:pPr>
+  </w:style>
+  <w:style w:type="paragraph" w:styleId="TOC1">
+    <w:name w:val="toc 1"/>
+    <w:basedOn w:val="a"/>
+    <w:next w:val="a"/>
+    <w:autoRedefine/>
+    <w:uiPriority w:val="39"/>
+    <w:unhideWhenUsed/>
+    <w:rsid w:val="00AC2CEE"/>
+    <w:pPr>
+      <w:spacing w:after="100"/>
+    </w:pPr>
+  </w:style>
+  <w:style w:type="paragraph" w:customStyle="1" w:styleId="1">
+    <w:name w:val="סגנון1"/>
+    <w:basedOn w:val="a"/>
+    <w:link w:val="12"/>
+    <w:qFormat/>
+    <w:rsid w:val="006079EB"/>
+    <w:pPr>
+      <w:numPr>
+        <w:numId w:val="34"/>
+      </w:numPr>
+      <w:bidi/>
+      <w:spacing w:before="100" w:beforeAutospacing="1"/>
+    </w:pPr>
+    <w:rPr>
+      <w:rFonts w:ascii="Helvetica" w:eastAsia="Times New Roman" w:hAnsi="Helvetica" w:cs="Helvetica"/>
+      <w:color w:val="0088CC"/>
+      <w:sz w:val="20"/>
+      <w:szCs w:val="20"/>
+    </w:rPr>
+  </w:style>
+  <w:style w:type="character" w:customStyle="1" w:styleId="12">
+    <w:name w:val="סגנון1 תו"/>
+    <w:basedOn w:val="a0"/>
+    <w:link w:val="1"/>
+    <w:rsid w:val="006079EB"/>
+    <w:rPr>
+      <w:rFonts w:ascii="Helvetica" w:hAnsi="Helvetica" w:cs="Helvetica"/>
+      <w:color w:val="0088CC"/>
+    </w:rPr>
+  </w:style>
+  <w:style w:type="character" w:styleId="ad">
+    <w:name w:val="Unresolved Mention"/>
+    <w:basedOn w:val="a0"/>
+    <w:uiPriority w:val="99"/>
+    <w:semiHidden/>
+    <w:unhideWhenUsed/>
+    <w:rsid w:val="006079EB"/>
+    <w:rPr>
+      <w:color w:val="605E5C"/>
+      <w:shd w:val="clear" w:color="auto" w:fill="E1DFDD"/>
     </w:rPr>
   </w:style>
 </w:styles>
